--- a/Fase_2/Evidencias_Grupales/2.4_GuiaEstudiante_Fase 2_DesarrolloProyecto APT.docx
+++ b/Fase_2/Evidencias_Grupales/2.4_GuiaEstudiante_Fase 2_DesarrolloProyecto APT.docx
@@ -1,11 +1,8 @@
 
 <file path=word/document.xml><?xml version="1.0" encoding="utf-8"?>
-<w:document xmlns:wpc="http://schemas.microsoft.com/office/word/2010/wordprocessingCanvas" xmlns:cx="http://schemas.microsoft.com/office/drawing/2014/chartex" xmlns:mc="http://schemas.openxmlformats.org/markup-compatibility/2006" xmlns:o="urn:schemas-microsoft-com:office:office" xmlns:r="http://schemas.openxmlformats.org/officeDocument/2006/relationships" xmlns:m="http://schemas.openxmlformats.org/officeDocument/2006/math" xmlns:v="urn:schemas-microsoft-com:vml" xmlns:wp14="http://schemas.microsoft.com/office/word/2010/wordprocessingDrawing" xmlns:wp="http://schemas.openxmlformats.org/drawingml/2006/wordprocessingDrawing" xmlns:w10="urn:schemas-microsoft-com:office:word" xmlns:w="http://schemas.openxmlformats.org/wordprocessingml/2006/main" xmlns:w14="http://schemas.microsoft.com/office/word/2010/wordml" xmlns:w15="http://schemas.microsoft.com/office/word/2012/wordml" xmlns:w16se="http://schemas.microsoft.com/office/word/2015/wordml/symex" xmlns:wpg="http://schemas.microsoft.com/office/word/2010/wordprocessingGroup" xmlns:wpi="http://schemas.microsoft.com/office/word/2010/wordprocessingInk" xmlns:wne="http://schemas.microsoft.com/office/word/2006/wordml" xmlns:wps="http://schemas.microsoft.com/office/word/2010/wordprocessingShape" mc:Ignorable="w14 w15 w16se wp14">
+<w:document xmlns:wpc="http://schemas.microsoft.com/office/word/2010/wordprocessingCanvas" xmlns:cx="http://schemas.microsoft.com/office/drawing/2014/chartex" xmlns:cx1="http://schemas.microsoft.com/office/drawing/2015/9/8/chartex" xmlns:cx2="http://schemas.microsoft.com/office/drawing/2015/10/21/chartex" xmlns:cx3="http://schemas.microsoft.com/office/drawing/2016/5/9/chartex" xmlns:cx4="http://schemas.microsoft.com/office/drawing/2016/5/10/chartex" xmlns:cx5="http://schemas.microsoft.com/office/drawing/2016/5/11/chartex" xmlns:cx6="http://schemas.microsoft.com/office/drawing/2016/5/12/chartex" xmlns:cx7="http://schemas.microsoft.com/office/drawing/2016/5/13/chartex" xmlns:cx8="http://schemas.microsoft.com/office/drawing/2016/5/14/chartex" xmlns:mc="http://schemas.openxmlformats.org/markup-compatibility/2006" xmlns:aink="http://schemas.microsoft.com/office/drawing/2016/ink" xmlns:am3d="http://schemas.microsoft.com/office/drawing/2017/model3d" xmlns:o="urn:schemas-microsoft-com:office:office" xmlns:oel="http://schemas.microsoft.com/office/2019/extlst" xmlns:r="http://schemas.openxmlformats.org/officeDocument/2006/relationships" xmlns:m="http://schemas.openxmlformats.org/officeDocument/2006/math" xmlns:v="urn:schemas-microsoft-com:vml" xmlns:wp14="http://schemas.microsoft.com/office/word/2010/wordprocessingDrawing" xmlns:wp="http://schemas.openxmlformats.org/drawingml/2006/wordprocessingDrawing" xmlns:w10="urn:schemas-microsoft-com:office:word" xmlns:w="http://schemas.openxmlformats.org/wordprocessingml/2006/main" xmlns:w14="http://schemas.microsoft.com/office/word/2010/wordml" xmlns:w15="http://schemas.microsoft.com/office/word/2012/wordml" xmlns:w16cex="http://schemas.microsoft.com/office/word/2018/wordml/cex" xmlns:w16cid="http://schemas.microsoft.com/office/word/2016/wordml/cid" xmlns:w16="http://schemas.microsoft.com/office/word/2018/wordml" xmlns:w16du="http://schemas.microsoft.com/office/word/2023/wordml/word16du" xmlns:w16sdtdh="http://schemas.microsoft.com/office/word/2020/wordml/sdtdatahash" xmlns:w16sdtfl="http://schemas.microsoft.com/office/word/2024/wordml/sdtformatlock" xmlns:w16se="http://schemas.microsoft.com/office/word/2015/wordml/symex" xmlns:wpg="http://schemas.microsoft.com/office/word/2010/wordprocessingGroup" xmlns:wpi="http://schemas.microsoft.com/office/word/2010/wordprocessingInk" xmlns:wne="http://schemas.microsoft.com/office/word/2006/wordml" xmlns:wps="http://schemas.microsoft.com/office/word/2010/wordprocessingShape" mc:Ignorable="w14 w15 w16se w16cid w16 w16cex w16sdtdh w16sdtfl w16du wp14">
   <w:body>
-    <w:p>
-      <w:bookmarkStart w:id="0" w:name="_GoBack"/>
-      <w:bookmarkEnd w:id="0"/>
-    </w:p>
+    <w:p/>
     <w:p>
       <w:pPr>
         <w:rPr>
@@ -589,222 +586,179 @@
         <w:tc>
           <w:tcPr>
             <w:tcW w:w="2528" w:type="dxa"/>
+            <w:shd w:val="clear" w:color="auto" w:fill="EDF3FA"/>
+            <w:tcMar>
+              <w:top w:w="70" w:type="dxa"/>
+              <w:left w:w="80" w:type="dxa"/>
+              <w:bottom w:w="70" w:type="dxa"/>
+              <w:right w:w="80" w:type="dxa"/>
+            </w:tcMar>
             <w:vAlign w:val="center"/>
           </w:tcPr>
           <w:p>
             <w:pPr>
-              <w:rPr>
-                <w:rFonts w:ascii="Calibri" w:hAnsi="Calibri"/>
-                <w:color w:val="1F3864" w:themeColor="accent1" w:themeShade="80"/>
-              </w:rPr>
-            </w:pPr>
-            <w:r>
-              <w:rPr>
-                <w:rFonts w:ascii="Calibri" w:hAnsi="Calibri"/>
-                <w:color w:val="1F3864" w:themeColor="accent1" w:themeShade="80"/>
-              </w:rPr>
-              <w:t>Resumen</w:t>
-            </w:r>
-            <w:r>
-              <w:rPr>
-                <w:rFonts w:ascii="Calibri" w:hAnsi="Calibri"/>
-                <w:color w:val="1F3864" w:themeColor="accent1" w:themeShade="80"/>
-              </w:rPr>
-              <w:t xml:space="preserve"> de</w:t>
-            </w:r>
-            <w:r>
-              <w:rPr>
-                <w:rFonts w:ascii="Calibri" w:hAnsi="Calibri"/>
-                <w:color w:val="1F3864" w:themeColor="accent1" w:themeShade="80"/>
-              </w:rPr>
-              <w:t xml:space="preserve"> avance proyecto APT</w:t>
+              <w:spacing w:after="0" w:line="240" w:lineRule="auto"/>
+            </w:pPr>
+            <w:r>
+              <w:rPr>
+                <w:rFonts w:ascii="Arial" w:hAnsi="Arial"/>
+                <w:b/>
+                <w:color w:val="1F3864"/>
+                <w:sz w:val="20"/>
+              </w:rPr>
+              <w:t>Resumen de avance proyecto APT</w:t>
             </w:r>
           </w:p>
         </w:tc>
         <w:tc>
           <w:tcPr>
             <w:tcW w:w="7111" w:type="dxa"/>
-          </w:tcPr>
-          <w:p>
-            <w:pPr>
+            <w:tcMar>
+              <w:top w:w="90" w:type="dxa"/>
+              <w:left w:w="100" w:type="dxa"/>
+              <w:bottom w:w="90" w:type="dxa"/>
+              <w:right w:w="100" w:type="dxa"/>
+            </w:tcMar>
+          </w:tcPr>
+          <w:p>
+            <w:pPr>
+              <w:spacing w:after="80" w:line="252" w:lineRule="auto"/>
               <w:jc w:val="both"/>
-              <w:rPr>
-                <w:rFonts w:ascii="Calibri" w:hAnsi="Calibri" w:cs="Arial"/>
-                <w:i/>
-                <w:color w:val="548DD4"/>
-                <w:sz w:val="20"/>
-                <w:szCs w:val="20"/>
-                <w:lang w:eastAsia="es-CL"/>
-              </w:rPr>
-            </w:pPr>
-            <w:r>
-              <w:rPr>
-                <w:rFonts w:ascii="Calibri" w:hAnsi="Calibri" w:cs="Arial"/>
-                <w:i/>
-                <w:color w:val="548DD4"/>
-                <w:sz w:val="20"/>
-                <w:szCs w:val="20"/>
-                <w:lang w:eastAsia="es-CL"/>
-              </w:rPr>
-              <w:t xml:space="preserve">En esta </w:t>
-            </w:r>
-            <w:r>
-              <w:rPr>
-                <w:rFonts w:ascii="Calibri" w:hAnsi="Calibri" w:cs="Arial"/>
-                <w:i/>
-                <w:color w:val="548DD4"/>
-                <w:sz w:val="20"/>
-                <w:szCs w:val="20"/>
-                <w:lang w:eastAsia="es-CL"/>
-              </w:rPr>
-              <w:t>sección</w:t>
-            </w:r>
-            <w:r>
-              <w:rPr>
-                <w:rFonts w:ascii="Calibri" w:hAnsi="Calibri" w:cs="Arial"/>
-                <w:i/>
-                <w:color w:val="548DD4"/>
-                <w:sz w:val="20"/>
-                <w:szCs w:val="20"/>
-                <w:lang w:eastAsia="es-CL"/>
-              </w:rPr>
-              <w:t xml:space="preserve"> deberá</w:t>
-            </w:r>
-            <w:r>
-              <w:rPr>
-                <w:rFonts w:ascii="Calibri" w:hAnsi="Calibri" w:cs="Arial"/>
-                <w:i/>
-                <w:color w:val="548DD4"/>
-                <w:sz w:val="20"/>
-                <w:szCs w:val="20"/>
-                <w:lang w:eastAsia="es-CL"/>
-              </w:rPr>
-              <w:t>s</w:t>
-            </w:r>
-            <w:r>
-              <w:rPr>
-                <w:rFonts w:ascii="Calibri" w:hAnsi="Calibri" w:cs="Arial"/>
-                <w:i/>
-                <w:color w:val="548DD4"/>
-                <w:sz w:val="20"/>
-                <w:szCs w:val="20"/>
-                <w:lang w:eastAsia="es-CL"/>
-              </w:rPr>
-              <w:t xml:space="preserve"> </w:t>
-            </w:r>
-            <w:r>
-              <w:rPr>
-                <w:rFonts w:ascii="Calibri" w:hAnsi="Calibri" w:cs="Arial"/>
-                <w:i/>
-                <w:color w:val="548DD4"/>
-                <w:sz w:val="20"/>
-                <w:szCs w:val="20"/>
-                <w:lang w:eastAsia="es-CL"/>
-              </w:rPr>
-              <w:t xml:space="preserve">realizar un resumen de los avances que has realizado en tu proyecto APT. </w:t>
-            </w:r>
-            <w:r>
-              <w:rPr>
-                <w:rFonts w:ascii="Calibri" w:hAnsi="Calibri" w:cs="Arial"/>
-                <w:i/>
-                <w:color w:val="548DD4"/>
-                <w:sz w:val="20"/>
-                <w:szCs w:val="20"/>
-                <w:lang w:eastAsia="es-CL"/>
-              </w:rPr>
-              <w:t xml:space="preserve">Relata </w:t>
-            </w:r>
-            <w:r>
-              <w:rPr>
-                <w:rFonts w:ascii="Calibri" w:hAnsi="Calibri" w:cs="Arial"/>
-                <w:i/>
-                <w:color w:val="548DD4"/>
-                <w:sz w:val="20"/>
-                <w:szCs w:val="20"/>
-                <w:lang w:eastAsia="es-CL"/>
-              </w:rPr>
-              <w:t xml:space="preserve">brevemente </w:t>
-            </w:r>
-            <w:r>
-              <w:rPr>
-                <w:rFonts w:ascii="Calibri" w:hAnsi="Calibri" w:cs="Arial"/>
-                <w:i/>
-                <w:color w:val="548DD4"/>
-                <w:sz w:val="20"/>
-                <w:szCs w:val="20"/>
-                <w:lang w:eastAsia="es-CL"/>
-              </w:rPr>
-              <w:t xml:space="preserve">qué </w:t>
-            </w:r>
-            <w:r>
-              <w:rPr>
-                <w:rFonts w:ascii="Calibri" w:hAnsi="Calibri" w:cs="Arial"/>
-                <w:i/>
-                <w:color w:val="548DD4"/>
-                <w:sz w:val="20"/>
-                <w:szCs w:val="20"/>
-                <w:lang w:eastAsia="es-CL"/>
-              </w:rPr>
-              <w:t xml:space="preserve">actividades </w:t>
-            </w:r>
-            <w:r>
-              <w:rPr>
-                <w:rFonts w:ascii="Calibri" w:hAnsi="Calibri" w:cs="Arial"/>
-                <w:i/>
-                <w:color w:val="548DD4"/>
-                <w:sz w:val="20"/>
-                <w:szCs w:val="20"/>
-                <w:lang w:eastAsia="es-CL"/>
-              </w:rPr>
-              <w:t>del proyecto has llevado a cabo y qué objetivos específicos has cumplido hasta el minuto y de qué manera.</w:t>
-            </w:r>
-          </w:p>
-          <w:p>
-            <w:pPr>
+            </w:pPr>
+            <w:r>
+              <w:rPr>
+                <w:rFonts w:ascii="Arial" w:hAnsi="Arial"/>
+                <w:color w:val="000000"/>
+                <w:sz w:val="18"/>
+              </w:rPr>
+              <w:t xml:space="preserve">Al cierre del Sprint 3, el 9 de octubre de 2026, el proyecto mantiene el alcance de seis módulos y ha avanzado conforme a la planificación acordada. Durante la etapa inicial se completaron la definición de la problemática, el levantamiento de requerimientos, el alcance, el </w:t>
+            </w:r>
+            <w:proofErr w:type="spellStart"/>
+            <w:r>
+              <w:rPr>
+                <w:rFonts w:ascii="Arial" w:hAnsi="Arial"/>
+                <w:color w:val="000000"/>
+                <w:sz w:val="18"/>
+              </w:rPr>
+              <w:t>Product</w:t>
+            </w:r>
+            <w:proofErr w:type="spellEnd"/>
+            <w:r>
+              <w:rPr>
+                <w:rFonts w:ascii="Arial" w:hAnsi="Arial"/>
+                <w:color w:val="000000"/>
+                <w:sz w:val="18"/>
+              </w:rPr>
+              <w:t xml:space="preserve"> Backlog, el análisis de procesos, la arquitectura, el modelo de datos y los prototipos de interfaz.</w:t>
+            </w:r>
+          </w:p>
+          <w:p>
+            <w:pPr>
+              <w:spacing w:after="80" w:line="252" w:lineRule="auto"/>
               <w:jc w:val="both"/>
-              <w:rPr>
-                <w:rFonts w:ascii="Calibri" w:hAnsi="Calibri" w:cs="Arial"/>
-                <w:i/>
-                <w:color w:val="548DD4"/>
-                <w:sz w:val="20"/>
-                <w:szCs w:val="20"/>
-                <w:lang w:eastAsia="es-CL"/>
-              </w:rPr>
-            </w:pPr>
-            <w:r>
-              <w:rPr>
-                <w:rFonts w:ascii="Calibri" w:hAnsi="Calibri" w:cs="Arial"/>
-                <w:i/>
-                <w:color w:val="548DD4"/>
-                <w:sz w:val="20"/>
-                <w:szCs w:val="20"/>
-                <w:lang w:eastAsia="es-CL"/>
-              </w:rPr>
-              <w:t>En caso que hayas realizado ajustes a los objetivos o metodología, debes incluir dichos apartados nuevamente en este informe, señalando cuáles son dichos ajustes.</w:t>
+            </w:pPr>
+            <w:r>
+              <w:rPr>
+                <w:rFonts w:ascii="Arial" w:hAnsi="Arial"/>
+                <w:color w:val="000000"/>
+                <w:sz w:val="18"/>
+              </w:rPr>
+              <w:t xml:space="preserve">En la Fase 2 se completaron tres de los seis </w:t>
+            </w:r>
+            <w:proofErr w:type="spellStart"/>
+            <w:r>
+              <w:rPr>
+                <w:rFonts w:ascii="Arial" w:hAnsi="Arial"/>
+                <w:color w:val="000000"/>
+                <w:sz w:val="18"/>
+              </w:rPr>
+              <w:t>sprints</w:t>
+            </w:r>
+            <w:proofErr w:type="spellEnd"/>
+            <w:r>
+              <w:rPr>
+                <w:rFonts w:ascii="Arial" w:hAnsi="Arial"/>
+                <w:color w:val="000000"/>
+                <w:sz w:val="18"/>
+              </w:rPr>
+              <w:t xml:space="preserve"> planificados. El Sprint 1 entregó la gestión de usuarios, roles, permisos y contexto de empresa; el Sprint 2 incorporó solicitudes, autorizaciones, seguimiento y notificaciones; y el Sprint 3 completó la API de lectura, las consultas de productos, stock y clientes, la creación de cotizaciones y los avisos de cambios de estado. Con ello se alcanzan 12 de 20 historias de usuario y 84 de 145 Story Points, equivalentes al 57,9 % del </w:t>
+            </w:r>
+            <w:proofErr w:type="spellStart"/>
+            <w:r>
+              <w:rPr>
+                <w:rFonts w:ascii="Arial" w:hAnsi="Arial"/>
+                <w:color w:val="000000"/>
+                <w:sz w:val="18"/>
+              </w:rPr>
+              <w:t>Product</w:t>
+            </w:r>
+            <w:proofErr w:type="spellEnd"/>
+            <w:r>
+              <w:rPr>
+                <w:rFonts w:ascii="Arial" w:hAnsi="Arial"/>
+                <w:color w:val="000000"/>
+                <w:sz w:val="18"/>
+              </w:rPr>
+              <w:t xml:space="preserve"> Backlog estimado.</w:t>
+            </w:r>
+          </w:p>
+          <w:p>
+            <w:pPr>
+              <w:spacing w:after="80" w:line="252" w:lineRule="auto"/>
+              <w:jc w:val="both"/>
+            </w:pPr>
+            <w:r>
+              <w:rPr>
+                <w:rFonts w:ascii="Arial" w:hAnsi="Arial"/>
+                <w:color w:val="000000"/>
+                <w:sz w:val="18"/>
+              </w:rPr>
+              <w:t xml:space="preserve">Los </w:t>
+            </w:r>
+            <w:proofErr w:type="spellStart"/>
+            <w:r>
+              <w:rPr>
+                <w:rFonts w:ascii="Arial" w:hAnsi="Arial"/>
+                <w:color w:val="000000"/>
+                <w:sz w:val="18"/>
+              </w:rPr>
+              <w:t>Sprints</w:t>
+            </w:r>
+            <w:proofErr w:type="spellEnd"/>
+            <w:r>
+              <w:rPr>
+                <w:rFonts w:ascii="Arial" w:hAnsi="Arial"/>
+                <w:color w:val="000000"/>
+                <w:sz w:val="18"/>
+              </w:rPr>
+              <w:t xml:space="preserve"> 4 a 6 permanecen programados para completar las órdenes de venta y escritura mediante Service Layer, la gestión de posventa, la trazabilidad transversal, la integración final y la estabilización del producto.</w:t>
             </w:r>
           </w:p>
         </w:tc>
       </w:tr>
       <w:tr>
-        <w:trPr>
-          <w:trHeight w:val="1247"/>
-        </w:trPr>
         <w:tc>
           <w:tcPr>
             <w:tcW w:w="2528" w:type="dxa"/>
+            <w:shd w:val="clear" w:color="auto" w:fill="EDF3FA"/>
+            <w:tcMar>
+              <w:top w:w="70" w:type="dxa"/>
+              <w:left w:w="80" w:type="dxa"/>
+              <w:bottom w:w="70" w:type="dxa"/>
+              <w:right w:w="80" w:type="dxa"/>
+            </w:tcMar>
             <w:vAlign w:val="center"/>
           </w:tcPr>
           <w:p>
             <w:pPr>
-              <w:rPr>
-                <w:rFonts w:ascii="Calibri" w:hAnsi="Calibri"/>
-                <w:color w:val="1F3864" w:themeColor="accent1" w:themeShade="80"/>
-              </w:rPr>
-            </w:pPr>
-            <w:r>
-              <w:rPr>
-                <w:rFonts w:ascii="Calibri" w:hAnsi="Calibri"/>
-                <w:color w:val="1F3864" w:themeColor="accent1" w:themeShade="80"/>
+              <w:spacing w:after="0" w:line="240" w:lineRule="auto"/>
+            </w:pPr>
+            <w:r>
+              <w:rPr>
+                <w:rFonts w:ascii="Arial" w:hAnsi="Arial"/>
+                <w:b/>
+                <w:color w:val="1F3864"/>
+                <w:sz w:val="20"/>
               </w:rPr>
               <w:t>Objetivos</w:t>
             </w:r>
@@ -813,55 +767,70 @@
         <w:tc>
           <w:tcPr>
             <w:tcW w:w="7111" w:type="dxa"/>
-            <w:vAlign w:val="center"/>
-          </w:tcPr>
-          <w:p>
-            <w:pPr>
+            <w:tcMar>
+              <w:top w:w="90" w:type="dxa"/>
+              <w:left w:w="100" w:type="dxa"/>
+              <w:bottom w:w="90" w:type="dxa"/>
+              <w:right w:w="100" w:type="dxa"/>
+            </w:tcMar>
+          </w:tcPr>
+          <w:p>
+            <w:pPr>
+              <w:spacing w:after="80" w:line="252" w:lineRule="auto"/>
               <w:jc w:val="both"/>
-              <w:rPr>
-                <w:rFonts w:ascii="Calibri" w:hAnsi="Calibri" w:cs="Arial"/>
-                <w:b/>
-                <w:i/>
-                <w:color w:val="548DD4"/>
-                <w:sz w:val="20"/>
-                <w:szCs w:val="20"/>
-                <w:lang w:eastAsia="es-CL"/>
-              </w:rPr>
-            </w:pPr>
-            <w:r>
-              <w:rPr>
-                <w:rFonts w:ascii="Calibri" w:hAnsi="Calibri" w:cs="Arial"/>
-                <w:i/>
-                <w:color w:val="548DD4"/>
-                <w:sz w:val="20"/>
-                <w:szCs w:val="20"/>
-                <w:lang w:eastAsia="es-CL"/>
-              </w:rPr>
-              <w:t>Opcional en caso de ajuste</w:t>
+            </w:pPr>
+            <w:r>
+              <w:rPr>
+                <w:rFonts w:ascii="Arial" w:hAnsi="Arial"/>
+                <w:color w:val="000000"/>
+                <w:sz w:val="18"/>
+              </w:rPr>
+              <w:t xml:space="preserve">No fue necesario modificar el objetivo general ni los siete objetivos específicos. Los objetivos de análisis, levantamiento, priorización, arquitectura, datos e interfaces se encuentran cumplidos. La implementación de los seis módulos, la integración completa con SAP Business One, las pruebas globales y la documentación final continúan según los </w:t>
+            </w:r>
+            <w:proofErr w:type="spellStart"/>
+            <w:r>
+              <w:rPr>
+                <w:rFonts w:ascii="Arial" w:hAnsi="Arial"/>
+                <w:color w:val="000000"/>
+                <w:sz w:val="18"/>
+              </w:rPr>
+              <w:t>Sprints</w:t>
+            </w:r>
+            <w:proofErr w:type="spellEnd"/>
+            <w:r>
+              <w:rPr>
+                <w:rFonts w:ascii="Arial" w:hAnsi="Arial"/>
+                <w:color w:val="000000"/>
+                <w:sz w:val="18"/>
+              </w:rPr>
+              <w:t xml:space="preserve"> 4 a 6 y la fase de cierre.</w:t>
             </w:r>
           </w:p>
         </w:tc>
       </w:tr>
       <w:tr>
-        <w:trPr>
-          <w:trHeight w:val="939"/>
-        </w:trPr>
         <w:tc>
           <w:tcPr>
             <w:tcW w:w="2528" w:type="dxa"/>
+            <w:shd w:val="clear" w:color="auto" w:fill="EDF3FA"/>
+            <w:tcMar>
+              <w:top w:w="70" w:type="dxa"/>
+              <w:left w:w="80" w:type="dxa"/>
+              <w:bottom w:w="70" w:type="dxa"/>
+              <w:right w:w="80" w:type="dxa"/>
+            </w:tcMar>
             <w:vAlign w:val="center"/>
           </w:tcPr>
           <w:p>
             <w:pPr>
-              <w:rPr>
-                <w:rFonts w:ascii="Calibri" w:hAnsi="Calibri"/>
-                <w:color w:val="1F3864" w:themeColor="accent1" w:themeShade="80"/>
-              </w:rPr>
-            </w:pPr>
-            <w:r>
-              <w:rPr>
-                <w:rFonts w:ascii="Calibri" w:hAnsi="Calibri"/>
-                <w:color w:val="1F3864" w:themeColor="accent1" w:themeShade="80"/>
+              <w:spacing w:after="0" w:line="240" w:lineRule="auto"/>
+            </w:pPr>
+            <w:r>
+              <w:rPr>
+                <w:rFonts w:ascii="Arial" w:hAnsi="Arial"/>
+                <w:b/>
+                <w:color w:val="1F3864"/>
+                <w:sz w:val="20"/>
               </w:rPr>
               <w:t>Metodología</w:t>
             </w:r>
@@ -870,54 +839,214 @@
         <w:tc>
           <w:tcPr>
             <w:tcW w:w="7111" w:type="dxa"/>
-            <w:vAlign w:val="center"/>
-          </w:tcPr>
-          <w:p>
-            <w:pPr>
+            <w:tcMar>
+              <w:top w:w="90" w:type="dxa"/>
+              <w:left w:w="100" w:type="dxa"/>
+              <w:bottom w:w="90" w:type="dxa"/>
+              <w:right w:w="100" w:type="dxa"/>
+            </w:tcMar>
+          </w:tcPr>
+          <w:p>
+            <w:pPr>
+              <w:spacing w:after="80" w:line="252" w:lineRule="auto"/>
               <w:jc w:val="both"/>
-              <w:rPr>
-                <w:rFonts w:ascii="Calibri" w:hAnsi="Calibri" w:cs="Arial"/>
-                <w:i/>
-                <w:color w:val="548DD4"/>
-                <w:sz w:val="20"/>
-                <w:szCs w:val="20"/>
-                <w:lang w:eastAsia="es-CL"/>
-              </w:rPr>
-            </w:pPr>
-            <w:r>
-              <w:rPr>
-                <w:rFonts w:ascii="Calibri" w:hAnsi="Calibri" w:cs="Arial"/>
-                <w:i/>
-                <w:color w:val="548DD4"/>
-                <w:sz w:val="20"/>
-                <w:szCs w:val="20"/>
-                <w:lang w:eastAsia="es-CL"/>
-              </w:rPr>
-              <w:t>Opcional en caso de ajuste</w:t>
+            </w:pPr>
+            <w:r>
+              <w:rPr>
+                <w:rFonts w:ascii="Arial" w:hAnsi="Arial"/>
+                <w:color w:val="000000"/>
+                <w:sz w:val="18"/>
+              </w:rPr>
+              <w:t xml:space="preserve">Se mantuvo Scrum con </w:t>
+            </w:r>
+            <w:proofErr w:type="spellStart"/>
+            <w:r>
+              <w:rPr>
+                <w:rFonts w:ascii="Arial" w:hAnsi="Arial"/>
+                <w:color w:val="000000"/>
+                <w:sz w:val="18"/>
+              </w:rPr>
+              <w:t>sprints</w:t>
+            </w:r>
+            <w:proofErr w:type="spellEnd"/>
+            <w:r>
+              <w:rPr>
+                <w:rFonts w:ascii="Arial" w:hAnsi="Arial"/>
+                <w:color w:val="000000"/>
+                <w:sz w:val="18"/>
+              </w:rPr>
+              <w:t xml:space="preserve"> de aproximadamente dos semanas, </w:t>
+            </w:r>
+            <w:proofErr w:type="spellStart"/>
+            <w:r>
+              <w:rPr>
+                <w:rFonts w:ascii="Arial" w:hAnsi="Arial"/>
+                <w:color w:val="000000"/>
+                <w:sz w:val="18"/>
+              </w:rPr>
+              <w:t>Product</w:t>
+            </w:r>
+            <w:proofErr w:type="spellEnd"/>
+            <w:r>
+              <w:rPr>
+                <w:rFonts w:ascii="Arial" w:hAnsi="Arial"/>
+                <w:color w:val="000000"/>
+                <w:sz w:val="18"/>
+              </w:rPr>
+              <w:t xml:space="preserve"> Backlog priorizado, Sprint </w:t>
+            </w:r>
+            <w:proofErr w:type="spellStart"/>
+            <w:r>
+              <w:rPr>
+                <w:rFonts w:ascii="Arial" w:hAnsi="Arial"/>
+                <w:color w:val="000000"/>
+                <w:sz w:val="18"/>
+              </w:rPr>
+              <w:t>Goal</w:t>
+            </w:r>
+            <w:proofErr w:type="spellEnd"/>
+            <w:r>
+              <w:rPr>
+                <w:rFonts w:ascii="Arial" w:hAnsi="Arial"/>
+                <w:color w:val="000000"/>
+                <w:sz w:val="18"/>
+              </w:rPr>
+              <w:t xml:space="preserve">, Sprint Backlog, seguimiento diario, refinamiento, Sprint </w:t>
+            </w:r>
+            <w:proofErr w:type="spellStart"/>
+            <w:r>
+              <w:rPr>
+                <w:rFonts w:ascii="Arial" w:hAnsi="Arial"/>
+                <w:color w:val="000000"/>
+                <w:sz w:val="18"/>
+              </w:rPr>
+              <w:t>Review</w:t>
+            </w:r>
+            <w:proofErr w:type="spellEnd"/>
+            <w:r>
+              <w:rPr>
+                <w:rFonts w:ascii="Arial" w:hAnsi="Arial"/>
+                <w:color w:val="000000"/>
+                <w:sz w:val="18"/>
+              </w:rPr>
+              <w:t xml:space="preserve"> y Sprint Retrospective. Los roles rotaron según lo planificado: Matías fue </w:t>
+            </w:r>
+            <w:proofErr w:type="spellStart"/>
+            <w:r>
+              <w:rPr>
+                <w:rFonts w:ascii="Arial" w:hAnsi="Arial"/>
+                <w:color w:val="000000"/>
+                <w:sz w:val="18"/>
+              </w:rPr>
+              <w:t>Product</w:t>
+            </w:r>
+            <w:proofErr w:type="spellEnd"/>
+            <w:r>
+              <w:rPr>
+                <w:rFonts w:ascii="Arial" w:hAnsi="Arial"/>
+                <w:color w:val="000000"/>
+                <w:sz w:val="18"/>
+              </w:rPr>
+              <w:t xml:space="preserve"> Owner en el Sprint 1, Millaray en el Sprint 2 y </w:t>
+            </w:r>
+            <w:proofErr w:type="spellStart"/>
+            <w:r>
+              <w:rPr>
+                <w:rFonts w:ascii="Arial" w:hAnsi="Arial"/>
+                <w:color w:val="000000"/>
+                <w:sz w:val="18"/>
+              </w:rPr>
+              <w:t>Alexssander</w:t>
+            </w:r>
+            <w:proofErr w:type="spellEnd"/>
+            <w:r>
+              <w:rPr>
+                <w:rFonts w:ascii="Arial" w:hAnsi="Arial"/>
+                <w:color w:val="000000"/>
+                <w:sz w:val="18"/>
+              </w:rPr>
+              <w:t xml:space="preserve"> en el Sprint 3; las responsabilidades de Scrum </w:t>
+            </w:r>
+            <w:proofErr w:type="gramStart"/>
+            <w:r>
+              <w:rPr>
+                <w:rFonts w:ascii="Arial" w:hAnsi="Arial"/>
+                <w:color w:val="000000"/>
+                <w:sz w:val="18"/>
+              </w:rPr>
+              <w:t>Master</w:t>
+            </w:r>
+            <w:proofErr w:type="gramEnd"/>
+            <w:r>
+              <w:rPr>
+                <w:rFonts w:ascii="Arial" w:hAnsi="Arial"/>
+                <w:color w:val="000000"/>
+                <w:sz w:val="18"/>
+              </w:rPr>
+              <w:t xml:space="preserve"> también rotaron entre Millaray, </w:t>
+            </w:r>
+            <w:proofErr w:type="spellStart"/>
+            <w:r>
+              <w:rPr>
+                <w:rFonts w:ascii="Arial" w:hAnsi="Arial"/>
+                <w:color w:val="000000"/>
+                <w:sz w:val="18"/>
+              </w:rPr>
+              <w:t>Alexssander</w:t>
+            </w:r>
+            <w:proofErr w:type="spellEnd"/>
+            <w:r>
+              <w:rPr>
+                <w:rFonts w:ascii="Arial" w:hAnsi="Arial"/>
+                <w:color w:val="000000"/>
+                <w:sz w:val="18"/>
+              </w:rPr>
+              <w:t xml:space="preserve"> y Matías. Los tres integrantes participaron como </w:t>
+            </w:r>
+            <w:proofErr w:type="spellStart"/>
+            <w:r>
+              <w:rPr>
+                <w:rFonts w:ascii="Arial" w:hAnsi="Arial"/>
+                <w:color w:val="000000"/>
+                <w:sz w:val="18"/>
+              </w:rPr>
+              <w:t>Developers</w:t>
+            </w:r>
+            <w:proofErr w:type="spellEnd"/>
+            <w:r>
+              <w:rPr>
+                <w:rFonts w:ascii="Arial" w:hAnsi="Arial"/>
+                <w:color w:val="000000"/>
+                <w:sz w:val="18"/>
+              </w:rPr>
+              <w:t>. No se requirieron cambios metodológicos.</w:t>
             </w:r>
           </w:p>
         </w:tc>
       </w:tr>
       <w:tr>
-        <w:trPr>
-          <w:trHeight w:val="2377"/>
-        </w:trPr>
         <w:tc>
           <w:tcPr>
             <w:tcW w:w="2528" w:type="dxa"/>
+            <w:shd w:val="clear" w:color="auto" w:fill="EDF3FA"/>
+            <w:tcMar>
+              <w:top w:w="70" w:type="dxa"/>
+              <w:left w:w="80" w:type="dxa"/>
+              <w:bottom w:w="70" w:type="dxa"/>
+              <w:right w:w="80" w:type="dxa"/>
+            </w:tcMar>
             <w:vAlign w:val="center"/>
           </w:tcPr>
           <w:p>
             <w:pPr>
-              <w:rPr>
-                <w:rFonts w:ascii="Calibri" w:hAnsi="Calibri"/>
-                <w:color w:val="1F3864" w:themeColor="accent1" w:themeShade="80"/>
-              </w:rPr>
-            </w:pPr>
-            <w:r>
-              <w:rPr>
-                <w:rFonts w:ascii="Calibri" w:hAnsi="Calibri"/>
-                <w:color w:val="1F3864" w:themeColor="accent1" w:themeShade="80"/>
+              <w:spacing w:after="0" w:line="240" w:lineRule="auto"/>
+            </w:pPr>
+            <w:r>
+              <w:rPr>
+                <w:rFonts w:ascii="Arial" w:hAnsi="Arial"/>
+                <w:b/>
+                <w:color w:val="1F3864"/>
+                <w:sz w:val="20"/>
               </w:rPr>
               <w:t>Evidencias de avance</w:t>
             </w:r>
@@ -926,376 +1055,152 @@
         <w:tc>
           <w:tcPr>
             <w:tcW w:w="7111" w:type="dxa"/>
-            <w:vAlign w:val="center"/>
-          </w:tcPr>
-          <w:p>
-            <w:pPr>
+            <w:tcMar>
+              <w:top w:w="90" w:type="dxa"/>
+              <w:left w:w="100" w:type="dxa"/>
+              <w:bottom w:w="90" w:type="dxa"/>
+              <w:right w:w="100" w:type="dxa"/>
+            </w:tcMar>
+          </w:tcPr>
+          <w:p>
+            <w:pPr>
+              <w:spacing w:after="80" w:line="252" w:lineRule="auto"/>
               <w:jc w:val="both"/>
-              <w:rPr>
-                <w:rFonts w:ascii="Calibri" w:hAnsi="Calibri" w:cs="Arial"/>
-                <w:i/>
-                <w:color w:val="548DD4"/>
-                <w:sz w:val="20"/>
-                <w:szCs w:val="20"/>
-                <w:lang w:eastAsia="es-CL"/>
-              </w:rPr>
-            </w:pPr>
-            <w:r>
-              <w:rPr>
-                <w:rFonts w:ascii="Calibri" w:hAnsi="Calibri" w:cs="Arial"/>
-                <w:i/>
-                <w:color w:val="548DD4"/>
-                <w:sz w:val="20"/>
-                <w:szCs w:val="20"/>
-                <w:lang w:eastAsia="es-CL"/>
-              </w:rPr>
-              <w:t>Describe la</w:t>
-            </w:r>
-            <w:r>
-              <w:rPr>
-                <w:rFonts w:ascii="Calibri" w:hAnsi="Calibri" w:cs="Arial"/>
-                <w:i/>
-                <w:color w:val="548DD4"/>
-                <w:sz w:val="20"/>
-                <w:szCs w:val="20"/>
-                <w:lang w:eastAsia="es-CL"/>
-              </w:rPr>
-              <w:t>(</w:t>
-            </w:r>
-            <w:r>
-              <w:rPr>
-                <w:rFonts w:ascii="Calibri" w:hAnsi="Calibri" w:cs="Arial"/>
-                <w:i/>
-                <w:color w:val="548DD4"/>
-                <w:sz w:val="20"/>
-                <w:szCs w:val="20"/>
-                <w:lang w:eastAsia="es-CL"/>
-              </w:rPr>
-              <w:t>s</w:t>
-            </w:r>
-            <w:r>
-              <w:rPr>
-                <w:rFonts w:ascii="Calibri" w:hAnsi="Calibri" w:cs="Arial"/>
-                <w:i/>
-                <w:color w:val="548DD4"/>
-                <w:sz w:val="20"/>
-                <w:szCs w:val="20"/>
-                <w:lang w:eastAsia="es-CL"/>
-              </w:rPr>
-              <w:t>)</w:t>
-            </w:r>
-            <w:r>
-              <w:rPr>
-                <w:rFonts w:ascii="Calibri" w:hAnsi="Calibri" w:cs="Arial"/>
-                <w:i/>
-                <w:color w:val="548DD4"/>
-                <w:sz w:val="20"/>
-                <w:szCs w:val="20"/>
-                <w:lang w:eastAsia="es-CL"/>
-              </w:rPr>
-              <w:t xml:space="preserve"> evidencia</w:t>
-            </w:r>
-            <w:r>
-              <w:rPr>
-                <w:rFonts w:ascii="Calibri" w:hAnsi="Calibri" w:cs="Arial"/>
-                <w:i/>
-                <w:color w:val="548DD4"/>
-                <w:sz w:val="20"/>
-                <w:szCs w:val="20"/>
-                <w:lang w:eastAsia="es-CL"/>
-              </w:rPr>
-              <w:t>(</w:t>
-            </w:r>
-            <w:r>
-              <w:rPr>
-                <w:rFonts w:ascii="Calibri" w:hAnsi="Calibri" w:cs="Arial"/>
-                <w:i/>
-                <w:color w:val="548DD4"/>
-                <w:sz w:val="20"/>
-                <w:szCs w:val="20"/>
-                <w:lang w:eastAsia="es-CL"/>
-              </w:rPr>
-              <w:t>s</w:t>
-            </w:r>
-            <w:r>
-              <w:rPr>
-                <w:rFonts w:ascii="Calibri" w:hAnsi="Calibri" w:cs="Arial"/>
-                <w:i/>
-                <w:color w:val="548DD4"/>
-                <w:sz w:val="20"/>
-                <w:szCs w:val="20"/>
-                <w:lang w:eastAsia="es-CL"/>
-              </w:rPr>
-              <w:t>)</w:t>
-            </w:r>
-            <w:r>
-              <w:rPr>
-                <w:rFonts w:ascii="Calibri" w:hAnsi="Calibri" w:cs="Arial"/>
-                <w:i/>
-                <w:color w:val="548DD4"/>
-                <w:sz w:val="20"/>
-                <w:szCs w:val="20"/>
-                <w:lang w:eastAsia="es-CL"/>
-              </w:rPr>
-              <w:t xml:space="preserve"> que </w:t>
-            </w:r>
-            <w:r>
-              <w:rPr>
-                <w:rFonts w:ascii="Calibri" w:hAnsi="Calibri" w:cs="Arial"/>
-                <w:i/>
-                <w:color w:val="548DD4"/>
-                <w:sz w:val="20"/>
-                <w:szCs w:val="20"/>
-                <w:lang w:eastAsia="es-CL"/>
-              </w:rPr>
-              <w:t xml:space="preserve">presentarás en este informe de avance y justifica </w:t>
-            </w:r>
-            <w:r>
-              <w:rPr>
-                <w:rFonts w:ascii="Calibri" w:hAnsi="Calibri" w:cs="Arial"/>
-                <w:i/>
-                <w:color w:val="548DD4"/>
-                <w:sz w:val="20"/>
-                <w:szCs w:val="20"/>
-                <w:lang w:eastAsia="es-CL"/>
-              </w:rPr>
-              <w:t xml:space="preserve">de qué manera </w:t>
-            </w:r>
-            <w:r>
-              <w:rPr>
-                <w:rFonts w:ascii="Calibri" w:hAnsi="Calibri" w:cs="Arial"/>
-                <w:i/>
-                <w:color w:val="548DD4"/>
-                <w:sz w:val="20"/>
-                <w:szCs w:val="20"/>
-                <w:lang w:eastAsia="es-CL"/>
-              </w:rPr>
-              <w:t>esta</w:t>
-            </w:r>
-            <w:r>
-              <w:rPr>
-                <w:rFonts w:ascii="Calibri" w:hAnsi="Calibri" w:cs="Arial"/>
-                <w:i/>
-                <w:color w:val="548DD4"/>
-                <w:sz w:val="20"/>
-                <w:szCs w:val="20"/>
-                <w:lang w:eastAsia="es-CL"/>
-              </w:rPr>
-              <w:t>(</w:t>
-            </w:r>
-            <w:r>
-              <w:rPr>
-                <w:rFonts w:ascii="Calibri" w:hAnsi="Calibri" w:cs="Arial"/>
-                <w:i/>
-                <w:color w:val="548DD4"/>
-                <w:sz w:val="20"/>
-                <w:szCs w:val="20"/>
-                <w:lang w:eastAsia="es-CL"/>
-              </w:rPr>
-              <w:t>s</w:t>
-            </w:r>
-            <w:r>
-              <w:rPr>
-                <w:rFonts w:ascii="Calibri" w:hAnsi="Calibri" w:cs="Arial"/>
-                <w:i/>
-                <w:color w:val="548DD4"/>
-                <w:sz w:val="20"/>
-                <w:szCs w:val="20"/>
-                <w:lang w:eastAsia="es-CL"/>
-              </w:rPr>
-              <w:t>)</w:t>
-            </w:r>
-            <w:r>
-              <w:rPr>
-                <w:rFonts w:ascii="Calibri" w:hAnsi="Calibri" w:cs="Arial"/>
-                <w:i/>
-                <w:color w:val="548DD4"/>
-                <w:sz w:val="20"/>
-                <w:szCs w:val="20"/>
-                <w:lang w:eastAsia="es-CL"/>
-              </w:rPr>
-              <w:t xml:space="preserve"> evidencia</w:t>
-            </w:r>
-            <w:r>
-              <w:rPr>
-                <w:rFonts w:ascii="Calibri" w:hAnsi="Calibri" w:cs="Arial"/>
-                <w:i/>
-                <w:color w:val="548DD4"/>
-                <w:sz w:val="20"/>
-                <w:szCs w:val="20"/>
-                <w:lang w:eastAsia="es-CL"/>
-              </w:rPr>
-              <w:t>(</w:t>
-            </w:r>
-            <w:r>
-              <w:rPr>
-                <w:rFonts w:ascii="Calibri" w:hAnsi="Calibri" w:cs="Arial"/>
-                <w:i/>
-                <w:color w:val="548DD4"/>
-                <w:sz w:val="20"/>
-                <w:szCs w:val="20"/>
-                <w:lang w:eastAsia="es-CL"/>
-              </w:rPr>
-              <w:t>s</w:t>
-            </w:r>
-            <w:r>
-              <w:rPr>
-                <w:rFonts w:ascii="Calibri" w:hAnsi="Calibri" w:cs="Arial"/>
-                <w:i/>
-                <w:color w:val="548DD4"/>
-                <w:sz w:val="20"/>
-                <w:szCs w:val="20"/>
-                <w:lang w:eastAsia="es-CL"/>
-              </w:rPr>
-              <w:t>)</w:t>
-            </w:r>
-            <w:r>
-              <w:rPr>
-                <w:rFonts w:ascii="Calibri" w:hAnsi="Calibri" w:cs="Arial"/>
-                <w:i/>
-                <w:color w:val="548DD4"/>
-                <w:sz w:val="20"/>
-                <w:szCs w:val="20"/>
-                <w:lang w:eastAsia="es-CL"/>
+            </w:pPr>
+            <w:r>
+              <w:rPr>
+                <w:rFonts w:ascii="Arial" w:hAnsi="Arial"/>
+                <w:color w:val="000000"/>
+                <w:sz w:val="18"/>
+              </w:rPr>
+              <w:t xml:space="preserve">Se presenta la carpeta Evidencias Proyecto, que contiene la visión y el </w:t>
+            </w:r>
+            <w:proofErr w:type="spellStart"/>
+            <w:r>
+              <w:rPr>
+                <w:rFonts w:ascii="Arial" w:hAnsi="Arial"/>
+                <w:color w:val="000000"/>
+                <w:sz w:val="18"/>
+              </w:rPr>
+              <w:t>Product</w:t>
+            </w:r>
+            <w:proofErr w:type="spellEnd"/>
+            <w:r>
+              <w:rPr>
+                <w:rFonts w:ascii="Arial" w:hAnsi="Arial"/>
+                <w:color w:val="000000"/>
+                <w:sz w:val="18"/>
               </w:rPr>
               <w:t xml:space="preserve"> </w:t>
             </w:r>
-            <w:r>
-              <w:rPr>
-                <w:rFonts w:ascii="Calibri" w:hAnsi="Calibri" w:cs="Arial"/>
-                <w:i/>
-                <w:color w:val="548DD4"/>
-                <w:sz w:val="20"/>
-                <w:szCs w:val="20"/>
-                <w:lang w:eastAsia="es-CL"/>
-              </w:rPr>
-              <w:t xml:space="preserve">permite(n) </w:t>
-            </w:r>
-            <w:r>
-              <w:rPr>
-                <w:rFonts w:ascii="Calibri" w:hAnsi="Calibri" w:cs="Arial"/>
-                <w:i/>
-                <w:color w:val="548DD4"/>
-                <w:sz w:val="20"/>
-                <w:szCs w:val="20"/>
-                <w:lang w:eastAsia="es-CL"/>
-              </w:rPr>
-              <w:t>da</w:t>
-            </w:r>
-            <w:r>
-              <w:rPr>
-                <w:rFonts w:ascii="Calibri" w:hAnsi="Calibri" w:cs="Arial"/>
-                <w:i/>
-                <w:color w:val="548DD4"/>
-                <w:sz w:val="20"/>
-                <w:szCs w:val="20"/>
-                <w:lang w:eastAsia="es-CL"/>
-              </w:rPr>
-              <w:t>r</w:t>
-            </w:r>
-            <w:r>
-              <w:rPr>
-                <w:rFonts w:ascii="Calibri" w:hAnsi="Calibri" w:cs="Arial"/>
-                <w:i/>
-                <w:color w:val="548DD4"/>
-                <w:sz w:val="20"/>
-                <w:szCs w:val="20"/>
-                <w:lang w:eastAsia="es-CL"/>
-              </w:rPr>
-              <w:t xml:space="preserve"> cuenta del </w:t>
-            </w:r>
-            <w:r>
-              <w:rPr>
-                <w:rFonts w:ascii="Calibri" w:hAnsi="Calibri" w:cs="Arial"/>
-                <w:i/>
-                <w:color w:val="548DD4"/>
-                <w:sz w:val="20"/>
-                <w:szCs w:val="20"/>
-                <w:lang w:eastAsia="es-CL"/>
-              </w:rPr>
-              <w:t>desarrollo</w:t>
-            </w:r>
-            <w:r>
-              <w:rPr>
-                <w:rFonts w:ascii="Calibri" w:hAnsi="Calibri" w:cs="Arial"/>
-                <w:i/>
-                <w:color w:val="548DD4"/>
-                <w:sz w:val="20"/>
-                <w:szCs w:val="20"/>
-                <w:lang w:eastAsia="es-CL"/>
-              </w:rPr>
-              <w:t xml:space="preserve"> </w:t>
-            </w:r>
-            <w:r>
-              <w:rPr>
-                <w:rFonts w:ascii="Calibri" w:hAnsi="Calibri" w:cs="Arial"/>
-                <w:i/>
-                <w:color w:val="548DD4"/>
-                <w:sz w:val="20"/>
-                <w:szCs w:val="20"/>
-                <w:lang w:eastAsia="es-CL"/>
-              </w:rPr>
-              <w:t>del proyecto.</w:t>
-            </w:r>
-          </w:p>
-          <w:p>
-            <w:pPr>
+            <w:proofErr w:type="spellStart"/>
+            <w:r>
+              <w:rPr>
+                <w:rFonts w:ascii="Arial" w:hAnsi="Arial"/>
+                <w:color w:val="000000"/>
+                <w:sz w:val="18"/>
+              </w:rPr>
+              <w:t>Goal</w:t>
+            </w:r>
+            <w:proofErr w:type="spellEnd"/>
+            <w:r>
+              <w:rPr>
+                <w:rFonts w:ascii="Arial" w:hAnsi="Arial"/>
+                <w:color w:val="000000"/>
+                <w:sz w:val="18"/>
+              </w:rPr>
+              <w:t xml:space="preserve">, el alcance funcional, el catálogo AS-IS y TO-BE, la especificación de requisitos, el </w:t>
+            </w:r>
+            <w:proofErr w:type="spellStart"/>
+            <w:r>
+              <w:rPr>
+                <w:rFonts w:ascii="Arial" w:hAnsi="Arial"/>
+                <w:color w:val="000000"/>
+                <w:sz w:val="18"/>
+              </w:rPr>
+              <w:t>Product</w:t>
+            </w:r>
+            <w:proofErr w:type="spellEnd"/>
+            <w:r>
+              <w:rPr>
+                <w:rFonts w:ascii="Arial" w:hAnsi="Arial"/>
+                <w:color w:val="000000"/>
+                <w:sz w:val="18"/>
+              </w:rPr>
+              <w:t xml:space="preserve"> Backlog, la arquitectura y sus vistas 4+1, los diagramas UML, el modelo de datos, los prototipos, la especificación de integración, la estrategia de pruebas y las matrices de interesados, comunicaciones, responsabilidades, riesgos y trazabilidad.</w:t>
+            </w:r>
+          </w:p>
+          <w:p>
+            <w:pPr>
+              <w:spacing w:after="80" w:line="252" w:lineRule="auto"/>
               <w:jc w:val="both"/>
-              <w:rPr>
-                <w:rFonts w:ascii="Calibri" w:hAnsi="Calibri" w:cs="Arial"/>
-                <w:i/>
-                <w:color w:val="548DD4"/>
-                <w:sz w:val="20"/>
-                <w:szCs w:val="20"/>
-                <w:lang w:eastAsia="es-CL"/>
-              </w:rPr>
-            </w:pPr>
-            <w:r>
-              <w:rPr>
-                <w:rFonts w:ascii="Calibri" w:hAnsi="Calibri" w:cs="Arial"/>
-                <w:i/>
-                <w:color w:val="548DD4"/>
-                <w:sz w:val="20"/>
-                <w:szCs w:val="20"/>
-                <w:lang w:eastAsia="es-CL"/>
-              </w:rPr>
-              <w:t xml:space="preserve">En caso de ser pertinente </w:t>
-            </w:r>
-            <w:r>
-              <w:rPr>
-                <w:rFonts w:ascii="Calibri" w:hAnsi="Calibri" w:cs="Arial"/>
-                <w:i/>
-                <w:color w:val="548DD4"/>
-                <w:sz w:val="20"/>
-                <w:szCs w:val="20"/>
-                <w:lang w:eastAsia="es-CL"/>
-              </w:rPr>
-              <w:t>explica cómo resguardaste la calidad de tu Proyecto APT a partir de aspectos propios de tu disciplina (correcta aplicación de metodologías, actividades, herramientas, recursos propios, etc.).</w:t>
-            </w:r>
-          </w:p>
-          <w:p>
-            <w:pPr>
+            </w:pPr>
+            <w:r>
+              <w:rPr>
+                <w:rFonts w:ascii="Arial" w:hAnsi="Arial"/>
+                <w:color w:val="000000"/>
+                <w:sz w:val="18"/>
+              </w:rPr>
+              <w:t xml:space="preserve">Como evidencia de ejecución se incluyen la Carta Gantt de </w:t>
+            </w:r>
+            <w:proofErr w:type="spellStart"/>
+            <w:r>
+              <w:rPr>
+                <w:rFonts w:ascii="Arial" w:hAnsi="Arial"/>
+                <w:color w:val="000000"/>
+                <w:sz w:val="18"/>
+              </w:rPr>
+              <w:t>sprints</w:t>
+            </w:r>
+            <w:proofErr w:type="spellEnd"/>
+            <w:r>
+              <w:rPr>
+                <w:rFonts w:ascii="Arial" w:hAnsi="Arial"/>
+                <w:color w:val="000000"/>
+                <w:sz w:val="18"/>
+              </w:rPr>
+              <w:t xml:space="preserve"> y los expedientes de los </w:t>
+            </w:r>
+            <w:proofErr w:type="spellStart"/>
+            <w:r>
+              <w:rPr>
+                <w:rFonts w:ascii="Arial" w:hAnsi="Arial"/>
+                <w:color w:val="000000"/>
+                <w:sz w:val="18"/>
+              </w:rPr>
+              <w:t>Sprints</w:t>
+            </w:r>
+            <w:proofErr w:type="spellEnd"/>
+            <w:r>
+              <w:rPr>
+                <w:rFonts w:ascii="Arial" w:hAnsi="Arial"/>
+                <w:color w:val="000000"/>
+                <w:sz w:val="18"/>
+              </w:rPr>
+              <w:t xml:space="preserve"> 1, 2 y 3. Los dos primeros registran historias aceptadas, casos de prueba </w:t>
+            </w:r>
+            <w:r>
+              <w:rPr>
+                <w:rFonts w:ascii="Arial" w:hAnsi="Arial"/>
+                <w:color w:val="000000"/>
+                <w:sz w:val="18"/>
+              </w:rPr>
+              <w:lastRenderedPageBreak/>
+              <w:t>aprobados, demostraciones y retrospectivas; el tercero respalda el incremento completado conforme a la planificación y debe mantenerse sincronizado con los resultados finales de pruebas y evidencias del cierre.</w:t>
+            </w:r>
+          </w:p>
+          <w:p>
+            <w:pPr>
+              <w:spacing w:after="80" w:line="252" w:lineRule="auto"/>
               <w:jc w:val="both"/>
-              <w:rPr>
-                <w:rFonts w:ascii="Calibri" w:hAnsi="Calibri" w:cs="Arial"/>
-                <w:b/>
-                <w:i/>
-                <w:color w:val="548DD4"/>
-                <w:sz w:val="20"/>
-                <w:szCs w:val="20"/>
-                <w:lang w:eastAsia="es-CL"/>
-              </w:rPr>
-            </w:pPr>
-            <w:r>
-              <w:rPr>
-                <w:rFonts w:ascii="Calibri" w:hAnsi="Calibri" w:cs="Arial"/>
-                <w:i/>
-                <w:color w:val="548DD4"/>
-                <w:sz w:val="20"/>
-                <w:szCs w:val="20"/>
-                <w:lang w:eastAsia="es-CL"/>
-              </w:rPr>
-              <w:t>En este apartado adjuntar la(s) evidencia(s) seleccionada(s) para ser evaluada por el docente.</w:t>
+            </w:pPr>
+            <w:r>
+              <w:rPr>
+                <w:rFonts w:ascii="Arial" w:hAnsi="Arial"/>
+                <w:color w:val="000000"/>
+                <w:sz w:val="18"/>
+              </w:rPr>
+              <w:t>La calidad se resguardó mediante criterios de aceptación, trazabilidad entre requerimientos, historias y casos de prueba, control de versiones, revisión por sprint, datos ficticios, servicios simulados cuando SAP no estuvo disponible y sanitización de las evidencias para evitar exponer credenciales o información empresarial.</w:t>
             </w:r>
           </w:p>
         </w:tc>
@@ -1440,18 +1345,18 @@
         <w:tblLook w:val="04A0" w:firstRow="1" w:lastRow="0" w:firstColumn="1" w:lastColumn="0" w:noHBand="0" w:noVBand="1"/>
       </w:tblPr>
       <w:tblGrid>
-        <w:gridCol w:w="1328"/>
-        <w:gridCol w:w="1077"/>
-        <w:gridCol w:w="1276"/>
-        <w:gridCol w:w="1276"/>
-        <w:gridCol w:w="1275"/>
-        <w:gridCol w:w="1276"/>
-        <w:gridCol w:w="1418"/>
-        <w:gridCol w:w="850"/>
+        <w:gridCol w:w="1098"/>
+        <w:gridCol w:w="1536"/>
+        <w:gridCol w:w="1372"/>
+        <w:gridCol w:w="800"/>
+        <w:gridCol w:w="1181"/>
+        <w:gridCol w:w="1617"/>
+        <w:gridCol w:w="991"/>
+        <w:gridCol w:w="1181"/>
       </w:tblGrid>
       <w:tr>
         <w:trPr>
-          <w:trHeight w:val="415"/>
+          <w:tblHeader/>
         </w:trPr>
         <w:tc>
           <w:tcPr>
@@ -1474,6 +1379,7 @@
                 <w:color w:val="1F3864" w:themeColor="accent1" w:themeShade="80"/>
                 <w:sz w:val="18"/>
               </w:rPr>
+              <w:lastRenderedPageBreak/>
               <w:t>Plan de Trabajo</w:t>
             </w:r>
           </w:p>
@@ -1481,91 +1387,87 @@
       </w:tr>
       <w:tr>
         <w:trPr>
-          <w:trHeight w:val="711"/>
+          <w:tblHeader/>
         </w:trPr>
         <w:tc>
           <w:tcPr>
-            <w:tcW w:w="1328" w:type="dxa"/>
+            <w:tcW w:w="1152" w:type="dxa"/>
+            <w:shd w:val="clear" w:color="auto" w:fill="203864"/>
+            <w:tcMar>
+              <w:top w:w="70" w:type="dxa"/>
+              <w:left w:w="80" w:type="dxa"/>
+              <w:bottom w:w="70" w:type="dxa"/>
+              <w:right w:w="80" w:type="dxa"/>
+            </w:tcMar>
             <w:vAlign w:val="center"/>
           </w:tcPr>
           <w:p>
             <w:pPr>
+              <w:spacing w:after="0" w:line="240" w:lineRule="auto"/>
               <w:jc w:val="center"/>
-              <w:rPr>
-                <w:rFonts w:ascii="Calibri" w:hAnsi="Calibri"/>
-                <w:color w:val="1F3864" w:themeColor="accent1" w:themeShade="80"/>
-                <w:sz w:val="18"/>
-              </w:rPr>
-            </w:pPr>
-            <w:r>
-              <w:rPr>
-                <w:rFonts w:ascii="Calibri" w:hAnsi="Calibri"/>
-                <w:color w:val="1F3864" w:themeColor="accent1" w:themeShade="80"/>
-                <w:sz w:val="18"/>
-              </w:rPr>
-              <w:t>C</w:t>
-            </w:r>
-            <w:r>
-              <w:rPr>
-                <w:rFonts w:ascii="Calibri" w:hAnsi="Calibri"/>
-                <w:color w:val="1F3864" w:themeColor="accent1" w:themeShade="80"/>
-                <w:sz w:val="18"/>
-              </w:rPr>
-              <w:t>ompetencia</w:t>
-            </w:r>
-            <w:r>
-              <w:rPr>
-                <w:rFonts w:ascii="Calibri" w:hAnsi="Calibri"/>
-                <w:color w:val="1F3864" w:themeColor="accent1" w:themeShade="80"/>
-                <w:sz w:val="18"/>
-              </w:rPr>
-              <w:t xml:space="preserve"> o unidades de competencias</w:t>
-            </w:r>
-          </w:p>
-        </w:tc>
-        <w:tc>
-          <w:tcPr>
-            <w:tcW w:w="1077" w:type="dxa"/>
+            </w:pPr>
+            <w:r>
+              <w:rPr>
+                <w:rFonts w:ascii="Arial" w:hAnsi="Arial"/>
+                <w:b/>
+                <w:color w:val="FFFFFF"/>
+                <w:sz w:val="15"/>
+              </w:rPr>
+              <w:t>Competencias</w:t>
+            </w:r>
+          </w:p>
+        </w:tc>
+        <w:tc>
+          <w:tcPr>
+            <w:tcW w:w="1613" w:type="dxa"/>
+            <w:shd w:val="clear" w:color="auto" w:fill="203864"/>
+            <w:tcMar>
+              <w:top w:w="70" w:type="dxa"/>
+              <w:left w:w="80" w:type="dxa"/>
+              <w:bottom w:w="70" w:type="dxa"/>
+              <w:right w:w="80" w:type="dxa"/>
+            </w:tcMar>
             <w:vAlign w:val="center"/>
           </w:tcPr>
           <w:p>
             <w:pPr>
+              <w:spacing w:after="0" w:line="240" w:lineRule="auto"/>
               <w:jc w:val="center"/>
-              <w:rPr>
-                <w:rFonts w:ascii="Calibri" w:hAnsi="Calibri"/>
-                <w:color w:val="1F3864" w:themeColor="accent1" w:themeShade="80"/>
-                <w:sz w:val="18"/>
-              </w:rPr>
-            </w:pPr>
-            <w:r>
-              <w:rPr>
-                <w:rFonts w:ascii="Calibri" w:hAnsi="Calibri"/>
-                <w:color w:val="1F3864" w:themeColor="accent1" w:themeShade="80"/>
-                <w:sz w:val="18"/>
-              </w:rPr>
-              <w:t>Actividades</w:t>
-            </w:r>
-          </w:p>
-        </w:tc>
-        <w:tc>
-          <w:tcPr>
-            <w:tcW w:w="1276" w:type="dxa"/>
+            </w:pPr>
+            <w:r>
+              <w:rPr>
+                <w:rFonts w:ascii="Arial" w:hAnsi="Arial"/>
+                <w:b/>
+                <w:color w:val="FFFFFF"/>
+                <w:sz w:val="15"/>
+              </w:rPr>
+              <w:t>Actividad</w:t>
+            </w:r>
+          </w:p>
+        </w:tc>
+        <w:tc>
+          <w:tcPr>
+            <w:tcW w:w="1440" w:type="dxa"/>
+            <w:shd w:val="clear" w:color="auto" w:fill="203864"/>
+            <w:tcMar>
+              <w:top w:w="70" w:type="dxa"/>
+              <w:left w:w="80" w:type="dxa"/>
+              <w:bottom w:w="70" w:type="dxa"/>
+              <w:right w:w="80" w:type="dxa"/>
+            </w:tcMar>
             <w:vAlign w:val="center"/>
           </w:tcPr>
           <w:p>
             <w:pPr>
+              <w:spacing w:after="0" w:line="240" w:lineRule="auto"/>
               <w:jc w:val="center"/>
-              <w:rPr>
-                <w:rFonts w:ascii="Calibri" w:hAnsi="Calibri"/>
-                <w:color w:val="1F3864" w:themeColor="accent1" w:themeShade="80"/>
-                <w:sz w:val="18"/>
-              </w:rPr>
-            </w:pPr>
-            <w:r>
-              <w:rPr>
-                <w:rFonts w:ascii="Calibri" w:hAnsi="Calibri"/>
-                <w:color w:val="1F3864" w:themeColor="accent1" w:themeShade="80"/>
-                <w:sz w:val="18"/>
+            </w:pPr>
+            <w:r>
+              <w:rPr>
+                <w:rFonts w:ascii="Arial" w:hAnsi="Arial"/>
+                <w:b/>
+                <w:color w:val="FFFFFF"/>
+                <w:sz w:val="15"/>
               </w:rPr>
               <w:t>Recursos</w:t>
             </w:r>
@@ -1573,80 +1475,83 @@
         </w:tc>
         <w:tc>
           <w:tcPr>
-            <w:tcW w:w="1276" w:type="dxa"/>
+            <w:tcW w:w="835" w:type="dxa"/>
+            <w:shd w:val="clear" w:color="auto" w:fill="203864"/>
+            <w:tcMar>
+              <w:top w:w="70" w:type="dxa"/>
+              <w:left w:w="80" w:type="dxa"/>
+              <w:bottom w:w="70" w:type="dxa"/>
+              <w:right w:w="80" w:type="dxa"/>
+            </w:tcMar>
             <w:vAlign w:val="center"/>
           </w:tcPr>
           <w:p>
             <w:pPr>
+              <w:spacing w:after="0" w:line="240" w:lineRule="auto"/>
               <w:jc w:val="center"/>
-              <w:rPr>
-                <w:rFonts w:ascii="Calibri" w:hAnsi="Calibri"/>
-                <w:color w:val="1F3864" w:themeColor="accent1" w:themeShade="80"/>
-                <w:sz w:val="18"/>
-              </w:rPr>
-            </w:pPr>
-            <w:r>
-              <w:rPr>
-                <w:rFonts w:ascii="Calibri" w:hAnsi="Calibri"/>
-                <w:color w:val="1F3864" w:themeColor="accent1" w:themeShade="80"/>
-                <w:sz w:val="18"/>
-              </w:rPr>
-              <w:t>Duración de la actividad</w:t>
-            </w:r>
-          </w:p>
-        </w:tc>
-        <w:tc>
-          <w:tcPr>
-            <w:tcW w:w="1275" w:type="dxa"/>
+            </w:pPr>
+            <w:r>
+              <w:rPr>
+                <w:rFonts w:ascii="Arial" w:hAnsi="Arial"/>
+                <w:b/>
+                <w:color w:val="FFFFFF"/>
+                <w:sz w:val="15"/>
+              </w:rPr>
+              <w:t>Duración</w:t>
+            </w:r>
+          </w:p>
+        </w:tc>
+        <w:tc>
+          <w:tcPr>
+            <w:tcW w:w="1238" w:type="dxa"/>
+            <w:shd w:val="clear" w:color="auto" w:fill="203864"/>
+            <w:tcMar>
+              <w:top w:w="70" w:type="dxa"/>
+              <w:left w:w="80" w:type="dxa"/>
+              <w:bottom w:w="70" w:type="dxa"/>
+              <w:right w:w="80" w:type="dxa"/>
+            </w:tcMar>
             <w:vAlign w:val="center"/>
           </w:tcPr>
           <w:p>
             <w:pPr>
+              <w:spacing w:after="0" w:line="240" w:lineRule="auto"/>
               <w:jc w:val="center"/>
-              <w:rPr>
-                <w:rFonts w:ascii="Calibri" w:hAnsi="Calibri"/>
-                <w:color w:val="1F3864" w:themeColor="accent1" w:themeShade="80"/>
-                <w:sz w:val="18"/>
-              </w:rPr>
-            </w:pPr>
-            <w:r>
-              <w:rPr>
-                <w:rFonts w:ascii="Calibri" w:hAnsi="Calibri"/>
-                <w:color w:val="1F3864" w:themeColor="accent1" w:themeShade="80"/>
-                <w:sz w:val="18"/>
+            </w:pPr>
+            <w:r>
+              <w:rPr>
+                <w:rFonts w:ascii="Arial" w:hAnsi="Arial"/>
+                <w:b/>
+                <w:color w:val="FFFFFF"/>
+                <w:sz w:val="15"/>
               </w:rPr>
               <w:t>Responsable</w:t>
             </w:r>
-            <w:r>
-              <w:rPr>
-                <w:rStyle w:val="Refdenotaalpie"/>
-                <w:rFonts w:ascii="Calibri" w:hAnsi="Calibri"/>
-                <w:color w:val="1F3864" w:themeColor="accent1" w:themeShade="80"/>
-                <w:sz w:val="18"/>
-              </w:rPr>
-              <w:footnoteReference w:id="1"/>
-            </w:r>
-          </w:p>
-        </w:tc>
-        <w:tc>
-          <w:tcPr>
-            <w:tcW w:w="1276" w:type="dxa"/>
+          </w:p>
+        </w:tc>
+        <w:tc>
+          <w:tcPr>
+            <w:tcW w:w="1699" w:type="dxa"/>
+            <w:shd w:val="clear" w:color="auto" w:fill="203864"/>
+            <w:tcMar>
+              <w:top w:w="70" w:type="dxa"/>
+              <w:left w:w="80" w:type="dxa"/>
+              <w:bottom w:w="70" w:type="dxa"/>
+              <w:right w:w="80" w:type="dxa"/>
+            </w:tcMar>
             <w:vAlign w:val="center"/>
           </w:tcPr>
           <w:p>
             <w:pPr>
+              <w:spacing w:after="0" w:line="240" w:lineRule="auto"/>
               <w:jc w:val="center"/>
-              <w:rPr>
-                <w:rFonts w:ascii="Calibri" w:hAnsi="Calibri"/>
-                <w:color w:val="1F3864" w:themeColor="accent1" w:themeShade="80"/>
-                <w:sz w:val="18"/>
-              </w:rPr>
-            </w:pPr>
-            <w:r>
-              <w:rPr>
-                <w:rFonts w:ascii="Calibri" w:hAnsi="Calibri"/>
-                <w:color w:val="1F3864" w:themeColor="accent1" w:themeShade="80"/>
-                <w:sz w:val="18"/>
+            </w:pPr>
+            <w:r>
+              <w:rPr>
+                <w:rFonts w:ascii="Arial" w:hAnsi="Arial"/>
+                <w:b/>
+                <w:color w:val="FFFFFF"/>
+                <w:sz w:val="15"/>
               </w:rPr>
               <w:t>Observaciones</w:t>
             </w:r>
@@ -1654,654 +1559,3693 @@
         </w:tc>
         <w:tc>
           <w:tcPr>
-            <w:tcW w:w="1418" w:type="dxa"/>
+            <w:tcW w:w="1037" w:type="dxa"/>
+            <w:shd w:val="clear" w:color="auto" w:fill="203864"/>
+            <w:tcMar>
+              <w:top w:w="70" w:type="dxa"/>
+              <w:left w:w="80" w:type="dxa"/>
+              <w:bottom w:w="70" w:type="dxa"/>
+              <w:right w:w="80" w:type="dxa"/>
+            </w:tcMar>
             <w:vAlign w:val="center"/>
           </w:tcPr>
           <w:p>
             <w:pPr>
+              <w:spacing w:after="0" w:line="240" w:lineRule="auto"/>
               <w:jc w:val="center"/>
-              <w:rPr>
-                <w:rFonts w:ascii="Calibri" w:hAnsi="Calibri"/>
-                <w:color w:val="1F3864" w:themeColor="accent1" w:themeShade="80"/>
-                <w:sz w:val="18"/>
-              </w:rPr>
-            </w:pPr>
-            <w:r>
-              <w:rPr>
-                <w:rFonts w:ascii="Calibri" w:hAnsi="Calibri"/>
-                <w:color w:val="1F3864" w:themeColor="accent1" w:themeShade="80"/>
-                <w:sz w:val="18"/>
-              </w:rPr>
-              <w:t>Estado de avance</w:t>
-            </w:r>
-          </w:p>
-        </w:tc>
-        <w:tc>
-          <w:tcPr>
-            <w:tcW w:w="850" w:type="dxa"/>
+            </w:pPr>
+            <w:r>
+              <w:rPr>
+                <w:rFonts w:ascii="Arial" w:hAnsi="Arial"/>
+                <w:b/>
+                <w:color w:val="FFFFFF"/>
+                <w:sz w:val="15"/>
+              </w:rPr>
+              <w:t>Estado</w:t>
+            </w:r>
+          </w:p>
+        </w:tc>
+        <w:tc>
+          <w:tcPr>
+            <w:tcW w:w="1238" w:type="dxa"/>
+            <w:shd w:val="clear" w:color="auto" w:fill="203864"/>
+            <w:tcMar>
+              <w:top w:w="70" w:type="dxa"/>
+              <w:left w:w="80" w:type="dxa"/>
+              <w:bottom w:w="70" w:type="dxa"/>
+              <w:right w:w="80" w:type="dxa"/>
+            </w:tcMar>
             <w:vAlign w:val="center"/>
           </w:tcPr>
           <w:p>
             <w:pPr>
+              <w:spacing w:after="0" w:line="240" w:lineRule="auto"/>
               <w:jc w:val="center"/>
-              <w:rPr>
-                <w:rFonts w:ascii="Calibri" w:hAnsi="Calibri"/>
-                <w:color w:val="1F3864" w:themeColor="accent1" w:themeShade="80"/>
-                <w:sz w:val="18"/>
-              </w:rPr>
-            </w:pPr>
-            <w:r>
-              <w:rPr>
-                <w:rFonts w:ascii="Calibri" w:hAnsi="Calibri"/>
-                <w:color w:val="1F3864" w:themeColor="accent1" w:themeShade="80"/>
-                <w:sz w:val="18"/>
-              </w:rPr>
-              <w:t>A</w:t>
-            </w:r>
-            <w:r>
-              <w:rPr>
-                <w:rFonts w:ascii="Calibri" w:hAnsi="Calibri"/>
-                <w:color w:val="1F3864" w:themeColor="accent1" w:themeShade="80"/>
-                <w:sz w:val="18"/>
-              </w:rPr>
-              <w:t>justes</w:t>
+            </w:pPr>
+            <w:r>
+              <w:rPr>
+                <w:rFonts w:ascii="Arial" w:hAnsi="Arial"/>
+                <w:b/>
+                <w:color w:val="FFFFFF"/>
+                <w:sz w:val="15"/>
+              </w:rPr>
+              <w:t>Ajustes</w:t>
             </w:r>
           </w:p>
         </w:tc>
       </w:tr>
       <w:tr>
-        <w:trPr>
-          <w:trHeight w:val="2410"/>
-        </w:trPr>
-        <w:tc>
-          <w:tcPr>
-            <w:tcW w:w="1328" w:type="dxa"/>
-          </w:tcPr>
-          <w:p>
-            <w:pPr>
-              <w:jc w:val="both"/>
-              <w:rPr>
+        <w:tc>
+          <w:tcPr>
+            <w:tcW w:w="1152" w:type="dxa"/>
+            <w:shd w:val="clear" w:color="auto" w:fill="EDF3FA"/>
+            <w:tcMar>
+              <w:top w:w="70" w:type="dxa"/>
+              <w:left w:w="80" w:type="dxa"/>
+              <w:bottom w:w="70" w:type="dxa"/>
+              <w:right w:w="80" w:type="dxa"/>
+            </w:tcMar>
+          </w:tcPr>
+          <w:p>
+            <w:pPr>
+              <w:spacing w:after="0" w:line="240" w:lineRule="auto"/>
+            </w:pPr>
+            <w:r>
+              <w:rPr>
+                <w:rFonts w:ascii="Arial" w:hAnsi="Arial"/>
+                <w:color w:val="000000"/>
+                <w:sz w:val="14"/>
+              </w:rPr>
+              <w:t>C3 y C4</w:t>
+            </w:r>
+          </w:p>
+        </w:tc>
+        <w:tc>
+          <w:tcPr>
+            <w:tcW w:w="1613" w:type="dxa"/>
+            <w:shd w:val="clear" w:color="auto" w:fill="EDF3FA"/>
+            <w:tcMar>
+              <w:top w:w="70" w:type="dxa"/>
+              <w:left w:w="80" w:type="dxa"/>
+              <w:bottom w:w="70" w:type="dxa"/>
+              <w:right w:w="80" w:type="dxa"/>
+            </w:tcMar>
+          </w:tcPr>
+          <w:p>
+            <w:pPr>
+              <w:spacing w:after="0" w:line="240" w:lineRule="auto"/>
+            </w:pPr>
+            <w:r>
+              <w:rPr>
+                <w:rFonts w:ascii="Arial" w:hAnsi="Arial"/>
+                <w:color w:val="000000"/>
+                <w:sz w:val="14"/>
+              </w:rPr>
+              <w:t>Definición de la problemática</w:t>
+            </w:r>
+          </w:p>
+        </w:tc>
+        <w:tc>
+          <w:tcPr>
+            <w:tcW w:w="1440" w:type="dxa"/>
+            <w:shd w:val="clear" w:color="auto" w:fill="EDF3FA"/>
+            <w:tcMar>
+              <w:top w:w="70" w:type="dxa"/>
+              <w:left w:w="80" w:type="dxa"/>
+              <w:bottom w:w="70" w:type="dxa"/>
+              <w:right w:w="80" w:type="dxa"/>
+            </w:tcMar>
+          </w:tcPr>
+          <w:p>
+            <w:pPr>
+              <w:spacing w:after="0" w:line="240" w:lineRule="auto"/>
+            </w:pPr>
+            <w:r>
+              <w:rPr>
+                <w:rFonts w:ascii="Arial" w:hAnsi="Arial"/>
+                <w:color w:val="000000"/>
+                <w:sz w:val="14"/>
+              </w:rPr>
+              <w:t>Antecedentes de GGH y reuniones</w:t>
+            </w:r>
+          </w:p>
+        </w:tc>
+        <w:tc>
+          <w:tcPr>
+            <w:tcW w:w="835" w:type="dxa"/>
+            <w:shd w:val="clear" w:color="auto" w:fill="EDF3FA"/>
+            <w:tcMar>
+              <w:top w:w="70" w:type="dxa"/>
+              <w:left w:w="80" w:type="dxa"/>
+              <w:bottom w:w="70" w:type="dxa"/>
+              <w:right w:w="80" w:type="dxa"/>
+            </w:tcMar>
+          </w:tcPr>
+          <w:p>
+            <w:pPr>
+              <w:spacing w:after="0" w:line="240" w:lineRule="auto"/>
+            </w:pPr>
+            <w:r>
+              <w:rPr>
+                <w:rFonts w:ascii="Arial" w:hAnsi="Arial"/>
+                <w:color w:val="000000"/>
+                <w:sz w:val="14"/>
+              </w:rPr>
+              <w:t>1 semana</w:t>
+            </w:r>
+          </w:p>
+        </w:tc>
+        <w:tc>
+          <w:tcPr>
+            <w:tcW w:w="1238" w:type="dxa"/>
+            <w:shd w:val="clear" w:color="auto" w:fill="EDF3FA"/>
+            <w:tcMar>
+              <w:top w:w="70" w:type="dxa"/>
+              <w:left w:w="80" w:type="dxa"/>
+              <w:bottom w:w="70" w:type="dxa"/>
+              <w:right w:w="80" w:type="dxa"/>
+            </w:tcMar>
+          </w:tcPr>
+          <w:p>
+            <w:pPr>
+              <w:spacing w:after="0" w:line="240" w:lineRule="auto"/>
+            </w:pPr>
+            <w:r>
+              <w:rPr>
+                <w:rFonts w:ascii="Arial" w:hAnsi="Arial"/>
+                <w:color w:val="000000"/>
+                <w:sz w:val="14"/>
+              </w:rPr>
+              <w:t>Todo el equipo</w:t>
+            </w:r>
+          </w:p>
+        </w:tc>
+        <w:tc>
+          <w:tcPr>
+            <w:tcW w:w="1699" w:type="dxa"/>
+            <w:shd w:val="clear" w:color="auto" w:fill="EDF3FA"/>
+            <w:tcMar>
+              <w:top w:w="70" w:type="dxa"/>
+              <w:left w:w="80" w:type="dxa"/>
+              <w:bottom w:w="70" w:type="dxa"/>
+              <w:right w:w="80" w:type="dxa"/>
+            </w:tcMar>
+          </w:tcPr>
+          <w:p>
+            <w:pPr>
+              <w:spacing w:after="0" w:line="240" w:lineRule="auto"/>
+            </w:pPr>
+            <w:r>
+              <w:rPr>
+                <w:rFonts w:ascii="Arial" w:hAnsi="Arial"/>
+                <w:color w:val="000000"/>
+                <w:sz w:val="14"/>
+              </w:rPr>
+              <w:t>Problemática, valor organizacional y restricciones de SAP definidos.</w:t>
+            </w:r>
+          </w:p>
+        </w:tc>
+        <w:tc>
+          <w:tcPr>
+            <w:tcW w:w="1037" w:type="dxa"/>
+            <w:shd w:val="clear" w:color="auto" w:fill="E2F0D9"/>
+            <w:tcMar>
+              <w:top w:w="70" w:type="dxa"/>
+              <w:left w:w="80" w:type="dxa"/>
+              <w:bottom w:w="70" w:type="dxa"/>
+              <w:right w:w="80" w:type="dxa"/>
+            </w:tcMar>
+          </w:tcPr>
+          <w:p>
+            <w:pPr>
+              <w:spacing w:after="0" w:line="240" w:lineRule="auto"/>
+            </w:pPr>
+            <w:r>
+              <w:rPr>
+                <w:rFonts w:ascii="Arial" w:hAnsi="Arial"/>
                 <w:b/>
-                <w:sz w:val="18"/>
-                <w:szCs w:val="24"/>
-              </w:rPr>
-            </w:pPr>
-            <w:r>
-              <w:rPr>
-                <w:rFonts w:ascii="Calibri" w:hAnsi="Calibri" w:cs="Arial"/>
-                <w:i/>
-                <w:color w:val="548DD4"/>
-                <w:sz w:val="18"/>
-                <w:szCs w:val="20"/>
-                <w:lang w:eastAsia="es-CL"/>
-              </w:rPr>
-              <w:t xml:space="preserve">Nombra las competencias o unidades de competencias </w:t>
-            </w:r>
-            <w:r>
-              <w:rPr>
-                <w:rFonts w:ascii="Calibri" w:hAnsi="Calibri" w:cs="Arial"/>
-                <w:i/>
-                <w:color w:val="548DD4"/>
-                <w:sz w:val="18"/>
-                <w:szCs w:val="20"/>
-                <w:lang w:eastAsia="es-CL"/>
-              </w:rPr>
-              <w:t xml:space="preserve">que se relacionan con las diferentes actividades </w:t>
-            </w:r>
-            <w:r>
-              <w:rPr>
-                <w:rFonts w:ascii="Calibri" w:hAnsi="Calibri" w:cs="Arial"/>
-                <w:i/>
-                <w:color w:val="548DD4"/>
-                <w:sz w:val="18"/>
-                <w:szCs w:val="20"/>
-                <w:lang w:eastAsia="es-CL"/>
-              </w:rPr>
-              <w:t>requeridas para el desarrollo de</w:t>
-            </w:r>
-            <w:r>
-              <w:rPr>
-                <w:rFonts w:ascii="Calibri" w:hAnsi="Calibri" w:cs="Arial"/>
-                <w:i/>
-                <w:color w:val="548DD4"/>
-                <w:sz w:val="18"/>
-                <w:szCs w:val="20"/>
-                <w:lang w:eastAsia="es-CL"/>
-              </w:rPr>
-              <w:t>l proyecto APT</w:t>
-            </w:r>
-            <w:r>
-              <w:rPr>
-                <w:rFonts w:ascii="Calibri" w:hAnsi="Calibri" w:cs="Arial"/>
-                <w:i/>
-                <w:color w:val="548DD4"/>
-                <w:sz w:val="18"/>
-                <w:szCs w:val="20"/>
-                <w:lang w:eastAsia="es-CL"/>
-              </w:rPr>
-              <w:t>.</w:t>
-            </w:r>
-          </w:p>
-        </w:tc>
-        <w:tc>
-          <w:tcPr>
-            <w:tcW w:w="1077" w:type="dxa"/>
-          </w:tcPr>
-          <w:p>
-            <w:pPr>
-              <w:jc w:val="both"/>
-              <w:rPr>
-                <w:rFonts w:ascii="Calibri" w:hAnsi="Calibri" w:cs="Arial"/>
-                <w:i/>
-                <w:color w:val="548DD4"/>
-                <w:sz w:val="18"/>
-                <w:szCs w:val="20"/>
-                <w:lang w:eastAsia="es-CL"/>
-              </w:rPr>
-            </w:pPr>
-            <w:r>
-              <w:rPr>
-                <w:rFonts w:ascii="Calibri" w:hAnsi="Calibri" w:cs="Arial"/>
-                <w:i/>
-                <w:color w:val="548DD4"/>
-                <w:sz w:val="18"/>
-                <w:szCs w:val="20"/>
-                <w:lang w:eastAsia="es-CL"/>
-              </w:rPr>
-              <w:t>Nombra</w:t>
-            </w:r>
-            <w:r>
-              <w:rPr>
-                <w:rFonts w:ascii="Calibri" w:hAnsi="Calibri" w:cs="Arial"/>
-                <w:i/>
-                <w:color w:val="548DD4"/>
-                <w:sz w:val="18"/>
-                <w:szCs w:val="20"/>
-                <w:lang w:eastAsia="es-CL"/>
-              </w:rPr>
-              <w:t xml:space="preserve"> la</w:t>
-            </w:r>
-            <w:r>
-              <w:rPr>
-                <w:rFonts w:ascii="Calibri" w:hAnsi="Calibri" w:cs="Arial"/>
-                <w:i/>
-                <w:color w:val="548DD4"/>
-                <w:sz w:val="18"/>
-                <w:szCs w:val="20"/>
-                <w:lang w:eastAsia="es-CL"/>
-              </w:rPr>
-              <w:t>s</w:t>
-            </w:r>
-            <w:r>
-              <w:rPr>
-                <w:rFonts w:ascii="Calibri" w:hAnsi="Calibri" w:cs="Arial"/>
-                <w:i/>
-                <w:color w:val="548DD4"/>
-                <w:sz w:val="18"/>
-                <w:szCs w:val="20"/>
-                <w:lang w:eastAsia="es-CL"/>
-              </w:rPr>
-              <w:t xml:space="preserve"> </w:t>
-            </w:r>
-            <w:r>
-              <w:rPr>
-                <w:rFonts w:ascii="Calibri" w:hAnsi="Calibri" w:cs="Arial"/>
-                <w:i/>
-                <w:color w:val="548DD4"/>
-                <w:sz w:val="18"/>
-                <w:szCs w:val="20"/>
-                <w:lang w:eastAsia="es-CL"/>
-              </w:rPr>
-              <w:t xml:space="preserve">actividades que se necesitan para desarrollar el proyecto APT. </w:t>
-            </w:r>
-          </w:p>
-        </w:tc>
-        <w:tc>
-          <w:tcPr>
-            <w:tcW w:w="1276" w:type="dxa"/>
-          </w:tcPr>
-          <w:p>
-            <w:pPr>
-              <w:jc w:val="both"/>
-              <w:rPr>
+                <w:color w:val="000000"/>
+                <w:sz w:val="14"/>
+              </w:rPr>
+              <w:t>Completado</w:t>
+            </w:r>
+          </w:p>
+        </w:tc>
+        <w:tc>
+          <w:tcPr>
+            <w:tcW w:w="1238" w:type="dxa"/>
+            <w:shd w:val="clear" w:color="auto" w:fill="EDF3FA"/>
+            <w:tcMar>
+              <w:top w:w="70" w:type="dxa"/>
+              <w:left w:w="80" w:type="dxa"/>
+              <w:bottom w:w="70" w:type="dxa"/>
+              <w:right w:w="80" w:type="dxa"/>
+            </w:tcMar>
+          </w:tcPr>
+          <w:p>
+            <w:pPr>
+              <w:spacing w:after="0" w:line="240" w:lineRule="auto"/>
+            </w:pPr>
+            <w:r>
+              <w:rPr>
+                <w:rFonts w:ascii="Arial" w:hAnsi="Arial"/>
+                <w:color w:val="000000"/>
+                <w:sz w:val="14"/>
+              </w:rPr>
+              <w:t>Sin ajustes durante la Fase 2.</w:t>
+            </w:r>
+          </w:p>
+        </w:tc>
+      </w:tr>
+      <w:tr>
+        <w:tc>
+          <w:tcPr>
+            <w:tcW w:w="1152" w:type="dxa"/>
+            <w:tcMar>
+              <w:top w:w="70" w:type="dxa"/>
+              <w:left w:w="80" w:type="dxa"/>
+              <w:bottom w:w="70" w:type="dxa"/>
+              <w:right w:w="80" w:type="dxa"/>
+            </w:tcMar>
+          </w:tcPr>
+          <w:p>
+            <w:pPr>
+              <w:spacing w:after="0" w:line="240" w:lineRule="auto"/>
+            </w:pPr>
+            <w:r>
+              <w:rPr>
+                <w:rFonts w:ascii="Arial" w:hAnsi="Arial"/>
+                <w:color w:val="000000"/>
+                <w:sz w:val="14"/>
+              </w:rPr>
+              <w:t>C3 y C4</w:t>
+            </w:r>
+          </w:p>
+        </w:tc>
+        <w:tc>
+          <w:tcPr>
+            <w:tcW w:w="1613" w:type="dxa"/>
+            <w:tcMar>
+              <w:top w:w="70" w:type="dxa"/>
+              <w:left w:w="80" w:type="dxa"/>
+              <w:bottom w:w="70" w:type="dxa"/>
+              <w:right w:w="80" w:type="dxa"/>
+            </w:tcMar>
+          </w:tcPr>
+          <w:p>
+            <w:pPr>
+              <w:spacing w:after="0" w:line="240" w:lineRule="auto"/>
+            </w:pPr>
+            <w:r>
+              <w:rPr>
+                <w:rFonts w:ascii="Arial" w:hAnsi="Arial"/>
+                <w:color w:val="000000"/>
+                <w:sz w:val="14"/>
+              </w:rPr>
+              <w:t>Levantamiento de requerimientos</w:t>
+            </w:r>
+          </w:p>
+        </w:tc>
+        <w:tc>
+          <w:tcPr>
+            <w:tcW w:w="1440" w:type="dxa"/>
+            <w:tcMar>
+              <w:top w:w="70" w:type="dxa"/>
+              <w:left w:w="80" w:type="dxa"/>
+              <w:bottom w:w="70" w:type="dxa"/>
+              <w:right w:w="80" w:type="dxa"/>
+            </w:tcMar>
+          </w:tcPr>
+          <w:p>
+            <w:pPr>
+              <w:spacing w:after="0" w:line="240" w:lineRule="auto"/>
+            </w:pPr>
+            <w:r>
+              <w:rPr>
+                <w:rFonts w:ascii="Arial" w:hAnsi="Arial"/>
+                <w:color w:val="000000"/>
+                <w:sz w:val="14"/>
+              </w:rPr>
+              <w:t>SRS, entrevistas y procesos</w:t>
+            </w:r>
+          </w:p>
+        </w:tc>
+        <w:tc>
+          <w:tcPr>
+            <w:tcW w:w="835" w:type="dxa"/>
+            <w:tcMar>
+              <w:top w:w="70" w:type="dxa"/>
+              <w:left w:w="80" w:type="dxa"/>
+              <w:bottom w:w="70" w:type="dxa"/>
+              <w:right w:w="80" w:type="dxa"/>
+            </w:tcMar>
+          </w:tcPr>
+          <w:p>
+            <w:pPr>
+              <w:spacing w:after="0" w:line="240" w:lineRule="auto"/>
+            </w:pPr>
+            <w:r>
+              <w:rPr>
+                <w:rFonts w:ascii="Arial" w:hAnsi="Arial"/>
+                <w:color w:val="000000"/>
+                <w:sz w:val="14"/>
+              </w:rPr>
+              <w:t>2 semanas</w:t>
+            </w:r>
+          </w:p>
+        </w:tc>
+        <w:tc>
+          <w:tcPr>
+            <w:tcW w:w="1238" w:type="dxa"/>
+            <w:tcMar>
+              <w:top w:w="70" w:type="dxa"/>
+              <w:left w:w="80" w:type="dxa"/>
+              <w:bottom w:w="70" w:type="dxa"/>
+              <w:right w:w="80" w:type="dxa"/>
+            </w:tcMar>
+          </w:tcPr>
+          <w:p>
+            <w:pPr>
+              <w:spacing w:after="0" w:line="240" w:lineRule="auto"/>
+            </w:pPr>
+            <w:r>
+              <w:rPr>
+                <w:rFonts w:ascii="Arial" w:hAnsi="Arial"/>
+                <w:color w:val="000000"/>
+                <w:sz w:val="14"/>
+              </w:rPr>
+              <w:t>Millaray y equipo</w:t>
+            </w:r>
+          </w:p>
+        </w:tc>
+        <w:tc>
+          <w:tcPr>
+            <w:tcW w:w="1699" w:type="dxa"/>
+            <w:tcMar>
+              <w:top w:w="70" w:type="dxa"/>
+              <w:left w:w="80" w:type="dxa"/>
+              <w:bottom w:w="70" w:type="dxa"/>
+              <w:right w:w="80" w:type="dxa"/>
+            </w:tcMar>
+          </w:tcPr>
+          <w:p>
+            <w:pPr>
+              <w:spacing w:after="0" w:line="240" w:lineRule="auto"/>
+            </w:pPr>
+            <w:r>
+              <w:rPr>
+                <w:rFonts w:ascii="Arial" w:hAnsi="Arial"/>
+                <w:color w:val="000000"/>
+                <w:sz w:val="14"/>
+              </w:rPr>
+              <w:t>Requerimientos funcionales, no funcionales y reglas documentados.</w:t>
+            </w:r>
+          </w:p>
+        </w:tc>
+        <w:tc>
+          <w:tcPr>
+            <w:tcW w:w="1037" w:type="dxa"/>
+            <w:shd w:val="clear" w:color="auto" w:fill="E2F0D9"/>
+            <w:tcMar>
+              <w:top w:w="70" w:type="dxa"/>
+              <w:left w:w="80" w:type="dxa"/>
+              <w:bottom w:w="70" w:type="dxa"/>
+              <w:right w:w="80" w:type="dxa"/>
+            </w:tcMar>
+          </w:tcPr>
+          <w:p>
+            <w:pPr>
+              <w:spacing w:after="0" w:line="240" w:lineRule="auto"/>
+            </w:pPr>
+            <w:r>
+              <w:rPr>
+                <w:rFonts w:ascii="Arial" w:hAnsi="Arial"/>
                 <w:b/>
-                <w:sz w:val="18"/>
-                <w:szCs w:val="24"/>
-              </w:rPr>
-            </w:pPr>
-            <w:r>
-              <w:rPr>
-                <w:rFonts w:ascii="Calibri" w:hAnsi="Calibri" w:cs="Arial"/>
-                <w:i/>
-                <w:color w:val="548DD4"/>
-                <w:sz w:val="18"/>
-                <w:szCs w:val="20"/>
-                <w:lang w:eastAsia="es-CL"/>
-              </w:rPr>
-              <w:t>Nombra los recursos necesarios para llevar a cabo las actividades</w:t>
-            </w:r>
-            <w:r>
-              <w:rPr>
-                <w:rFonts w:ascii="Calibri" w:hAnsi="Calibri" w:cs="Arial"/>
-                <w:i/>
-                <w:color w:val="548DD4"/>
-                <w:sz w:val="18"/>
-                <w:szCs w:val="20"/>
-                <w:lang w:eastAsia="es-CL"/>
-              </w:rPr>
-              <w:t xml:space="preserve"> </w:t>
-            </w:r>
-            <w:r>
-              <w:rPr>
-                <w:rFonts w:ascii="Calibri" w:hAnsi="Calibri" w:cs="Arial"/>
-                <w:i/>
-                <w:color w:val="548DD4"/>
-                <w:sz w:val="18"/>
-                <w:szCs w:val="20"/>
-                <w:lang w:eastAsia="es-CL"/>
-              </w:rPr>
-              <w:t>definidas.</w:t>
-            </w:r>
-          </w:p>
-        </w:tc>
-        <w:tc>
-          <w:tcPr>
-            <w:tcW w:w="1276" w:type="dxa"/>
-          </w:tcPr>
-          <w:p>
-            <w:pPr>
-              <w:jc w:val="both"/>
-              <w:rPr>
+                <w:color w:val="000000"/>
+                <w:sz w:val="14"/>
+              </w:rPr>
+              <w:t>Completado</w:t>
+            </w:r>
+          </w:p>
+        </w:tc>
+        <w:tc>
+          <w:tcPr>
+            <w:tcW w:w="1238" w:type="dxa"/>
+            <w:tcMar>
+              <w:top w:w="70" w:type="dxa"/>
+              <w:left w:w="80" w:type="dxa"/>
+              <w:bottom w:w="70" w:type="dxa"/>
+              <w:right w:w="80" w:type="dxa"/>
+            </w:tcMar>
+          </w:tcPr>
+          <w:p>
+            <w:pPr>
+              <w:spacing w:after="0" w:line="240" w:lineRule="auto"/>
+            </w:pPr>
+            <w:r>
+              <w:rPr>
+                <w:rFonts w:ascii="Arial" w:hAnsi="Arial"/>
+                <w:color w:val="000000"/>
+                <w:sz w:val="14"/>
+              </w:rPr>
+              <w:t>Refinamiento normal del backlog, sin cambiar el alcance.</w:t>
+            </w:r>
+          </w:p>
+        </w:tc>
+      </w:tr>
+      <w:tr>
+        <w:tc>
+          <w:tcPr>
+            <w:tcW w:w="1152" w:type="dxa"/>
+            <w:shd w:val="clear" w:color="auto" w:fill="EDF3FA"/>
+            <w:tcMar>
+              <w:top w:w="70" w:type="dxa"/>
+              <w:left w:w="80" w:type="dxa"/>
+              <w:bottom w:w="70" w:type="dxa"/>
+              <w:right w:w="80" w:type="dxa"/>
+            </w:tcMar>
+          </w:tcPr>
+          <w:p>
+            <w:pPr>
+              <w:spacing w:after="0" w:line="240" w:lineRule="auto"/>
+            </w:pPr>
+            <w:r>
+              <w:rPr>
+                <w:rFonts w:ascii="Arial" w:hAnsi="Arial"/>
+                <w:color w:val="000000"/>
+                <w:sz w:val="14"/>
+              </w:rPr>
+              <w:t>C3 y C4</w:t>
+            </w:r>
+          </w:p>
+        </w:tc>
+        <w:tc>
+          <w:tcPr>
+            <w:tcW w:w="1613" w:type="dxa"/>
+            <w:shd w:val="clear" w:color="auto" w:fill="EDF3FA"/>
+            <w:tcMar>
+              <w:top w:w="70" w:type="dxa"/>
+              <w:left w:w="80" w:type="dxa"/>
+              <w:bottom w:w="70" w:type="dxa"/>
+              <w:right w:w="80" w:type="dxa"/>
+            </w:tcMar>
+          </w:tcPr>
+          <w:p>
+            <w:pPr>
+              <w:spacing w:after="0" w:line="240" w:lineRule="auto"/>
+            </w:pPr>
+            <w:r>
+              <w:rPr>
+                <w:rFonts w:ascii="Arial" w:hAnsi="Arial"/>
+                <w:color w:val="000000"/>
+                <w:sz w:val="14"/>
+              </w:rPr>
+              <w:t xml:space="preserve">Alcance y </w:t>
+            </w:r>
+            <w:proofErr w:type="spellStart"/>
+            <w:r>
+              <w:rPr>
+                <w:rFonts w:ascii="Arial" w:hAnsi="Arial"/>
+                <w:color w:val="000000"/>
+                <w:sz w:val="14"/>
+              </w:rPr>
+              <w:t>Product</w:t>
+            </w:r>
+            <w:proofErr w:type="spellEnd"/>
+            <w:r>
+              <w:rPr>
+                <w:rFonts w:ascii="Arial" w:hAnsi="Arial"/>
+                <w:color w:val="000000"/>
+                <w:sz w:val="14"/>
+              </w:rPr>
+              <w:t xml:space="preserve"> Backlog</w:t>
+            </w:r>
+          </w:p>
+        </w:tc>
+        <w:tc>
+          <w:tcPr>
+            <w:tcW w:w="1440" w:type="dxa"/>
+            <w:shd w:val="clear" w:color="auto" w:fill="EDF3FA"/>
+            <w:tcMar>
+              <w:top w:w="70" w:type="dxa"/>
+              <w:left w:w="80" w:type="dxa"/>
+              <w:bottom w:w="70" w:type="dxa"/>
+              <w:right w:w="80" w:type="dxa"/>
+            </w:tcMar>
+          </w:tcPr>
+          <w:p>
+            <w:pPr>
+              <w:spacing w:after="0" w:line="240" w:lineRule="auto"/>
+            </w:pPr>
+            <w:r>
+              <w:rPr>
+                <w:rFonts w:ascii="Arial" w:hAnsi="Arial"/>
+                <w:color w:val="000000"/>
+                <w:sz w:val="14"/>
+              </w:rPr>
+              <w:t>Backlog, historias y criterios</w:t>
+            </w:r>
+          </w:p>
+        </w:tc>
+        <w:tc>
+          <w:tcPr>
+            <w:tcW w:w="835" w:type="dxa"/>
+            <w:shd w:val="clear" w:color="auto" w:fill="EDF3FA"/>
+            <w:tcMar>
+              <w:top w:w="70" w:type="dxa"/>
+              <w:left w:w="80" w:type="dxa"/>
+              <w:bottom w:w="70" w:type="dxa"/>
+              <w:right w:w="80" w:type="dxa"/>
+            </w:tcMar>
+          </w:tcPr>
+          <w:p>
+            <w:pPr>
+              <w:spacing w:after="0" w:line="240" w:lineRule="auto"/>
+            </w:pPr>
+            <w:r>
+              <w:rPr>
+                <w:rFonts w:ascii="Arial" w:hAnsi="Arial"/>
+                <w:color w:val="000000"/>
+                <w:sz w:val="14"/>
+              </w:rPr>
+              <w:t>1 semana</w:t>
+            </w:r>
+          </w:p>
+        </w:tc>
+        <w:tc>
+          <w:tcPr>
+            <w:tcW w:w="1238" w:type="dxa"/>
+            <w:shd w:val="clear" w:color="auto" w:fill="EDF3FA"/>
+            <w:tcMar>
+              <w:top w:w="70" w:type="dxa"/>
+              <w:left w:w="80" w:type="dxa"/>
+              <w:bottom w:w="70" w:type="dxa"/>
+              <w:right w:w="80" w:type="dxa"/>
+            </w:tcMar>
+          </w:tcPr>
+          <w:p>
+            <w:pPr>
+              <w:spacing w:after="0" w:line="240" w:lineRule="auto"/>
+            </w:pPr>
+            <w:r>
+              <w:rPr>
+                <w:rFonts w:ascii="Arial" w:hAnsi="Arial"/>
+                <w:color w:val="000000"/>
+                <w:sz w:val="14"/>
+              </w:rPr>
+              <w:t>Matías y equipo</w:t>
+            </w:r>
+          </w:p>
+        </w:tc>
+        <w:tc>
+          <w:tcPr>
+            <w:tcW w:w="1699" w:type="dxa"/>
+            <w:shd w:val="clear" w:color="auto" w:fill="EDF3FA"/>
+            <w:tcMar>
+              <w:top w:w="70" w:type="dxa"/>
+              <w:left w:w="80" w:type="dxa"/>
+              <w:bottom w:w="70" w:type="dxa"/>
+              <w:right w:w="80" w:type="dxa"/>
+            </w:tcMar>
+          </w:tcPr>
+          <w:p>
+            <w:pPr>
+              <w:spacing w:after="0" w:line="240" w:lineRule="auto"/>
+            </w:pPr>
+            <w:r>
+              <w:rPr>
+                <w:rFonts w:ascii="Arial" w:hAnsi="Arial"/>
+                <w:color w:val="000000"/>
+                <w:sz w:val="14"/>
+              </w:rPr>
+              <w:t>Seis módulos, 20 historias y 145 SP priorizados.</w:t>
+            </w:r>
+          </w:p>
+        </w:tc>
+        <w:tc>
+          <w:tcPr>
+            <w:tcW w:w="1037" w:type="dxa"/>
+            <w:shd w:val="clear" w:color="auto" w:fill="E2F0D9"/>
+            <w:tcMar>
+              <w:top w:w="70" w:type="dxa"/>
+              <w:left w:w="80" w:type="dxa"/>
+              <w:bottom w:w="70" w:type="dxa"/>
+              <w:right w:w="80" w:type="dxa"/>
+            </w:tcMar>
+          </w:tcPr>
+          <w:p>
+            <w:pPr>
+              <w:spacing w:after="0" w:line="240" w:lineRule="auto"/>
+            </w:pPr>
+            <w:r>
+              <w:rPr>
+                <w:rFonts w:ascii="Arial" w:hAnsi="Arial"/>
                 <w:b/>
-                <w:sz w:val="18"/>
-                <w:szCs w:val="24"/>
-              </w:rPr>
-            </w:pPr>
-            <w:r>
-              <w:rPr>
-                <w:rFonts w:ascii="Calibri" w:hAnsi="Calibri" w:cs="Arial"/>
-                <w:i/>
-                <w:color w:val="548DD4"/>
-                <w:sz w:val="18"/>
-                <w:szCs w:val="20"/>
-                <w:lang w:eastAsia="es-CL"/>
-              </w:rPr>
-              <w:t xml:space="preserve">Señala </w:t>
-            </w:r>
-            <w:r>
-              <w:rPr>
-                <w:rFonts w:ascii="Calibri" w:hAnsi="Calibri" w:cs="Arial"/>
-                <w:i/>
-                <w:color w:val="548DD4"/>
-                <w:sz w:val="18"/>
-                <w:szCs w:val="20"/>
-                <w:lang w:eastAsia="es-CL"/>
-              </w:rPr>
-              <w:t>la duración de</w:t>
-            </w:r>
-            <w:r>
-              <w:rPr>
-                <w:rFonts w:ascii="Calibri" w:hAnsi="Calibri" w:cs="Arial"/>
-                <w:i/>
-                <w:color w:val="548DD4"/>
-                <w:sz w:val="18"/>
-                <w:szCs w:val="20"/>
-                <w:lang w:eastAsia="es-CL"/>
-              </w:rPr>
-              <w:t xml:space="preserve"> cada </w:t>
-            </w:r>
-            <w:r>
-              <w:rPr>
-                <w:rFonts w:ascii="Calibri" w:hAnsi="Calibri" w:cs="Arial"/>
-                <w:i/>
-                <w:color w:val="548DD4"/>
-                <w:sz w:val="18"/>
-                <w:szCs w:val="20"/>
-                <w:lang w:eastAsia="es-CL"/>
-              </w:rPr>
-              <w:t>actividad</w:t>
-            </w:r>
-            <w:r>
-              <w:rPr>
-                <w:rFonts w:ascii="Calibri" w:hAnsi="Calibri" w:cs="Arial"/>
-                <w:i/>
-                <w:color w:val="548DD4"/>
-                <w:sz w:val="18"/>
-                <w:szCs w:val="20"/>
-                <w:lang w:eastAsia="es-CL"/>
-              </w:rPr>
-              <w:t xml:space="preserve">. </w:t>
-            </w:r>
-          </w:p>
-        </w:tc>
-        <w:tc>
-          <w:tcPr>
-            <w:tcW w:w="1275" w:type="dxa"/>
-          </w:tcPr>
-          <w:p>
-            <w:pPr>
-              <w:jc w:val="both"/>
-              <w:rPr>
-                <w:rFonts w:ascii="Calibri" w:hAnsi="Calibri" w:cs="Arial"/>
-                <w:i/>
-                <w:color w:val="548DD4"/>
-                <w:sz w:val="18"/>
-                <w:szCs w:val="20"/>
-                <w:lang w:eastAsia="es-CL"/>
-              </w:rPr>
-            </w:pPr>
-            <w:r>
-              <w:rPr>
-                <w:rFonts w:ascii="Calibri" w:hAnsi="Calibri" w:cs="Arial"/>
-                <w:i/>
-                <w:color w:val="548DD4"/>
-                <w:sz w:val="18"/>
-                <w:szCs w:val="20"/>
-                <w:lang w:eastAsia="es-CL"/>
-              </w:rPr>
-              <w:t xml:space="preserve">Escribe el </w:t>
-            </w:r>
-            <w:r>
-              <w:rPr>
-                <w:rFonts w:ascii="Calibri" w:hAnsi="Calibri" w:cs="Arial"/>
-                <w:i/>
-                <w:color w:val="548DD4"/>
-                <w:sz w:val="18"/>
-                <w:szCs w:val="20"/>
-                <w:lang w:eastAsia="es-CL"/>
-              </w:rPr>
-              <w:t xml:space="preserve">nombre del integrante del equipo responsable de </w:t>
-            </w:r>
-            <w:r>
-              <w:rPr>
-                <w:rFonts w:ascii="Calibri" w:hAnsi="Calibri" w:cs="Arial"/>
-                <w:i/>
-                <w:color w:val="548DD4"/>
-                <w:sz w:val="18"/>
-                <w:szCs w:val="20"/>
-                <w:lang w:eastAsia="es-CL"/>
-              </w:rPr>
-              <w:t xml:space="preserve">cada </w:t>
-            </w:r>
-            <w:r>
-              <w:rPr>
-                <w:rFonts w:ascii="Calibri" w:hAnsi="Calibri" w:cs="Arial"/>
-                <w:i/>
-                <w:color w:val="548DD4"/>
-                <w:sz w:val="18"/>
-                <w:szCs w:val="20"/>
-                <w:lang w:eastAsia="es-CL"/>
-              </w:rPr>
-              <w:t>actividad.</w:t>
-            </w:r>
-          </w:p>
-        </w:tc>
-        <w:tc>
-          <w:tcPr>
-            <w:tcW w:w="1276" w:type="dxa"/>
-          </w:tcPr>
-          <w:p>
-            <w:pPr>
-              <w:jc w:val="both"/>
-              <w:rPr>
-                <w:rFonts w:ascii="Calibri" w:hAnsi="Calibri" w:cs="Arial"/>
-                <w:i/>
-                <w:color w:val="548DD4"/>
-                <w:sz w:val="18"/>
-                <w:szCs w:val="20"/>
-                <w:lang w:eastAsia="es-CL"/>
-              </w:rPr>
-            </w:pPr>
-            <w:r>
-              <w:rPr>
-                <w:rFonts w:ascii="Calibri" w:hAnsi="Calibri" w:cs="Arial"/>
-                <w:i/>
-                <w:color w:val="548DD4"/>
-                <w:sz w:val="18"/>
-                <w:szCs w:val="20"/>
-                <w:lang w:eastAsia="es-CL"/>
-              </w:rPr>
-              <w:t xml:space="preserve">Señala </w:t>
-            </w:r>
-            <w:r>
-              <w:rPr>
-                <w:rFonts w:ascii="Calibri" w:hAnsi="Calibri" w:cs="Arial"/>
-                <w:i/>
-                <w:color w:val="548DD4"/>
-                <w:sz w:val="18"/>
-                <w:szCs w:val="20"/>
-                <w:lang w:eastAsia="es-CL"/>
-              </w:rPr>
-              <w:t>las dific</w:t>
-            </w:r>
-            <w:r>
-              <w:rPr>
-                <w:rFonts w:ascii="Calibri" w:hAnsi="Calibri" w:cs="Arial"/>
-                <w:i/>
-                <w:color w:val="548DD4"/>
-                <w:sz w:val="18"/>
-                <w:szCs w:val="20"/>
-                <w:lang w:eastAsia="es-CL"/>
-              </w:rPr>
-              <w:t>ult</w:t>
-            </w:r>
-            <w:r>
-              <w:rPr>
-                <w:rFonts w:ascii="Calibri" w:hAnsi="Calibri" w:cs="Arial"/>
-                <w:i/>
-                <w:color w:val="548DD4"/>
-                <w:sz w:val="18"/>
-                <w:szCs w:val="20"/>
-                <w:lang w:eastAsia="es-CL"/>
-              </w:rPr>
-              <w:t>ades o facilitadores que se podrían presentar durante la ejecución de cada una de las actividades propuestas.</w:t>
-            </w:r>
-          </w:p>
-        </w:tc>
-        <w:tc>
-          <w:tcPr>
-            <w:tcW w:w="1418" w:type="dxa"/>
-          </w:tcPr>
-          <w:p>
-            <w:pPr>
-              <w:jc w:val="both"/>
-              <w:rPr>
-                <w:rFonts w:ascii="Calibri" w:hAnsi="Calibri" w:cs="Arial"/>
-                <w:i/>
-                <w:color w:val="548DD4"/>
-                <w:sz w:val="18"/>
-                <w:szCs w:val="20"/>
-                <w:lang w:eastAsia="es-CL"/>
-              </w:rPr>
-            </w:pPr>
-            <w:r>
-              <w:rPr>
-                <w:rFonts w:ascii="Calibri" w:hAnsi="Calibri" w:cs="Arial"/>
-                <w:i/>
-                <w:color w:val="548DD4"/>
-                <w:sz w:val="18"/>
-                <w:szCs w:val="20"/>
-                <w:lang w:eastAsia="es-CL"/>
-              </w:rPr>
-              <w:t>D</w:t>
-            </w:r>
-            <w:r>
-              <w:rPr>
-                <w:rFonts w:ascii="Calibri" w:hAnsi="Calibri" w:cs="Arial"/>
-                <w:i/>
-                <w:color w:val="548DD4"/>
-                <w:sz w:val="18"/>
-                <w:szCs w:val="20"/>
-                <w:lang w:eastAsia="es-CL"/>
-              </w:rPr>
-              <w:t>escribe</w:t>
-            </w:r>
-            <w:r>
-              <w:rPr>
-                <w:rFonts w:ascii="Calibri" w:hAnsi="Calibri" w:cs="Arial"/>
-                <w:i/>
-                <w:color w:val="548DD4"/>
-                <w:sz w:val="18"/>
-                <w:szCs w:val="20"/>
-                <w:lang w:eastAsia="es-CL"/>
-              </w:rPr>
-              <w:t xml:space="preserve"> el estado de avance </w:t>
-            </w:r>
-            <w:r>
-              <w:rPr>
-                <w:rFonts w:ascii="Calibri" w:hAnsi="Calibri" w:cs="Arial"/>
-                <w:i/>
-                <w:color w:val="548DD4"/>
-                <w:sz w:val="18"/>
-                <w:szCs w:val="20"/>
-                <w:lang w:eastAsia="es-CL"/>
-              </w:rPr>
-              <w:t>de cada actividad.</w:t>
-            </w:r>
-          </w:p>
-          <w:p>
-            <w:pPr>
-              <w:jc w:val="both"/>
-              <w:rPr>
-                <w:rFonts w:ascii="Calibri" w:hAnsi="Calibri" w:cs="Arial"/>
-                <w:i/>
-                <w:color w:val="C00000"/>
-                <w:sz w:val="16"/>
-                <w:szCs w:val="20"/>
-                <w:lang w:eastAsia="es-CL"/>
-              </w:rPr>
-            </w:pPr>
-          </w:p>
-          <w:p>
-            <w:pPr>
-              <w:jc w:val="both"/>
-              <w:rPr>
-                <w:rFonts w:ascii="Calibri" w:hAnsi="Calibri" w:cs="Arial"/>
-                <w:i/>
-                <w:color w:val="548DD4"/>
-                <w:sz w:val="18"/>
-                <w:szCs w:val="20"/>
-                <w:lang w:eastAsia="es-CL"/>
-              </w:rPr>
-            </w:pPr>
-            <w:r>
-              <w:rPr>
-                <w:rFonts w:ascii="Calibri" w:hAnsi="Calibri" w:cs="Arial"/>
-                <w:i/>
-                <w:color w:val="548DD4"/>
-                <w:sz w:val="18"/>
-                <w:szCs w:val="20"/>
-                <w:lang w:eastAsia="es-CL"/>
-              </w:rPr>
-              <w:t xml:space="preserve">Tipos de estado: </w:t>
-            </w:r>
-          </w:p>
-          <w:p>
-            <w:pPr>
-              <w:jc w:val="both"/>
-              <w:rPr>
-                <w:rFonts w:ascii="Calibri" w:hAnsi="Calibri" w:cs="Arial"/>
-                <w:i/>
-                <w:color w:val="C00000"/>
-                <w:sz w:val="16"/>
-                <w:szCs w:val="20"/>
-                <w:lang w:eastAsia="es-CL"/>
-              </w:rPr>
-            </w:pPr>
-            <w:r>
-              <w:rPr>
-                <w:rFonts w:ascii="Calibri" w:hAnsi="Calibri" w:cs="Arial"/>
-                <w:i/>
-                <w:color w:val="548DD4"/>
-                <w:sz w:val="18"/>
-                <w:szCs w:val="20"/>
-                <w:lang w:eastAsia="es-CL"/>
-              </w:rPr>
-              <w:t>En curso/ Con retraso/ No iniciado/ Completado/ Ajustada</w:t>
-            </w:r>
-            <w:r>
-              <w:rPr>
-                <w:rFonts w:ascii="Calibri" w:hAnsi="Calibri" w:cs="Arial"/>
-                <w:i/>
-                <w:color w:val="C00000"/>
-                <w:sz w:val="16"/>
-                <w:szCs w:val="20"/>
-                <w:lang w:eastAsia="es-CL"/>
-              </w:rPr>
-              <w:t xml:space="preserve"> </w:t>
-            </w:r>
-          </w:p>
-        </w:tc>
-        <w:tc>
-          <w:tcPr>
-            <w:tcW w:w="850" w:type="dxa"/>
-          </w:tcPr>
-          <w:p>
-            <w:pPr>
-              <w:jc w:val="both"/>
-              <w:rPr>
-                <w:rFonts w:ascii="Calibri" w:hAnsi="Calibri" w:cs="Arial"/>
-                <w:i/>
-                <w:color w:val="548DD4"/>
-                <w:sz w:val="18"/>
-                <w:szCs w:val="20"/>
-                <w:lang w:eastAsia="es-CL"/>
-              </w:rPr>
-            </w:pPr>
-            <w:r>
-              <w:rPr>
-                <w:rFonts w:ascii="Calibri" w:hAnsi="Calibri" w:cs="Arial"/>
-                <w:i/>
-                <w:color w:val="548DD4"/>
-                <w:sz w:val="18"/>
-                <w:szCs w:val="20"/>
-                <w:lang w:eastAsia="es-CL"/>
-              </w:rPr>
-              <w:t>S</w:t>
-            </w:r>
-            <w:r>
-              <w:rPr>
-                <w:rFonts w:ascii="Calibri" w:hAnsi="Calibri" w:cs="Arial"/>
-                <w:i/>
-                <w:color w:val="548DD4"/>
-                <w:sz w:val="18"/>
-                <w:szCs w:val="20"/>
-                <w:lang w:eastAsia="es-CL"/>
-              </w:rPr>
-              <w:t>e</w:t>
-            </w:r>
-            <w:r>
-              <w:rPr>
-                <w:rFonts w:ascii="Calibri" w:hAnsi="Calibri" w:cs="Arial"/>
-                <w:i/>
-                <w:color w:val="548DD4"/>
-                <w:sz w:val="18"/>
-                <w:szCs w:val="20"/>
-                <w:lang w:eastAsia="es-CL"/>
-              </w:rPr>
-              <w:t xml:space="preserve">ñala los ajustes o reformulaciones </w:t>
-            </w:r>
-            <w:r>
-              <w:rPr>
-                <w:rFonts w:ascii="Calibri" w:hAnsi="Calibri" w:cs="Arial"/>
-                <w:i/>
-                <w:color w:val="548DD4"/>
-                <w:sz w:val="18"/>
-                <w:szCs w:val="20"/>
-                <w:lang w:eastAsia="es-CL"/>
-              </w:rPr>
-              <w:t>que has realiza</w:t>
-            </w:r>
-            <w:r>
-              <w:rPr>
-                <w:rFonts w:ascii="Calibri" w:hAnsi="Calibri" w:cs="Arial"/>
-                <w:i/>
-                <w:color w:val="548DD4"/>
-                <w:sz w:val="18"/>
-                <w:szCs w:val="20"/>
-                <w:lang w:eastAsia="es-CL"/>
-              </w:rPr>
-              <w:t xml:space="preserve">do. </w:t>
+                <w:color w:val="000000"/>
+                <w:sz w:val="14"/>
+              </w:rPr>
+              <w:t>Completado</w:t>
+            </w:r>
+          </w:p>
+        </w:tc>
+        <w:tc>
+          <w:tcPr>
+            <w:tcW w:w="1238" w:type="dxa"/>
+            <w:shd w:val="clear" w:color="auto" w:fill="EDF3FA"/>
+            <w:tcMar>
+              <w:top w:w="70" w:type="dxa"/>
+              <w:left w:w="80" w:type="dxa"/>
+              <w:bottom w:w="70" w:type="dxa"/>
+              <w:right w:w="80" w:type="dxa"/>
+            </w:tcMar>
+          </w:tcPr>
+          <w:p>
+            <w:pPr>
+              <w:spacing w:after="0" w:line="240" w:lineRule="auto"/>
+            </w:pPr>
+            <w:r>
+              <w:rPr>
+                <w:rFonts w:ascii="Arial" w:hAnsi="Arial"/>
+                <w:color w:val="000000"/>
+                <w:sz w:val="14"/>
+              </w:rPr>
+              <w:t>Sin ajustes de alcance.</w:t>
+            </w:r>
+          </w:p>
+        </w:tc>
+      </w:tr>
+      <w:tr>
+        <w:tc>
+          <w:tcPr>
+            <w:tcW w:w="1152" w:type="dxa"/>
+            <w:tcMar>
+              <w:top w:w="70" w:type="dxa"/>
+              <w:left w:w="80" w:type="dxa"/>
+              <w:bottom w:w="70" w:type="dxa"/>
+              <w:right w:w="80" w:type="dxa"/>
+            </w:tcMar>
+          </w:tcPr>
+          <w:p>
+            <w:pPr>
+              <w:spacing w:after="0" w:line="240" w:lineRule="auto"/>
+            </w:pPr>
+            <w:r>
+              <w:rPr>
+                <w:rFonts w:ascii="Arial" w:hAnsi="Arial"/>
+                <w:color w:val="000000"/>
+                <w:sz w:val="14"/>
+              </w:rPr>
+              <w:t>C1, C2 y C5</w:t>
+            </w:r>
+          </w:p>
+        </w:tc>
+        <w:tc>
+          <w:tcPr>
+            <w:tcW w:w="1613" w:type="dxa"/>
+            <w:tcMar>
+              <w:top w:w="70" w:type="dxa"/>
+              <w:left w:w="80" w:type="dxa"/>
+              <w:bottom w:w="70" w:type="dxa"/>
+              <w:right w:w="80" w:type="dxa"/>
+            </w:tcMar>
+          </w:tcPr>
+          <w:p>
+            <w:pPr>
+              <w:spacing w:after="0" w:line="240" w:lineRule="auto"/>
+            </w:pPr>
+            <w:r>
+              <w:rPr>
+                <w:rFonts w:ascii="Arial" w:hAnsi="Arial"/>
+                <w:color w:val="000000"/>
+                <w:sz w:val="14"/>
+              </w:rPr>
+              <w:t>Arquitectura y base de datos</w:t>
+            </w:r>
+          </w:p>
+        </w:tc>
+        <w:tc>
+          <w:tcPr>
+            <w:tcW w:w="1440" w:type="dxa"/>
+            <w:tcMar>
+              <w:top w:w="70" w:type="dxa"/>
+              <w:left w:w="80" w:type="dxa"/>
+              <w:bottom w:w="70" w:type="dxa"/>
+              <w:right w:w="80" w:type="dxa"/>
+            </w:tcMar>
+          </w:tcPr>
+          <w:p>
+            <w:pPr>
+              <w:spacing w:after="0" w:line="240" w:lineRule="auto"/>
+            </w:pPr>
+            <w:r>
+              <w:rPr>
+                <w:rFonts w:ascii="Arial" w:hAnsi="Arial"/>
+                <w:color w:val="000000"/>
+                <w:sz w:val="14"/>
+              </w:rPr>
+              <w:t>Django, PostgreSQL, UML y 4+1</w:t>
+            </w:r>
+          </w:p>
+        </w:tc>
+        <w:tc>
+          <w:tcPr>
+            <w:tcW w:w="835" w:type="dxa"/>
+            <w:tcMar>
+              <w:top w:w="70" w:type="dxa"/>
+              <w:left w:w="80" w:type="dxa"/>
+              <w:bottom w:w="70" w:type="dxa"/>
+              <w:right w:w="80" w:type="dxa"/>
+            </w:tcMar>
+          </w:tcPr>
+          <w:p>
+            <w:pPr>
+              <w:spacing w:after="0" w:line="240" w:lineRule="auto"/>
+            </w:pPr>
+            <w:r>
+              <w:rPr>
+                <w:rFonts w:ascii="Arial" w:hAnsi="Arial"/>
+                <w:color w:val="000000"/>
+                <w:sz w:val="14"/>
+              </w:rPr>
+              <w:t>2 semanas</w:t>
+            </w:r>
+          </w:p>
+        </w:tc>
+        <w:tc>
+          <w:tcPr>
+            <w:tcW w:w="1238" w:type="dxa"/>
+            <w:tcMar>
+              <w:top w:w="70" w:type="dxa"/>
+              <w:left w:w="80" w:type="dxa"/>
+              <w:bottom w:w="70" w:type="dxa"/>
+              <w:right w:w="80" w:type="dxa"/>
+            </w:tcMar>
+          </w:tcPr>
+          <w:p>
+            <w:pPr>
+              <w:spacing w:after="0" w:line="240" w:lineRule="auto"/>
+            </w:pPr>
+            <w:proofErr w:type="spellStart"/>
+            <w:r>
+              <w:rPr>
+                <w:rFonts w:ascii="Arial" w:hAnsi="Arial"/>
+                <w:color w:val="000000"/>
+                <w:sz w:val="14"/>
+              </w:rPr>
+              <w:t>Alexssander</w:t>
+            </w:r>
+            <w:proofErr w:type="spellEnd"/>
+            <w:r>
+              <w:rPr>
+                <w:rFonts w:ascii="Arial" w:hAnsi="Arial"/>
+                <w:color w:val="000000"/>
+                <w:sz w:val="14"/>
+              </w:rPr>
+              <w:t xml:space="preserve"> y Matías</w:t>
+            </w:r>
+          </w:p>
+        </w:tc>
+        <w:tc>
+          <w:tcPr>
+            <w:tcW w:w="1699" w:type="dxa"/>
+            <w:tcMar>
+              <w:top w:w="70" w:type="dxa"/>
+              <w:left w:w="80" w:type="dxa"/>
+              <w:bottom w:w="70" w:type="dxa"/>
+              <w:right w:w="80" w:type="dxa"/>
+            </w:tcMar>
+          </w:tcPr>
+          <w:p>
+            <w:pPr>
+              <w:spacing w:after="0" w:line="240" w:lineRule="auto"/>
+            </w:pPr>
+            <w:r>
+              <w:rPr>
+                <w:rFonts w:ascii="Arial" w:hAnsi="Arial"/>
+                <w:color w:val="000000"/>
+                <w:sz w:val="14"/>
+              </w:rPr>
+              <w:t>Arquitectura, integraciones, modelo de datos y despliegue documentados.</w:t>
+            </w:r>
+          </w:p>
+        </w:tc>
+        <w:tc>
+          <w:tcPr>
+            <w:tcW w:w="1037" w:type="dxa"/>
+            <w:shd w:val="clear" w:color="auto" w:fill="E2F0D9"/>
+            <w:tcMar>
+              <w:top w:w="70" w:type="dxa"/>
+              <w:left w:w="80" w:type="dxa"/>
+              <w:bottom w:w="70" w:type="dxa"/>
+              <w:right w:w="80" w:type="dxa"/>
+            </w:tcMar>
+          </w:tcPr>
+          <w:p>
+            <w:pPr>
+              <w:spacing w:after="0" w:line="240" w:lineRule="auto"/>
+            </w:pPr>
+            <w:r>
+              <w:rPr>
+                <w:rFonts w:ascii="Arial" w:hAnsi="Arial"/>
+                <w:b/>
+                <w:color w:val="000000"/>
+                <w:sz w:val="14"/>
+              </w:rPr>
+              <w:t>Completado</w:t>
+            </w:r>
+          </w:p>
+        </w:tc>
+        <w:tc>
+          <w:tcPr>
+            <w:tcW w:w="1238" w:type="dxa"/>
+            <w:tcMar>
+              <w:top w:w="70" w:type="dxa"/>
+              <w:left w:w="80" w:type="dxa"/>
+              <w:bottom w:w="70" w:type="dxa"/>
+              <w:right w:w="80" w:type="dxa"/>
+            </w:tcMar>
+          </w:tcPr>
+          <w:p>
+            <w:pPr>
+              <w:spacing w:after="0" w:line="240" w:lineRule="auto"/>
+            </w:pPr>
+            <w:r>
+              <w:rPr>
+                <w:rFonts w:ascii="Arial" w:hAnsi="Arial"/>
+                <w:color w:val="000000"/>
+                <w:sz w:val="14"/>
+              </w:rPr>
+              <w:t>Se mantuvo API de lectura y Service Layer para escritura.</w:t>
+            </w:r>
+          </w:p>
+        </w:tc>
+      </w:tr>
+      <w:tr>
+        <w:tc>
+          <w:tcPr>
+            <w:tcW w:w="1152" w:type="dxa"/>
+            <w:shd w:val="clear" w:color="auto" w:fill="EDF3FA"/>
+            <w:tcMar>
+              <w:top w:w="70" w:type="dxa"/>
+              <w:left w:w="80" w:type="dxa"/>
+              <w:bottom w:w="70" w:type="dxa"/>
+              <w:right w:w="80" w:type="dxa"/>
+            </w:tcMar>
+          </w:tcPr>
+          <w:p>
+            <w:pPr>
+              <w:spacing w:after="0" w:line="240" w:lineRule="auto"/>
+            </w:pPr>
+            <w:r>
+              <w:rPr>
+                <w:rFonts w:ascii="Arial" w:hAnsi="Arial"/>
+                <w:color w:val="000000"/>
+                <w:sz w:val="14"/>
+              </w:rPr>
+              <w:t>C1, C3 y C5</w:t>
+            </w:r>
+          </w:p>
+        </w:tc>
+        <w:tc>
+          <w:tcPr>
+            <w:tcW w:w="1613" w:type="dxa"/>
+            <w:shd w:val="clear" w:color="auto" w:fill="EDF3FA"/>
+            <w:tcMar>
+              <w:top w:w="70" w:type="dxa"/>
+              <w:left w:w="80" w:type="dxa"/>
+              <w:bottom w:w="70" w:type="dxa"/>
+              <w:right w:w="80" w:type="dxa"/>
+            </w:tcMar>
+          </w:tcPr>
+          <w:p>
+            <w:pPr>
+              <w:spacing w:after="0" w:line="240" w:lineRule="auto"/>
+            </w:pPr>
+            <w:r>
+              <w:rPr>
+                <w:rFonts w:ascii="Arial" w:hAnsi="Arial"/>
+                <w:color w:val="000000"/>
+                <w:sz w:val="14"/>
+              </w:rPr>
+              <w:t>Diseño de interfaces y flujos</w:t>
+            </w:r>
+          </w:p>
+        </w:tc>
+        <w:tc>
+          <w:tcPr>
+            <w:tcW w:w="1440" w:type="dxa"/>
+            <w:shd w:val="clear" w:color="auto" w:fill="EDF3FA"/>
+            <w:tcMar>
+              <w:top w:w="70" w:type="dxa"/>
+              <w:left w:w="80" w:type="dxa"/>
+              <w:bottom w:w="70" w:type="dxa"/>
+              <w:right w:w="80" w:type="dxa"/>
+            </w:tcMar>
+          </w:tcPr>
+          <w:p>
+            <w:pPr>
+              <w:spacing w:after="0" w:line="240" w:lineRule="auto"/>
+            </w:pPr>
+            <w:r>
+              <w:rPr>
+                <w:rFonts w:ascii="Arial" w:hAnsi="Arial"/>
+                <w:color w:val="000000"/>
+                <w:sz w:val="14"/>
+              </w:rPr>
+              <w:t>Prototipos, UML y procesos</w:t>
+            </w:r>
+          </w:p>
+        </w:tc>
+        <w:tc>
+          <w:tcPr>
+            <w:tcW w:w="835" w:type="dxa"/>
+            <w:shd w:val="clear" w:color="auto" w:fill="EDF3FA"/>
+            <w:tcMar>
+              <w:top w:w="70" w:type="dxa"/>
+              <w:left w:w="80" w:type="dxa"/>
+              <w:bottom w:w="70" w:type="dxa"/>
+              <w:right w:w="80" w:type="dxa"/>
+            </w:tcMar>
+          </w:tcPr>
+          <w:p>
+            <w:pPr>
+              <w:spacing w:after="0" w:line="240" w:lineRule="auto"/>
+            </w:pPr>
+            <w:r>
+              <w:rPr>
+                <w:rFonts w:ascii="Arial" w:hAnsi="Arial"/>
+                <w:color w:val="000000"/>
+                <w:sz w:val="14"/>
+              </w:rPr>
+              <w:t>2 semanas</w:t>
+            </w:r>
+          </w:p>
+        </w:tc>
+        <w:tc>
+          <w:tcPr>
+            <w:tcW w:w="1238" w:type="dxa"/>
+            <w:shd w:val="clear" w:color="auto" w:fill="EDF3FA"/>
+            <w:tcMar>
+              <w:top w:w="70" w:type="dxa"/>
+              <w:left w:w="80" w:type="dxa"/>
+              <w:bottom w:w="70" w:type="dxa"/>
+              <w:right w:w="80" w:type="dxa"/>
+            </w:tcMar>
+          </w:tcPr>
+          <w:p>
+            <w:pPr>
+              <w:spacing w:after="0" w:line="240" w:lineRule="auto"/>
+            </w:pPr>
+            <w:r>
+              <w:rPr>
+                <w:rFonts w:ascii="Arial" w:hAnsi="Arial"/>
+                <w:color w:val="000000"/>
+                <w:sz w:val="14"/>
+              </w:rPr>
+              <w:t>Millaray y equipo</w:t>
+            </w:r>
+          </w:p>
+        </w:tc>
+        <w:tc>
+          <w:tcPr>
+            <w:tcW w:w="1699" w:type="dxa"/>
+            <w:shd w:val="clear" w:color="auto" w:fill="EDF3FA"/>
+            <w:tcMar>
+              <w:top w:w="70" w:type="dxa"/>
+              <w:left w:w="80" w:type="dxa"/>
+              <w:bottom w:w="70" w:type="dxa"/>
+              <w:right w:w="80" w:type="dxa"/>
+            </w:tcMar>
+          </w:tcPr>
+          <w:p>
+            <w:pPr>
+              <w:spacing w:after="0" w:line="240" w:lineRule="auto"/>
+            </w:pPr>
+            <w:r>
+              <w:rPr>
+                <w:rFonts w:ascii="Arial" w:hAnsi="Arial"/>
+                <w:color w:val="000000"/>
+                <w:sz w:val="14"/>
+              </w:rPr>
+              <w:t>Pantallas y flujos principales definidos para los seis módulos.</w:t>
+            </w:r>
+          </w:p>
+        </w:tc>
+        <w:tc>
+          <w:tcPr>
+            <w:tcW w:w="1037" w:type="dxa"/>
+            <w:shd w:val="clear" w:color="auto" w:fill="E2F0D9"/>
+            <w:tcMar>
+              <w:top w:w="70" w:type="dxa"/>
+              <w:left w:w="80" w:type="dxa"/>
+              <w:bottom w:w="70" w:type="dxa"/>
+              <w:right w:w="80" w:type="dxa"/>
+            </w:tcMar>
+          </w:tcPr>
+          <w:p>
+            <w:pPr>
+              <w:spacing w:after="0" w:line="240" w:lineRule="auto"/>
+            </w:pPr>
+            <w:r>
+              <w:rPr>
+                <w:rFonts w:ascii="Arial" w:hAnsi="Arial"/>
+                <w:b/>
+                <w:color w:val="000000"/>
+                <w:sz w:val="14"/>
+              </w:rPr>
+              <w:t>Completado</w:t>
+            </w:r>
+          </w:p>
+        </w:tc>
+        <w:tc>
+          <w:tcPr>
+            <w:tcW w:w="1238" w:type="dxa"/>
+            <w:shd w:val="clear" w:color="auto" w:fill="EDF3FA"/>
+            <w:tcMar>
+              <w:top w:w="70" w:type="dxa"/>
+              <w:left w:w="80" w:type="dxa"/>
+              <w:bottom w:w="70" w:type="dxa"/>
+              <w:right w:w="80" w:type="dxa"/>
+            </w:tcMar>
+          </w:tcPr>
+          <w:p>
+            <w:pPr>
+              <w:spacing w:after="0" w:line="240" w:lineRule="auto"/>
+            </w:pPr>
+            <w:r>
+              <w:rPr>
+                <w:rFonts w:ascii="Arial" w:hAnsi="Arial"/>
+                <w:color w:val="000000"/>
+                <w:sz w:val="14"/>
+              </w:rPr>
+              <w:t>Se incorporó la identidad visual de cada empresa.</w:t>
+            </w:r>
+          </w:p>
+        </w:tc>
+      </w:tr>
+      <w:tr>
+        <w:tc>
+          <w:tcPr>
+            <w:tcW w:w="1152" w:type="dxa"/>
+            <w:tcMar>
+              <w:top w:w="70" w:type="dxa"/>
+              <w:left w:w="80" w:type="dxa"/>
+              <w:bottom w:w="70" w:type="dxa"/>
+              <w:right w:w="80" w:type="dxa"/>
+            </w:tcMar>
+          </w:tcPr>
+          <w:p>
+            <w:pPr>
+              <w:spacing w:after="0" w:line="240" w:lineRule="auto"/>
+            </w:pPr>
+            <w:r>
+              <w:rPr>
+                <w:rFonts w:ascii="Arial" w:hAnsi="Arial"/>
+                <w:color w:val="000000"/>
+                <w:sz w:val="14"/>
+              </w:rPr>
+              <w:t>C1 y C4</w:t>
+            </w:r>
+          </w:p>
+        </w:tc>
+        <w:tc>
+          <w:tcPr>
+            <w:tcW w:w="1613" w:type="dxa"/>
+            <w:tcMar>
+              <w:top w:w="70" w:type="dxa"/>
+              <w:left w:w="80" w:type="dxa"/>
+              <w:bottom w:w="70" w:type="dxa"/>
+              <w:right w:w="80" w:type="dxa"/>
+            </w:tcMar>
+          </w:tcPr>
+          <w:p>
+            <w:pPr>
+              <w:spacing w:after="0" w:line="240" w:lineRule="auto"/>
+            </w:pPr>
+            <w:r>
+              <w:rPr>
+                <w:rFonts w:ascii="Arial" w:hAnsi="Arial"/>
+                <w:color w:val="000000"/>
+                <w:sz w:val="14"/>
+              </w:rPr>
+              <w:t xml:space="preserve">Entorno y planificación de </w:t>
+            </w:r>
+            <w:proofErr w:type="spellStart"/>
+            <w:r>
+              <w:rPr>
+                <w:rFonts w:ascii="Arial" w:hAnsi="Arial"/>
+                <w:color w:val="000000"/>
+                <w:sz w:val="14"/>
+              </w:rPr>
+              <w:t>sprints</w:t>
+            </w:r>
+            <w:proofErr w:type="spellEnd"/>
+          </w:p>
+        </w:tc>
+        <w:tc>
+          <w:tcPr>
+            <w:tcW w:w="1440" w:type="dxa"/>
+            <w:tcMar>
+              <w:top w:w="70" w:type="dxa"/>
+              <w:left w:w="80" w:type="dxa"/>
+              <w:bottom w:w="70" w:type="dxa"/>
+              <w:right w:w="80" w:type="dxa"/>
+            </w:tcMar>
+          </w:tcPr>
+          <w:p>
+            <w:pPr>
+              <w:spacing w:after="0" w:line="240" w:lineRule="auto"/>
+            </w:pPr>
+            <w:r>
+              <w:rPr>
+                <w:rFonts w:ascii="Arial" w:hAnsi="Arial"/>
+                <w:color w:val="000000"/>
+                <w:sz w:val="14"/>
+              </w:rPr>
+              <w:t>GitHub, Django, PostgreSQL y tablero</w:t>
+            </w:r>
+          </w:p>
+        </w:tc>
+        <w:tc>
+          <w:tcPr>
+            <w:tcW w:w="835" w:type="dxa"/>
+            <w:tcMar>
+              <w:top w:w="70" w:type="dxa"/>
+              <w:left w:w="80" w:type="dxa"/>
+              <w:bottom w:w="70" w:type="dxa"/>
+              <w:right w:w="80" w:type="dxa"/>
+            </w:tcMar>
+          </w:tcPr>
+          <w:p>
+            <w:pPr>
+              <w:spacing w:after="0" w:line="240" w:lineRule="auto"/>
+            </w:pPr>
+            <w:r>
+              <w:rPr>
+                <w:rFonts w:ascii="Arial" w:hAnsi="Arial"/>
+                <w:color w:val="000000"/>
+                <w:sz w:val="14"/>
+              </w:rPr>
+              <w:t>1 semana</w:t>
+            </w:r>
+          </w:p>
+        </w:tc>
+        <w:tc>
+          <w:tcPr>
+            <w:tcW w:w="1238" w:type="dxa"/>
+            <w:tcMar>
+              <w:top w:w="70" w:type="dxa"/>
+              <w:left w:w="80" w:type="dxa"/>
+              <w:bottom w:w="70" w:type="dxa"/>
+              <w:right w:w="80" w:type="dxa"/>
+            </w:tcMar>
+          </w:tcPr>
+          <w:p>
+            <w:pPr>
+              <w:spacing w:after="0" w:line="240" w:lineRule="auto"/>
+            </w:pPr>
+            <w:r>
+              <w:rPr>
+                <w:rFonts w:ascii="Arial" w:hAnsi="Arial"/>
+                <w:color w:val="000000"/>
+                <w:sz w:val="14"/>
+              </w:rPr>
+              <w:t xml:space="preserve">Matías y </w:t>
+            </w:r>
+            <w:proofErr w:type="spellStart"/>
+            <w:r>
+              <w:rPr>
+                <w:rFonts w:ascii="Arial" w:hAnsi="Arial"/>
+                <w:color w:val="000000"/>
+                <w:sz w:val="14"/>
+              </w:rPr>
+              <w:t>Alexssander</w:t>
+            </w:r>
+            <w:proofErr w:type="spellEnd"/>
+          </w:p>
+        </w:tc>
+        <w:tc>
+          <w:tcPr>
+            <w:tcW w:w="1699" w:type="dxa"/>
+            <w:tcMar>
+              <w:top w:w="70" w:type="dxa"/>
+              <w:left w:w="80" w:type="dxa"/>
+              <w:bottom w:w="70" w:type="dxa"/>
+              <w:right w:w="80" w:type="dxa"/>
+            </w:tcMar>
+          </w:tcPr>
+          <w:p>
+            <w:pPr>
+              <w:spacing w:after="0" w:line="240" w:lineRule="auto"/>
+            </w:pPr>
+            <w:r>
+              <w:rPr>
+                <w:rFonts w:ascii="Arial" w:hAnsi="Arial"/>
+                <w:color w:val="000000"/>
+                <w:sz w:val="14"/>
+              </w:rPr>
+              <w:t xml:space="preserve">Repositorio, ramas, datos ficticios y seis </w:t>
+            </w:r>
+            <w:proofErr w:type="spellStart"/>
+            <w:r>
+              <w:rPr>
+                <w:rFonts w:ascii="Arial" w:hAnsi="Arial"/>
+                <w:color w:val="000000"/>
+                <w:sz w:val="14"/>
+              </w:rPr>
+              <w:t>sprints</w:t>
+            </w:r>
+            <w:proofErr w:type="spellEnd"/>
+            <w:r>
+              <w:rPr>
+                <w:rFonts w:ascii="Arial" w:hAnsi="Arial"/>
+                <w:color w:val="000000"/>
+                <w:sz w:val="14"/>
+              </w:rPr>
+              <w:t xml:space="preserve"> configurados.</w:t>
+            </w:r>
+          </w:p>
+        </w:tc>
+        <w:tc>
+          <w:tcPr>
+            <w:tcW w:w="1037" w:type="dxa"/>
+            <w:shd w:val="clear" w:color="auto" w:fill="E2F0D9"/>
+            <w:tcMar>
+              <w:top w:w="70" w:type="dxa"/>
+              <w:left w:w="80" w:type="dxa"/>
+              <w:bottom w:w="70" w:type="dxa"/>
+              <w:right w:w="80" w:type="dxa"/>
+            </w:tcMar>
+          </w:tcPr>
+          <w:p>
+            <w:pPr>
+              <w:spacing w:after="0" w:line="240" w:lineRule="auto"/>
+            </w:pPr>
+            <w:r>
+              <w:rPr>
+                <w:rFonts w:ascii="Arial" w:hAnsi="Arial"/>
+                <w:b/>
+                <w:color w:val="000000"/>
+                <w:sz w:val="14"/>
+              </w:rPr>
+              <w:t>Completado</w:t>
+            </w:r>
+          </w:p>
+        </w:tc>
+        <w:tc>
+          <w:tcPr>
+            <w:tcW w:w="1238" w:type="dxa"/>
+            <w:tcMar>
+              <w:top w:w="70" w:type="dxa"/>
+              <w:left w:w="80" w:type="dxa"/>
+              <w:bottom w:w="70" w:type="dxa"/>
+              <w:right w:w="80" w:type="dxa"/>
+            </w:tcMar>
+          </w:tcPr>
+          <w:p>
+            <w:pPr>
+              <w:spacing w:after="0" w:line="240" w:lineRule="auto"/>
+            </w:pPr>
+            <w:r>
+              <w:rPr>
+                <w:rFonts w:ascii="Arial" w:hAnsi="Arial"/>
+                <w:color w:val="000000"/>
+                <w:sz w:val="14"/>
+              </w:rPr>
+              <w:t>Sin ajustes.</w:t>
+            </w:r>
+          </w:p>
+        </w:tc>
+      </w:tr>
+      <w:tr>
+        <w:tc>
+          <w:tcPr>
+            <w:tcW w:w="1152" w:type="dxa"/>
+            <w:shd w:val="clear" w:color="auto" w:fill="EDF3FA"/>
+            <w:tcMar>
+              <w:top w:w="70" w:type="dxa"/>
+              <w:left w:w="80" w:type="dxa"/>
+              <w:bottom w:w="70" w:type="dxa"/>
+              <w:right w:w="80" w:type="dxa"/>
+            </w:tcMar>
+          </w:tcPr>
+          <w:p>
+            <w:pPr>
+              <w:spacing w:after="0" w:line="240" w:lineRule="auto"/>
+            </w:pPr>
+            <w:r>
+              <w:rPr>
+                <w:rFonts w:ascii="Arial" w:hAnsi="Arial"/>
+                <w:color w:val="000000"/>
+                <w:sz w:val="14"/>
+              </w:rPr>
+              <w:t>C1 y C4</w:t>
+            </w:r>
+          </w:p>
+        </w:tc>
+        <w:tc>
+          <w:tcPr>
+            <w:tcW w:w="1613" w:type="dxa"/>
+            <w:shd w:val="clear" w:color="auto" w:fill="EDF3FA"/>
+            <w:tcMar>
+              <w:top w:w="70" w:type="dxa"/>
+              <w:left w:w="80" w:type="dxa"/>
+              <w:bottom w:w="70" w:type="dxa"/>
+              <w:right w:w="80" w:type="dxa"/>
+            </w:tcMar>
+          </w:tcPr>
+          <w:p>
+            <w:pPr>
+              <w:spacing w:after="0" w:line="240" w:lineRule="auto"/>
+            </w:pPr>
+            <w:r>
+              <w:rPr>
+                <w:rFonts w:ascii="Arial" w:hAnsi="Arial"/>
+                <w:color w:val="000000"/>
+                <w:sz w:val="14"/>
+              </w:rPr>
+              <w:t>Gestión y seguimiento de Scrum</w:t>
+            </w:r>
+          </w:p>
+        </w:tc>
+        <w:tc>
+          <w:tcPr>
+            <w:tcW w:w="1440" w:type="dxa"/>
+            <w:shd w:val="clear" w:color="auto" w:fill="EDF3FA"/>
+            <w:tcMar>
+              <w:top w:w="70" w:type="dxa"/>
+              <w:left w:w="80" w:type="dxa"/>
+              <w:bottom w:w="70" w:type="dxa"/>
+              <w:right w:w="80" w:type="dxa"/>
+            </w:tcMar>
+          </w:tcPr>
+          <w:p>
+            <w:pPr>
+              <w:spacing w:after="0" w:line="240" w:lineRule="auto"/>
+            </w:pPr>
+            <w:r>
+              <w:rPr>
+                <w:rFonts w:ascii="Arial" w:hAnsi="Arial"/>
+                <w:color w:val="000000"/>
+                <w:sz w:val="14"/>
+              </w:rPr>
+              <w:t>Backlog, tablero y expedientes</w:t>
+            </w:r>
+          </w:p>
+        </w:tc>
+        <w:tc>
+          <w:tcPr>
+            <w:tcW w:w="835" w:type="dxa"/>
+            <w:shd w:val="clear" w:color="auto" w:fill="EDF3FA"/>
+            <w:tcMar>
+              <w:top w:w="70" w:type="dxa"/>
+              <w:left w:w="80" w:type="dxa"/>
+              <w:bottom w:w="70" w:type="dxa"/>
+              <w:right w:w="80" w:type="dxa"/>
+            </w:tcMar>
+          </w:tcPr>
+          <w:p>
+            <w:pPr>
+              <w:spacing w:after="0" w:line="240" w:lineRule="auto"/>
+            </w:pPr>
+            <w:r>
+              <w:rPr>
+                <w:rFonts w:ascii="Arial" w:hAnsi="Arial"/>
+                <w:color w:val="000000"/>
+                <w:sz w:val="14"/>
+              </w:rPr>
+              <w:t xml:space="preserve">6 </w:t>
+            </w:r>
+            <w:proofErr w:type="spellStart"/>
+            <w:r>
+              <w:rPr>
+                <w:rFonts w:ascii="Arial" w:hAnsi="Arial"/>
+                <w:color w:val="000000"/>
+                <w:sz w:val="14"/>
+              </w:rPr>
+              <w:t>sprints</w:t>
+            </w:r>
+            <w:proofErr w:type="spellEnd"/>
+          </w:p>
+        </w:tc>
+        <w:tc>
+          <w:tcPr>
+            <w:tcW w:w="1238" w:type="dxa"/>
+            <w:shd w:val="clear" w:color="auto" w:fill="EDF3FA"/>
+            <w:tcMar>
+              <w:top w:w="70" w:type="dxa"/>
+              <w:left w:w="80" w:type="dxa"/>
+              <w:bottom w:w="70" w:type="dxa"/>
+              <w:right w:w="80" w:type="dxa"/>
+            </w:tcMar>
+          </w:tcPr>
+          <w:p>
+            <w:pPr>
+              <w:spacing w:after="0" w:line="240" w:lineRule="auto"/>
+            </w:pPr>
+            <w:r>
+              <w:rPr>
+                <w:rFonts w:ascii="Arial" w:hAnsi="Arial"/>
+                <w:color w:val="000000"/>
+                <w:sz w:val="14"/>
+              </w:rPr>
+              <w:t>Todo el equipo</w:t>
+            </w:r>
+          </w:p>
+        </w:tc>
+        <w:tc>
+          <w:tcPr>
+            <w:tcW w:w="1699" w:type="dxa"/>
+            <w:shd w:val="clear" w:color="auto" w:fill="EDF3FA"/>
+            <w:tcMar>
+              <w:top w:w="70" w:type="dxa"/>
+              <w:left w:w="80" w:type="dxa"/>
+              <w:bottom w:w="70" w:type="dxa"/>
+              <w:right w:w="80" w:type="dxa"/>
+            </w:tcMar>
+          </w:tcPr>
+          <w:p>
+            <w:pPr>
+              <w:spacing w:after="0" w:line="240" w:lineRule="auto"/>
+            </w:pPr>
+            <w:proofErr w:type="spellStart"/>
+            <w:r>
+              <w:rPr>
+                <w:rFonts w:ascii="Arial" w:hAnsi="Arial"/>
+                <w:color w:val="000000"/>
+                <w:sz w:val="14"/>
+              </w:rPr>
+              <w:t>Sprints</w:t>
+            </w:r>
+            <w:proofErr w:type="spellEnd"/>
+            <w:r>
+              <w:rPr>
+                <w:rFonts w:ascii="Arial" w:hAnsi="Arial"/>
+                <w:color w:val="000000"/>
+                <w:sz w:val="14"/>
+              </w:rPr>
+              <w:t xml:space="preserve"> 1, 2 y 3 cerrados; </w:t>
+            </w:r>
+            <w:proofErr w:type="spellStart"/>
+            <w:r>
+              <w:rPr>
+                <w:rFonts w:ascii="Arial" w:hAnsi="Arial"/>
+                <w:color w:val="000000"/>
+                <w:sz w:val="14"/>
+              </w:rPr>
+              <w:t>Sprints</w:t>
+            </w:r>
+            <w:proofErr w:type="spellEnd"/>
+            <w:r>
+              <w:rPr>
+                <w:rFonts w:ascii="Arial" w:hAnsi="Arial"/>
+                <w:color w:val="000000"/>
+                <w:sz w:val="14"/>
+              </w:rPr>
+              <w:t xml:space="preserve"> 4 a 6 programados.</w:t>
+            </w:r>
+          </w:p>
+        </w:tc>
+        <w:tc>
+          <w:tcPr>
+            <w:tcW w:w="1037" w:type="dxa"/>
+            <w:shd w:val="clear" w:color="auto" w:fill="FFF2CC"/>
+            <w:tcMar>
+              <w:top w:w="70" w:type="dxa"/>
+              <w:left w:w="80" w:type="dxa"/>
+              <w:bottom w:w="70" w:type="dxa"/>
+              <w:right w:w="80" w:type="dxa"/>
+            </w:tcMar>
+          </w:tcPr>
+          <w:p>
+            <w:pPr>
+              <w:spacing w:after="0" w:line="240" w:lineRule="auto"/>
+            </w:pPr>
+            <w:r>
+              <w:rPr>
+                <w:rFonts w:ascii="Arial" w:hAnsi="Arial"/>
+                <w:b/>
+                <w:color w:val="000000"/>
+                <w:sz w:val="14"/>
+              </w:rPr>
+              <w:t>En curso</w:t>
+            </w:r>
+          </w:p>
+        </w:tc>
+        <w:tc>
+          <w:tcPr>
+            <w:tcW w:w="1238" w:type="dxa"/>
+            <w:shd w:val="clear" w:color="auto" w:fill="EDF3FA"/>
+            <w:tcMar>
+              <w:top w:w="70" w:type="dxa"/>
+              <w:left w:w="80" w:type="dxa"/>
+              <w:bottom w:w="70" w:type="dxa"/>
+              <w:right w:w="80" w:type="dxa"/>
+            </w:tcMar>
+          </w:tcPr>
+          <w:p>
+            <w:pPr>
+              <w:spacing w:after="0" w:line="240" w:lineRule="auto"/>
+            </w:pPr>
+            <w:r>
+              <w:rPr>
+                <w:rFonts w:ascii="Arial" w:hAnsi="Arial"/>
+                <w:color w:val="000000"/>
+                <w:sz w:val="14"/>
+              </w:rPr>
+              <w:t>Sin redistribución; se mantiene la rotación de roles.</w:t>
+            </w:r>
+          </w:p>
+        </w:tc>
+      </w:tr>
+      <w:tr>
+        <w:tc>
+          <w:tcPr>
+            <w:tcW w:w="1152" w:type="dxa"/>
+            <w:tcMar>
+              <w:top w:w="70" w:type="dxa"/>
+              <w:left w:w="80" w:type="dxa"/>
+              <w:bottom w:w="70" w:type="dxa"/>
+              <w:right w:w="80" w:type="dxa"/>
+            </w:tcMar>
+          </w:tcPr>
+          <w:p>
+            <w:pPr>
+              <w:spacing w:after="0" w:line="240" w:lineRule="auto"/>
+            </w:pPr>
+            <w:r>
+              <w:rPr>
+                <w:rFonts w:ascii="Arial" w:hAnsi="Arial"/>
+                <w:color w:val="000000"/>
+                <w:sz w:val="14"/>
+              </w:rPr>
+              <w:t>C1, C2 y C5</w:t>
+            </w:r>
+          </w:p>
+        </w:tc>
+        <w:tc>
+          <w:tcPr>
+            <w:tcW w:w="1613" w:type="dxa"/>
+            <w:tcMar>
+              <w:top w:w="70" w:type="dxa"/>
+              <w:left w:w="80" w:type="dxa"/>
+              <w:bottom w:w="70" w:type="dxa"/>
+              <w:right w:w="80" w:type="dxa"/>
+            </w:tcMar>
+          </w:tcPr>
+          <w:p>
+            <w:pPr>
+              <w:spacing w:after="0" w:line="240" w:lineRule="auto"/>
+            </w:pPr>
+            <w:r>
+              <w:rPr>
+                <w:rFonts w:ascii="Arial" w:hAnsi="Arial"/>
+                <w:color w:val="000000"/>
+                <w:sz w:val="14"/>
+              </w:rPr>
+              <w:t>Usuarios, roles y permisos</w:t>
+            </w:r>
+          </w:p>
+        </w:tc>
+        <w:tc>
+          <w:tcPr>
+            <w:tcW w:w="1440" w:type="dxa"/>
+            <w:tcMar>
+              <w:top w:w="70" w:type="dxa"/>
+              <w:left w:w="80" w:type="dxa"/>
+              <w:bottom w:w="70" w:type="dxa"/>
+              <w:right w:w="80" w:type="dxa"/>
+            </w:tcMar>
+          </w:tcPr>
+          <w:p>
+            <w:pPr>
+              <w:spacing w:after="0" w:line="240" w:lineRule="auto"/>
+            </w:pPr>
+            <w:r>
+              <w:rPr>
+                <w:rFonts w:ascii="Arial" w:hAnsi="Arial"/>
+                <w:color w:val="000000"/>
+                <w:sz w:val="14"/>
+              </w:rPr>
+              <w:t>Django, BD y pruebas</w:t>
+            </w:r>
+          </w:p>
+        </w:tc>
+        <w:tc>
+          <w:tcPr>
+            <w:tcW w:w="835" w:type="dxa"/>
+            <w:tcMar>
+              <w:top w:w="70" w:type="dxa"/>
+              <w:left w:w="80" w:type="dxa"/>
+              <w:bottom w:w="70" w:type="dxa"/>
+              <w:right w:w="80" w:type="dxa"/>
+            </w:tcMar>
+          </w:tcPr>
+          <w:p>
+            <w:pPr>
+              <w:spacing w:after="0" w:line="240" w:lineRule="auto"/>
+            </w:pPr>
+            <w:r>
+              <w:rPr>
+                <w:rFonts w:ascii="Arial" w:hAnsi="Arial"/>
+                <w:color w:val="000000"/>
+                <w:sz w:val="14"/>
+              </w:rPr>
+              <w:t>2 semanas</w:t>
+            </w:r>
+          </w:p>
+        </w:tc>
+        <w:tc>
+          <w:tcPr>
+            <w:tcW w:w="1238" w:type="dxa"/>
+            <w:tcMar>
+              <w:top w:w="70" w:type="dxa"/>
+              <w:left w:w="80" w:type="dxa"/>
+              <w:bottom w:w="70" w:type="dxa"/>
+              <w:right w:w="80" w:type="dxa"/>
+            </w:tcMar>
+          </w:tcPr>
+          <w:p>
+            <w:pPr>
+              <w:spacing w:after="0" w:line="240" w:lineRule="auto"/>
+            </w:pPr>
+            <w:r>
+              <w:rPr>
+                <w:rFonts w:ascii="Arial" w:hAnsi="Arial"/>
+                <w:color w:val="000000"/>
+                <w:sz w:val="14"/>
+              </w:rPr>
+              <w:t xml:space="preserve">Matías y </w:t>
+            </w:r>
+            <w:proofErr w:type="spellStart"/>
+            <w:r>
+              <w:rPr>
+                <w:rFonts w:ascii="Arial" w:hAnsi="Arial"/>
+                <w:color w:val="000000"/>
+                <w:sz w:val="14"/>
+              </w:rPr>
+              <w:t>Alexssander</w:t>
+            </w:r>
+            <w:proofErr w:type="spellEnd"/>
+          </w:p>
+        </w:tc>
+        <w:tc>
+          <w:tcPr>
+            <w:tcW w:w="1699" w:type="dxa"/>
+            <w:tcMar>
+              <w:top w:w="70" w:type="dxa"/>
+              <w:left w:w="80" w:type="dxa"/>
+              <w:bottom w:w="70" w:type="dxa"/>
+              <w:right w:w="80" w:type="dxa"/>
+            </w:tcMar>
+          </w:tcPr>
+          <w:p>
+            <w:pPr>
+              <w:spacing w:after="0" w:line="240" w:lineRule="auto"/>
+            </w:pPr>
+            <w:r>
+              <w:rPr>
+                <w:rFonts w:ascii="Arial" w:hAnsi="Arial"/>
+                <w:color w:val="000000"/>
+                <w:sz w:val="14"/>
+              </w:rPr>
+              <w:t>HU-001 a HU-004 aceptadas en el Sprint 1.</w:t>
+            </w:r>
+          </w:p>
+        </w:tc>
+        <w:tc>
+          <w:tcPr>
+            <w:tcW w:w="1037" w:type="dxa"/>
+            <w:shd w:val="clear" w:color="auto" w:fill="E2F0D9"/>
+            <w:tcMar>
+              <w:top w:w="70" w:type="dxa"/>
+              <w:left w:w="80" w:type="dxa"/>
+              <w:bottom w:w="70" w:type="dxa"/>
+              <w:right w:w="80" w:type="dxa"/>
+            </w:tcMar>
+          </w:tcPr>
+          <w:p>
+            <w:pPr>
+              <w:spacing w:after="0" w:line="240" w:lineRule="auto"/>
+            </w:pPr>
+            <w:r>
+              <w:rPr>
+                <w:rFonts w:ascii="Arial" w:hAnsi="Arial"/>
+                <w:b/>
+                <w:color w:val="000000"/>
+                <w:sz w:val="14"/>
+              </w:rPr>
+              <w:t>Completado</w:t>
+            </w:r>
+          </w:p>
+        </w:tc>
+        <w:tc>
+          <w:tcPr>
+            <w:tcW w:w="1238" w:type="dxa"/>
+            <w:tcMar>
+              <w:top w:w="70" w:type="dxa"/>
+              <w:left w:w="80" w:type="dxa"/>
+              <w:bottom w:w="70" w:type="dxa"/>
+              <w:right w:w="80" w:type="dxa"/>
+            </w:tcMar>
+          </w:tcPr>
+          <w:p>
+            <w:pPr>
+              <w:spacing w:after="0" w:line="240" w:lineRule="auto"/>
+            </w:pPr>
+            <w:r>
+              <w:rPr>
+                <w:rFonts w:ascii="Arial" w:hAnsi="Arial"/>
+                <w:color w:val="000000"/>
+                <w:sz w:val="14"/>
+              </w:rPr>
+              <w:t>Sin ajustes.</w:t>
+            </w:r>
+          </w:p>
+        </w:tc>
+      </w:tr>
+      <w:tr>
+        <w:tc>
+          <w:tcPr>
+            <w:tcW w:w="1152" w:type="dxa"/>
+            <w:shd w:val="clear" w:color="auto" w:fill="EDF3FA"/>
+            <w:tcMar>
+              <w:top w:w="70" w:type="dxa"/>
+              <w:left w:w="80" w:type="dxa"/>
+              <w:bottom w:w="70" w:type="dxa"/>
+              <w:right w:w="80" w:type="dxa"/>
+            </w:tcMar>
+          </w:tcPr>
+          <w:p>
+            <w:pPr>
+              <w:spacing w:after="0" w:line="240" w:lineRule="auto"/>
+            </w:pPr>
+            <w:r>
+              <w:rPr>
+                <w:rFonts w:ascii="Arial" w:hAnsi="Arial"/>
+                <w:color w:val="000000"/>
+                <w:sz w:val="14"/>
+              </w:rPr>
+              <w:t>C1, C2 y C3</w:t>
+            </w:r>
+          </w:p>
+        </w:tc>
+        <w:tc>
+          <w:tcPr>
+            <w:tcW w:w="1613" w:type="dxa"/>
+            <w:shd w:val="clear" w:color="auto" w:fill="EDF3FA"/>
+            <w:tcMar>
+              <w:top w:w="70" w:type="dxa"/>
+              <w:left w:w="80" w:type="dxa"/>
+              <w:bottom w:w="70" w:type="dxa"/>
+              <w:right w:w="80" w:type="dxa"/>
+            </w:tcMar>
+          </w:tcPr>
+          <w:p>
+            <w:pPr>
+              <w:spacing w:after="0" w:line="240" w:lineRule="auto"/>
+            </w:pPr>
+            <w:r>
+              <w:rPr>
+                <w:rFonts w:ascii="Arial" w:hAnsi="Arial"/>
+                <w:color w:val="000000"/>
+                <w:sz w:val="14"/>
+              </w:rPr>
+              <w:t>Solicitudes y autorizaciones</w:t>
+            </w:r>
+          </w:p>
+        </w:tc>
+        <w:tc>
+          <w:tcPr>
+            <w:tcW w:w="1440" w:type="dxa"/>
+            <w:shd w:val="clear" w:color="auto" w:fill="EDF3FA"/>
+            <w:tcMar>
+              <w:top w:w="70" w:type="dxa"/>
+              <w:left w:w="80" w:type="dxa"/>
+              <w:bottom w:w="70" w:type="dxa"/>
+              <w:right w:w="80" w:type="dxa"/>
+            </w:tcMar>
+          </w:tcPr>
+          <w:p>
+            <w:pPr>
+              <w:spacing w:after="0" w:line="240" w:lineRule="auto"/>
+            </w:pPr>
+            <w:r>
+              <w:rPr>
+                <w:rFonts w:ascii="Arial" w:hAnsi="Arial"/>
+                <w:color w:val="000000"/>
+                <w:sz w:val="14"/>
+              </w:rPr>
+              <w:t>Django, BD, adjuntos y pruebas</w:t>
+            </w:r>
+          </w:p>
+        </w:tc>
+        <w:tc>
+          <w:tcPr>
+            <w:tcW w:w="835" w:type="dxa"/>
+            <w:shd w:val="clear" w:color="auto" w:fill="EDF3FA"/>
+            <w:tcMar>
+              <w:top w:w="70" w:type="dxa"/>
+              <w:left w:w="80" w:type="dxa"/>
+              <w:bottom w:w="70" w:type="dxa"/>
+              <w:right w:w="80" w:type="dxa"/>
+            </w:tcMar>
+          </w:tcPr>
+          <w:p>
+            <w:pPr>
+              <w:spacing w:after="0" w:line="240" w:lineRule="auto"/>
+            </w:pPr>
+            <w:r>
+              <w:rPr>
+                <w:rFonts w:ascii="Arial" w:hAnsi="Arial"/>
+                <w:color w:val="000000"/>
+                <w:sz w:val="14"/>
+              </w:rPr>
+              <w:t>2 semanas</w:t>
+            </w:r>
+          </w:p>
+        </w:tc>
+        <w:tc>
+          <w:tcPr>
+            <w:tcW w:w="1238" w:type="dxa"/>
+            <w:shd w:val="clear" w:color="auto" w:fill="EDF3FA"/>
+            <w:tcMar>
+              <w:top w:w="70" w:type="dxa"/>
+              <w:left w:w="80" w:type="dxa"/>
+              <w:bottom w:w="70" w:type="dxa"/>
+              <w:right w:w="80" w:type="dxa"/>
+            </w:tcMar>
+          </w:tcPr>
+          <w:p>
+            <w:pPr>
+              <w:spacing w:after="0" w:line="240" w:lineRule="auto"/>
+            </w:pPr>
+            <w:r>
+              <w:rPr>
+                <w:rFonts w:ascii="Arial" w:hAnsi="Arial"/>
+                <w:color w:val="000000"/>
+                <w:sz w:val="14"/>
+              </w:rPr>
+              <w:t>Millaray y Matías</w:t>
+            </w:r>
+          </w:p>
+        </w:tc>
+        <w:tc>
+          <w:tcPr>
+            <w:tcW w:w="1699" w:type="dxa"/>
+            <w:shd w:val="clear" w:color="auto" w:fill="EDF3FA"/>
+            <w:tcMar>
+              <w:top w:w="70" w:type="dxa"/>
+              <w:left w:w="80" w:type="dxa"/>
+              <w:bottom w:w="70" w:type="dxa"/>
+              <w:right w:w="80" w:type="dxa"/>
+            </w:tcMar>
+          </w:tcPr>
+          <w:p>
+            <w:pPr>
+              <w:spacing w:after="0" w:line="240" w:lineRule="auto"/>
+            </w:pPr>
+            <w:r>
+              <w:rPr>
+                <w:rFonts w:ascii="Arial" w:hAnsi="Arial"/>
+                <w:color w:val="000000"/>
+                <w:sz w:val="14"/>
+              </w:rPr>
+              <w:t>HU-005 a HU-007 aceptadas en el Sprint 2.</w:t>
+            </w:r>
+          </w:p>
+        </w:tc>
+        <w:tc>
+          <w:tcPr>
+            <w:tcW w:w="1037" w:type="dxa"/>
+            <w:shd w:val="clear" w:color="auto" w:fill="E2F0D9"/>
+            <w:tcMar>
+              <w:top w:w="70" w:type="dxa"/>
+              <w:left w:w="80" w:type="dxa"/>
+              <w:bottom w:w="70" w:type="dxa"/>
+              <w:right w:w="80" w:type="dxa"/>
+            </w:tcMar>
+          </w:tcPr>
+          <w:p>
+            <w:pPr>
+              <w:spacing w:after="0" w:line="240" w:lineRule="auto"/>
+            </w:pPr>
+            <w:r>
+              <w:rPr>
+                <w:rFonts w:ascii="Arial" w:hAnsi="Arial"/>
+                <w:b/>
+                <w:color w:val="000000"/>
+                <w:sz w:val="14"/>
+              </w:rPr>
+              <w:t>Completado</w:t>
+            </w:r>
+          </w:p>
+        </w:tc>
+        <w:tc>
+          <w:tcPr>
+            <w:tcW w:w="1238" w:type="dxa"/>
+            <w:shd w:val="clear" w:color="auto" w:fill="EDF3FA"/>
+            <w:tcMar>
+              <w:top w:w="70" w:type="dxa"/>
+              <w:left w:w="80" w:type="dxa"/>
+              <w:bottom w:w="70" w:type="dxa"/>
+              <w:right w:w="80" w:type="dxa"/>
+            </w:tcMar>
+          </w:tcPr>
+          <w:p>
+            <w:pPr>
+              <w:spacing w:after="0" w:line="240" w:lineRule="auto"/>
+            </w:pPr>
+            <w:r>
+              <w:rPr>
+                <w:rFonts w:ascii="Arial" w:hAnsi="Arial"/>
+                <w:color w:val="000000"/>
+                <w:sz w:val="14"/>
+              </w:rPr>
+              <w:t>Sin ajustes.</w:t>
+            </w:r>
+          </w:p>
+        </w:tc>
+      </w:tr>
+      <w:tr>
+        <w:tc>
+          <w:tcPr>
+            <w:tcW w:w="1152" w:type="dxa"/>
+            <w:tcMar>
+              <w:top w:w="70" w:type="dxa"/>
+              <w:left w:w="80" w:type="dxa"/>
+              <w:bottom w:w="70" w:type="dxa"/>
+              <w:right w:w="80" w:type="dxa"/>
+            </w:tcMar>
+          </w:tcPr>
+          <w:p>
+            <w:pPr>
+              <w:spacing w:after="0" w:line="240" w:lineRule="auto"/>
+            </w:pPr>
+            <w:r>
+              <w:rPr>
+                <w:rFonts w:ascii="Arial" w:hAnsi="Arial"/>
+                <w:color w:val="000000"/>
+                <w:sz w:val="14"/>
+              </w:rPr>
+              <w:t>C1, C2 y C5</w:t>
+            </w:r>
+          </w:p>
+        </w:tc>
+        <w:tc>
+          <w:tcPr>
+            <w:tcW w:w="1613" w:type="dxa"/>
+            <w:tcMar>
+              <w:top w:w="70" w:type="dxa"/>
+              <w:left w:w="80" w:type="dxa"/>
+              <w:bottom w:w="70" w:type="dxa"/>
+              <w:right w:w="80" w:type="dxa"/>
+            </w:tcMar>
+          </w:tcPr>
+          <w:p>
+            <w:pPr>
+              <w:spacing w:after="0" w:line="240" w:lineRule="auto"/>
+            </w:pPr>
+            <w:r>
+              <w:rPr>
+                <w:rFonts w:ascii="Arial" w:hAnsi="Arial"/>
+                <w:color w:val="000000"/>
+                <w:sz w:val="14"/>
+              </w:rPr>
+              <w:t>Gestión comercial</w:t>
+            </w:r>
+          </w:p>
+        </w:tc>
+        <w:tc>
+          <w:tcPr>
+            <w:tcW w:w="1440" w:type="dxa"/>
+            <w:tcMar>
+              <w:top w:w="70" w:type="dxa"/>
+              <w:left w:w="80" w:type="dxa"/>
+              <w:bottom w:w="70" w:type="dxa"/>
+              <w:right w:w="80" w:type="dxa"/>
+            </w:tcMar>
+          </w:tcPr>
+          <w:p>
+            <w:pPr>
+              <w:spacing w:after="0" w:line="240" w:lineRule="auto"/>
+            </w:pPr>
+            <w:r>
+              <w:rPr>
+                <w:rFonts w:ascii="Arial" w:hAnsi="Arial"/>
+                <w:color w:val="000000"/>
+                <w:sz w:val="14"/>
+              </w:rPr>
+              <w:t>API, Django, BD y prototipos</w:t>
+            </w:r>
+          </w:p>
+        </w:tc>
+        <w:tc>
+          <w:tcPr>
+            <w:tcW w:w="835" w:type="dxa"/>
+            <w:tcMar>
+              <w:top w:w="70" w:type="dxa"/>
+              <w:left w:w="80" w:type="dxa"/>
+              <w:bottom w:w="70" w:type="dxa"/>
+              <w:right w:w="80" w:type="dxa"/>
+            </w:tcMar>
+          </w:tcPr>
+          <w:p>
+            <w:pPr>
+              <w:spacing w:after="0" w:line="240" w:lineRule="auto"/>
+            </w:pPr>
+            <w:proofErr w:type="spellStart"/>
+            <w:r>
+              <w:rPr>
+                <w:rFonts w:ascii="Arial" w:hAnsi="Arial"/>
+                <w:color w:val="000000"/>
+                <w:sz w:val="14"/>
+              </w:rPr>
+              <w:t>Sprints</w:t>
+            </w:r>
+            <w:proofErr w:type="spellEnd"/>
+            <w:r>
+              <w:rPr>
+                <w:rFonts w:ascii="Arial" w:hAnsi="Arial"/>
+                <w:color w:val="000000"/>
+                <w:sz w:val="14"/>
+              </w:rPr>
+              <w:t xml:space="preserve"> 3 y 4</w:t>
+            </w:r>
+          </w:p>
+        </w:tc>
+        <w:tc>
+          <w:tcPr>
+            <w:tcW w:w="1238" w:type="dxa"/>
+            <w:tcMar>
+              <w:top w:w="70" w:type="dxa"/>
+              <w:left w:w="80" w:type="dxa"/>
+              <w:bottom w:w="70" w:type="dxa"/>
+              <w:right w:w="80" w:type="dxa"/>
+            </w:tcMar>
+          </w:tcPr>
+          <w:p>
+            <w:pPr>
+              <w:spacing w:after="0" w:line="240" w:lineRule="auto"/>
+            </w:pPr>
+            <w:proofErr w:type="spellStart"/>
+            <w:r>
+              <w:rPr>
+                <w:rFonts w:ascii="Arial" w:hAnsi="Arial"/>
+                <w:color w:val="000000"/>
+                <w:sz w:val="14"/>
+              </w:rPr>
+              <w:t>Alexssander</w:t>
+            </w:r>
+            <w:proofErr w:type="spellEnd"/>
+            <w:r>
+              <w:rPr>
+                <w:rFonts w:ascii="Arial" w:hAnsi="Arial"/>
+                <w:color w:val="000000"/>
+                <w:sz w:val="14"/>
+              </w:rPr>
+              <w:t xml:space="preserve"> y Millaray</w:t>
+            </w:r>
+          </w:p>
+        </w:tc>
+        <w:tc>
+          <w:tcPr>
+            <w:tcW w:w="1699" w:type="dxa"/>
+            <w:tcMar>
+              <w:top w:w="70" w:type="dxa"/>
+              <w:left w:w="80" w:type="dxa"/>
+              <w:bottom w:w="70" w:type="dxa"/>
+              <w:right w:w="80" w:type="dxa"/>
+            </w:tcMar>
+          </w:tcPr>
+          <w:p>
+            <w:pPr>
+              <w:spacing w:after="0" w:line="240" w:lineRule="auto"/>
+            </w:pPr>
+            <w:r>
+              <w:rPr>
+                <w:rFonts w:ascii="Arial" w:hAnsi="Arial"/>
+                <w:color w:val="000000"/>
+                <w:sz w:val="14"/>
+              </w:rPr>
+              <w:t>Consultas y cotizaciones completadas en Sprint 3; órdenes de venta en Sprint 4.</w:t>
+            </w:r>
+          </w:p>
+        </w:tc>
+        <w:tc>
+          <w:tcPr>
+            <w:tcW w:w="1037" w:type="dxa"/>
+            <w:shd w:val="clear" w:color="auto" w:fill="FFF2CC"/>
+            <w:tcMar>
+              <w:top w:w="70" w:type="dxa"/>
+              <w:left w:w="80" w:type="dxa"/>
+              <w:bottom w:w="70" w:type="dxa"/>
+              <w:right w:w="80" w:type="dxa"/>
+            </w:tcMar>
+          </w:tcPr>
+          <w:p>
+            <w:pPr>
+              <w:spacing w:after="0" w:line="240" w:lineRule="auto"/>
+            </w:pPr>
+            <w:r>
+              <w:rPr>
+                <w:rFonts w:ascii="Arial" w:hAnsi="Arial"/>
+                <w:b/>
+                <w:color w:val="000000"/>
+                <w:sz w:val="14"/>
+              </w:rPr>
+              <w:t>En curso</w:t>
+            </w:r>
+          </w:p>
+        </w:tc>
+        <w:tc>
+          <w:tcPr>
+            <w:tcW w:w="1238" w:type="dxa"/>
+            <w:tcMar>
+              <w:top w:w="70" w:type="dxa"/>
+              <w:left w:w="80" w:type="dxa"/>
+              <w:bottom w:w="70" w:type="dxa"/>
+              <w:right w:w="80" w:type="dxa"/>
+            </w:tcMar>
+          </w:tcPr>
+          <w:p>
+            <w:pPr>
+              <w:spacing w:after="0" w:line="240" w:lineRule="auto"/>
+            </w:pPr>
+            <w:r>
+              <w:rPr>
+                <w:rFonts w:ascii="Arial" w:hAnsi="Arial"/>
+                <w:color w:val="000000"/>
+                <w:sz w:val="14"/>
+              </w:rPr>
+              <w:t xml:space="preserve">Dividida entre dos </w:t>
+            </w:r>
+            <w:proofErr w:type="spellStart"/>
+            <w:r>
+              <w:rPr>
+                <w:rFonts w:ascii="Arial" w:hAnsi="Arial"/>
+                <w:color w:val="000000"/>
+                <w:sz w:val="14"/>
+              </w:rPr>
+              <w:t>sprints</w:t>
+            </w:r>
+            <w:proofErr w:type="spellEnd"/>
+            <w:r>
+              <w:rPr>
+                <w:rFonts w:ascii="Arial" w:hAnsi="Arial"/>
+                <w:color w:val="000000"/>
+                <w:sz w:val="14"/>
+              </w:rPr>
+              <w:t xml:space="preserve"> según dependencias.</w:t>
+            </w:r>
+          </w:p>
+        </w:tc>
+      </w:tr>
+      <w:tr>
+        <w:tc>
+          <w:tcPr>
+            <w:tcW w:w="1152" w:type="dxa"/>
+            <w:shd w:val="clear" w:color="auto" w:fill="EDF3FA"/>
+            <w:tcMar>
+              <w:top w:w="70" w:type="dxa"/>
+              <w:left w:w="80" w:type="dxa"/>
+              <w:bottom w:w="70" w:type="dxa"/>
+              <w:right w:w="80" w:type="dxa"/>
+            </w:tcMar>
+          </w:tcPr>
+          <w:p>
+            <w:pPr>
+              <w:spacing w:after="0" w:line="240" w:lineRule="auto"/>
+            </w:pPr>
+            <w:r>
+              <w:rPr>
+                <w:rFonts w:ascii="Arial" w:hAnsi="Arial"/>
+                <w:color w:val="000000"/>
+                <w:sz w:val="14"/>
+              </w:rPr>
+              <w:t>C1, C2 y C5</w:t>
+            </w:r>
+          </w:p>
+        </w:tc>
+        <w:tc>
+          <w:tcPr>
+            <w:tcW w:w="1613" w:type="dxa"/>
+            <w:shd w:val="clear" w:color="auto" w:fill="EDF3FA"/>
+            <w:tcMar>
+              <w:top w:w="70" w:type="dxa"/>
+              <w:left w:w="80" w:type="dxa"/>
+              <w:bottom w:w="70" w:type="dxa"/>
+              <w:right w:w="80" w:type="dxa"/>
+            </w:tcMar>
+          </w:tcPr>
+          <w:p>
+            <w:pPr>
+              <w:spacing w:after="0" w:line="240" w:lineRule="auto"/>
+            </w:pPr>
+            <w:r>
+              <w:rPr>
+                <w:rFonts w:ascii="Arial" w:hAnsi="Arial"/>
+                <w:color w:val="000000"/>
+                <w:sz w:val="14"/>
+              </w:rPr>
+              <w:t>Notificaciones y trazabilidad</w:t>
+            </w:r>
+          </w:p>
+        </w:tc>
+        <w:tc>
+          <w:tcPr>
+            <w:tcW w:w="1440" w:type="dxa"/>
+            <w:shd w:val="clear" w:color="auto" w:fill="EDF3FA"/>
+            <w:tcMar>
+              <w:top w:w="70" w:type="dxa"/>
+              <w:left w:w="80" w:type="dxa"/>
+              <w:bottom w:w="70" w:type="dxa"/>
+              <w:right w:w="80" w:type="dxa"/>
+            </w:tcMar>
+          </w:tcPr>
+          <w:p>
+            <w:pPr>
+              <w:spacing w:after="0" w:line="240" w:lineRule="auto"/>
+            </w:pPr>
+            <w:r>
+              <w:rPr>
+                <w:rFonts w:ascii="Arial" w:hAnsi="Arial"/>
+                <w:color w:val="000000"/>
+                <w:sz w:val="14"/>
+              </w:rPr>
+              <w:t>Django, BD y tareas programadas</w:t>
+            </w:r>
+          </w:p>
+        </w:tc>
+        <w:tc>
+          <w:tcPr>
+            <w:tcW w:w="835" w:type="dxa"/>
+            <w:shd w:val="clear" w:color="auto" w:fill="EDF3FA"/>
+            <w:tcMar>
+              <w:top w:w="70" w:type="dxa"/>
+              <w:left w:w="80" w:type="dxa"/>
+              <w:bottom w:w="70" w:type="dxa"/>
+              <w:right w:w="80" w:type="dxa"/>
+            </w:tcMar>
+          </w:tcPr>
+          <w:p>
+            <w:pPr>
+              <w:spacing w:after="0" w:line="240" w:lineRule="auto"/>
+            </w:pPr>
+            <w:proofErr w:type="spellStart"/>
+            <w:r>
+              <w:rPr>
+                <w:rFonts w:ascii="Arial" w:hAnsi="Arial"/>
+                <w:color w:val="000000"/>
+                <w:sz w:val="14"/>
+              </w:rPr>
+              <w:t>Sprints</w:t>
+            </w:r>
+            <w:proofErr w:type="spellEnd"/>
+            <w:r>
+              <w:rPr>
+                <w:rFonts w:ascii="Arial" w:hAnsi="Arial"/>
+                <w:color w:val="000000"/>
+                <w:sz w:val="14"/>
+              </w:rPr>
+              <w:t xml:space="preserve"> 2, 3 y 5</w:t>
+            </w:r>
+          </w:p>
+        </w:tc>
+        <w:tc>
+          <w:tcPr>
+            <w:tcW w:w="1238" w:type="dxa"/>
+            <w:shd w:val="clear" w:color="auto" w:fill="EDF3FA"/>
+            <w:tcMar>
+              <w:top w:w="70" w:type="dxa"/>
+              <w:left w:w="80" w:type="dxa"/>
+              <w:bottom w:w="70" w:type="dxa"/>
+              <w:right w:w="80" w:type="dxa"/>
+            </w:tcMar>
+          </w:tcPr>
+          <w:p>
+            <w:pPr>
+              <w:spacing w:after="0" w:line="240" w:lineRule="auto"/>
+            </w:pPr>
+            <w:r>
+              <w:rPr>
+                <w:rFonts w:ascii="Arial" w:hAnsi="Arial"/>
+                <w:color w:val="000000"/>
+                <w:sz w:val="14"/>
+              </w:rPr>
+              <w:t>Millaray y Matías</w:t>
+            </w:r>
+          </w:p>
+        </w:tc>
+        <w:tc>
+          <w:tcPr>
+            <w:tcW w:w="1699" w:type="dxa"/>
+            <w:shd w:val="clear" w:color="auto" w:fill="EDF3FA"/>
+            <w:tcMar>
+              <w:top w:w="70" w:type="dxa"/>
+              <w:left w:w="80" w:type="dxa"/>
+              <w:bottom w:w="70" w:type="dxa"/>
+              <w:right w:w="80" w:type="dxa"/>
+            </w:tcMar>
+          </w:tcPr>
+          <w:p>
+            <w:pPr>
+              <w:spacing w:after="0" w:line="240" w:lineRule="auto"/>
+            </w:pPr>
+            <w:r>
+              <w:rPr>
+                <w:rFonts w:ascii="Arial" w:hAnsi="Arial"/>
+                <w:color w:val="000000"/>
+                <w:sz w:val="14"/>
+              </w:rPr>
+              <w:t>Avisos y cambios de estado completados; trazabilidad común queda para Sprint 5.</w:t>
+            </w:r>
+          </w:p>
+        </w:tc>
+        <w:tc>
+          <w:tcPr>
+            <w:tcW w:w="1037" w:type="dxa"/>
+            <w:shd w:val="clear" w:color="auto" w:fill="FFF2CC"/>
+            <w:tcMar>
+              <w:top w:w="70" w:type="dxa"/>
+              <w:left w:w="80" w:type="dxa"/>
+              <w:bottom w:w="70" w:type="dxa"/>
+              <w:right w:w="80" w:type="dxa"/>
+            </w:tcMar>
+          </w:tcPr>
+          <w:p>
+            <w:pPr>
+              <w:spacing w:after="0" w:line="240" w:lineRule="auto"/>
+            </w:pPr>
+            <w:r>
+              <w:rPr>
+                <w:rFonts w:ascii="Arial" w:hAnsi="Arial"/>
+                <w:b/>
+                <w:color w:val="000000"/>
+                <w:sz w:val="14"/>
+              </w:rPr>
+              <w:t>En curso</w:t>
+            </w:r>
+          </w:p>
+        </w:tc>
+        <w:tc>
+          <w:tcPr>
+            <w:tcW w:w="1238" w:type="dxa"/>
+            <w:shd w:val="clear" w:color="auto" w:fill="EDF3FA"/>
+            <w:tcMar>
+              <w:top w:w="70" w:type="dxa"/>
+              <w:left w:w="80" w:type="dxa"/>
+              <w:bottom w:w="70" w:type="dxa"/>
+              <w:right w:w="80" w:type="dxa"/>
+            </w:tcMar>
+          </w:tcPr>
+          <w:p>
+            <w:pPr>
+              <w:spacing w:after="0" w:line="240" w:lineRule="auto"/>
+            </w:pPr>
+            <w:r>
+              <w:rPr>
+                <w:rFonts w:ascii="Arial" w:hAnsi="Arial"/>
+                <w:color w:val="000000"/>
+                <w:sz w:val="14"/>
+              </w:rPr>
+              <w:t>Implementación incremental prevista.</w:t>
+            </w:r>
+          </w:p>
+        </w:tc>
+      </w:tr>
+      <w:tr>
+        <w:tc>
+          <w:tcPr>
+            <w:tcW w:w="1152" w:type="dxa"/>
+            <w:tcMar>
+              <w:top w:w="70" w:type="dxa"/>
+              <w:left w:w="80" w:type="dxa"/>
+              <w:bottom w:w="70" w:type="dxa"/>
+              <w:right w:w="80" w:type="dxa"/>
+            </w:tcMar>
+          </w:tcPr>
+          <w:p>
+            <w:pPr>
+              <w:spacing w:after="0" w:line="240" w:lineRule="auto"/>
+            </w:pPr>
+            <w:r>
+              <w:rPr>
+                <w:rFonts w:ascii="Arial" w:hAnsi="Arial"/>
+                <w:color w:val="000000"/>
+                <w:sz w:val="14"/>
+              </w:rPr>
+              <w:t>C1, C2, C3 y C5</w:t>
+            </w:r>
+          </w:p>
+        </w:tc>
+        <w:tc>
+          <w:tcPr>
+            <w:tcW w:w="1613" w:type="dxa"/>
+            <w:tcMar>
+              <w:top w:w="70" w:type="dxa"/>
+              <w:left w:w="80" w:type="dxa"/>
+              <w:bottom w:w="70" w:type="dxa"/>
+              <w:right w:w="80" w:type="dxa"/>
+            </w:tcMar>
+          </w:tcPr>
+          <w:p>
+            <w:pPr>
+              <w:spacing w:after="0" w:line="240" w:lineRule="auto"/>
+            </w:pPr>
+            <w:r>
+              <w:rPr>
+                <w:rFonts w:ascii="Arial" w:hAnsi="Arial"/>
+                <w:color w:val="000000"/>
+                <w:sz w:val="14"/>
+              </w:rPr>
+              <w:t>Gestión de posventa</w:t>
+            </w:r>
+          </w:p>
+        </w:tc>
+        <w:tc>
+          <w:tcPr>
+            <w:tcW w:w="1440" w:type="dxa"/>
+            <w:tcMar>
+              <w:top w:w="70" w:type="dxa"/>
+              <w:left w:w="80" w:type="dxa"/>
+              <w:bottom w:w="70" w:type="dxa"/>
+              <w:right w:w="80" w:type="dxa"/>
+            </w:tcMar>
+          </w:tcPr>
+          <w:p>
+            <w:pPr>
+              <w:spacing w:after="0" w:line="240" w:lineRule="auto"/>
+            </w:pPr>
+            <w:r>
+              <w:rPr>
+                <w:rFonts w:ascii="Arial" w:hAnsi="Arial"/>
+                <w:color w:val="000000"/>
+                <w:sz w:val="14"/>
+              </w:rPr>
+              <w:t>Django, BD, evidencias y QR</w:t>
+            </w:r>
+          </w:p>
+        </w:tc>
+        <w:tc>
+          <w:tcPr>
+            <w:tcW w:w="835" w:type="dxa"/>
+            <w:tcMar>
+              <w:top w:w="70" w:type="dxa"/>
+              <w:left w:w="80" w:type="dxa"/>
+              <w:bottom w:w="70" w:type="dxa"/>
+              <w:right w:w="80" w:type="dxa"/>
+            </w:tcMar>
+          </w:tcPr>
+          <w:p>
+            <w:pPr>
+              <w:spacing w:after="0" w:line="240" w:lineRule="auto"/>
+            </w:pPr>
+            <w:proofErr w:type="spellStart"/>
+            <w:r>
+              <w:rPr>
+                <w:rFonts w:ascii="Arial" w:hAnsi="Arial"/>
+                <w:color w:val="000000"/>
+                <w:sz w:val="14"/>
+              </w:rPr>
+              <w:t>Sprints</w:t>
+            </w:r>
+            <w:proofErr w:type="spellEnd"/>
+            <w:r>
+              <w:rPr>
+                <w:rFonts w:ascii="Arial" w:hAnsi="Arial"/>
+                <w:color w:val="000000"/>
+                <w:sz w:val="14"/>
+              </w:rPr>
+              <w:t xml:space="preserve"> 5 y 6</w:t>
+            </w:r>
+          </w:p>
+        </w:tc>
+        <w:tc>
+          <w:tcPr>
+            <w:tcW w:w="1238" w:type="dxa"/>
+            <w:tcMar>
+              <w:top w:w="70" w:type="dxa"/>
+              <w:left w:w="80" w:type="dxa"/>
+              <w:bottom w:w="70" w:type="dxa"/>
+              <w:right w:w="80" w:type="dxa"/>
+            </w:tcMar>
+          </w:tcPr>
+          <w:p>
+            <w:pPr>
+              <w:spacing w:after="0" w:line="240" w:lineRule="auto"/>
+            </w:pPr>
+            <w:r>
+              <w:rPr>
+                <w:rFonts w:ascii="Arial" w:hAnsi="Arial"/>
+                <w:color w:val="000000"/>
+                <w:sz w:val="14"/>
+              </w:rPr>
+              <w:t xml:space="preserve">Millaray y </w:t>
+            </w:r>
+            <w:proofErr w:type="spellStart"/>
+            <w:r>
+              <w:rPr>
+                <w:rFonts w:ascii="Arial" w:hAnsi="Arial"/>
+                <w:color w:val="000000"/>
+                <w:sz w:val="14"/>
+              </w:rPr>
+              <w:t>Alexssander</w:t>
+            </w:r>
+            <w:proofErr w:type="spellEnd"/>
+          </w:p>
+        </w:tc>
+        <w:tc>
+          <w:tcPr>
+            <w:tcW w:w="1699" w:type="dxa"/>
+            <w:tcMar>
+              <w:top w:w="70" w:type="dxa"/>
+              <w:left w:w="80" w:type="dxa"/>
+              <w:bottom w:w="70" w:type="dxa"/>
+              <w:right w:w="80" w:type="dxa"/>
+            </w:tcMar>
+          </w:tcPr>
+          <w:p>
+            <w:pPr>
+              <w:spacing w:after="0" w:line="240" w:lineRule="auto"/>
+            </w:pPr>
+            <w:r>
+              <w:rPr>
+                <w:rFonts w:ascii="Arial" w:hAnsi="Arial"/>
+                <w:color w:val="000000"/>
+                <w:sz w:val="14"/>
+              </w:rPr>
+              <w:t xml:space="preserve">Actividad futura según el orden del </w:t>
+            </w:r>
+            <w:proofErr w:type="spellStart"/>
+            <w:r>
+              <w:rPr>
+                <w:rFonts w:ascii="Arial" w:hAnsi="Arial"/>
+                <w:color w:val="000000"/>
+                <w:sz w:val="14"/>
+              </w:rPr>
+              <w:t>Product</w:t>
+            </w:r>
+            <w:proofErr w:type="spellEnd"/>
+            <w:r>
+              <w:rPr>
+                <w:rFonts w:ascii="Arial" w:hAnsi="Arial"/>
+                <w:color w:val="000000"/>
+                <w:sz w:val="14"/>
+              </w:rPr>
+              <w:t xml:space="preserve"> Backlog.</w:t>
+            </w:r>
+          </w:p>
+        </w:tc>
+        <w:tc>
+          <w:tcPr>
+            <w:tcW w:w="1037" w:type="dxa"/>
+            <w:shd w:val="clear" w:color="auto" w:fill="E7E6E6"/>
+            <w:tcMar>
+              <w:top w:w="70" w:type="dxa"/>
+              <w:left w:w="80" w:type="dxa"/>
+              <w:bottom w:w="70" w:type="dxa"/>
+              <w:right w:w="80" w:type="dxa"/>
+            </w:tcMar>
+          </w:tcPr>
+          <w:p>
+            <w:pPr>
+              <w:spacing w:after="0" w:line="240" w:lineRule="auto"/>
+            </w:pPr>
+            <w:r>
+              <w:rPr>
+                <w:rFonts w:ascii="Arial" w:hAnsi="Arial"/>
+                <w:b/>
+                <w:color w:val="000000"/>
+                <w:sz w:val="14"/>
+              </w:rPr>
+              <w:t>No iniciado</w:t>
+            </w:r>
+          </w:p>
+        </w:tc>
+        <w:tc>
+          <w:tcPr>
+            <w:tcW w:w="1238" w:type="dxa"/>
+            <w:tcMar>
+              <w:top w:w="70" w:type="dxa"/>
+              <w:left w:w="80" w:type="dxa"/>
+              <w:bottom w:w="70" w:type="dxa"/>
+              <w:right w:w="80" w:type="dxa"/>
+            </w:tcMar>
+          </w:tcPr>
+          <w:p>
+            <w:pPr>
+              <w:spacing w:after="0" w:line="240" w:lineRule="auto"/>
+            </w:pPr>
+            <w:r>
+              <w:rPr>
+                <w:rFonts w:ascii="Arial" w:hAnsi="Arial"/>
+                <w:color w:val="000000"/>
+                <w:sz w:val="14"/>
+              </w:rPr>
+              <w:t>No corresponde a retraso; inicia en Sprint 5.</w:t>
+            </w:r>
+          </w:p>
+        </w:tc>
+      </w:tr>
+      <w:tr>
+        <w:tc>
+          <w:tcPr>
+            <w:tcW w:w="1152" w:type="dxa"/>
+            <w:shd w:val="clear" w:color="auto" w:fill="EDF3FA"/>
+            <w:tcMar>
+              <w:top w:w="70" w:type="dxa"/>
+              <w:left w:w="80" w:type="dxa"/>
+              <w:bottom w:w="70" w:type="dxa"/>
+              <w:right w:w="80" w:type="dxa"/>
+            </w:tcMar>
+          </w:tcPr>
+          <w:p>
+            <w:pPr>
+              <w:spacing w:after="0" w:line="240" w:lineRule="auto"/>
+            </w:pPr>
+            <w:r>
+              <w:rPr>
+                <w:rFonts w:ascii="Arial" w:hAnsi="Arial"/>
+                <w:color w:val="000000"/>
+                <w:sz w:val="14"/>
+              </w:rPr>
+              <w:t>C1, C2 y C5</w:t>
+            </w:r>
+          </w:p>
+        </w:tc>
+        <w:tc>
+          <w:tcPr>
+            <w:tcW w:w="1613" w:type="dxa"/>
+            <w:shd w:val="clear" w:color="auto" w:fill="EDF3FA"/>
+            <w:tcMar>
+              <w:top w:w="70" w:type="dxa"/>
+              <w:left w:w="80" w:type="dxa"/>
+              <w:bottom w:w="70" w:type="dxa"/>
+              <w:right w:w="80" w:type="dxa"/>
+            </w:tcMar>
+          </w:tcPr>
+          <w:p>
+            <w:pPr>
+              <w:spacing w:after="0" w:line="240" w:lineRule="auto"/>
+            </w:pPr>
+            <w:r>
+              <w:rPr>
+                <w:rFonts w:ascii="Arial" w:hAnsi="Arial"/>
+                <w:color w:val="000000"/>
+                <w:sz w:val="14"/>
+              </w:rPr>
+              <w:t>Integración con SAP Business One</w:t>
+            </w:r>
+          </w:p>
+        </w:tc>
+        <w:tc>
+          <w:tcPr>
+            <w:tcW w:w="1440" w:type="dxa"/>
+            <w:shd w:val="clear" w:color="auto" w:fill="EDF3FA"/>
+            <w:tcMar>
+              <w:top w:w="70" w:type="dxa"/>
+              <w:left w:w="80" w:type="dxa"/>
+              <w:bottom w:w="70" w:type="dxa"/>
+              <w:right w:w="80" w:type="dxa"/>
+            </w:tcMar>
+          </w:tcPr>
+          <w:p>
+            <w:pPr>
+              <w:spacing w:after="0" w:line="240" w:lineRule="auto"/>
+            </w:pPr>
+            <w:proofErr w:type="spellStart"/>
+            <w:r>
+              <w:rPr>
+                <w:rFonts w:ascii="Arial" w:hAnsi="Arial"/>
+                <w:color w:val="000000"/>
+                <w:sz w:val="14"/>
+              </w:rPr>
+              <w:t>FastAPI</w:t>
+            </w:r>
+            <w:proofErr w:type="spellEnd"/>
+            <w:r>
+              <w:rPr>
+                <w:rFonts w:ascii="Arial" w:hAnsi="Arial"/>
+                <w:color w:val="000000"/>
+                <w:sz w:val="14"/>
+              </w:rPr>
+              <w:t>, HANA, Service Layer y simulador</w:t>
+            </w:r>
+          </w:p>
+        </w:tc>
+        <w:tc>
+          <w:tcPr>
+            <w:tcW w:w="835" w:type="dxa"/>
+            <w:shd w:val="clear" w:color="auto" w:fill="EDF3FA"/>
+            <w:tcMar>
+              <w:top w:w="70" w:type="dxa"/>
+              <w:left w:w="80" w:type="dxa"/>
+              <w:bottom w:w="70" w:type="dxa"/>
+              <w:right w:w="80" w:type="dxa"/>
+            </w:tcMar>
+          </w:tcPr>
+          <w:p>
+            <w:pPr>
+              <w:spacing w:after="0" w:line="240" w:lineRule="auto"/>
+            </w:pPr>
+            <w:proofErr w:type="spellStart"/>
+            <w:r>
+              <w:rPr>
+                <w:rFonts w:ascii="Arial" w:hAnsi="Arial"/>
+                <w:color w:val="000000"/>
+                <w:sz w:val="14"/>
+              </w:rPr>
+              <w:t>Sprints</w:t>
+            </w:r>
+            <w:proofErr w:type="spellEnd"/>
+            <w:r>
+              <w:rPr>
+                <w:rFonts w:ascii="Arial" w:hAnsi="Arial"/>
+                <w:color w:val="000000"/>
+                <w:sz w:val="14"/>
+              </w:rPr>
+              <w:t xml:space="preserve"> 3 y 4</w:t>
+            </w:r>
+          </w:p>
+        </w:tc>
+        <w:tc>
+          <w:tcPr>
+            <w:tcW w:w="1238" w:type="dxa"/>
+            <w:shd w:val="clear" w:color="auto" w:fill="EDF3FA"/>
+            <w:tcMar>
+              <w:top w:w="70" w:type="dxa"/>
+              <w:left w:w="80" w:type="dxa"/>
+              <w:bottom w:w="70" w:type="dxa"/>
+              <w:right w:w="80" w:type="dxa"/>
+            </w:tcMar>
+          </w:tcPr>
+          <w:p>
+            <w:pPr>
+              <w:spacing w:after="0" w:line="240" w:lineRule="auto"/>
+            </w:pPr>
+            <w:proofErr w:type="spellStart"/>
+            <w:r>
+              <w:rPr>
+                <w:rFonts w:ascii="Arial" w:hAnsi="Arial"/>
+                <w:color w:val="000000"/>
+                <w:sz w:val="14"/>
+              </w:rPr>
+              <w:t>Alexssander</w:t>
+            </w:r>
+            <w:proofErr w:type="spellEnd"/>
+            <w:r>
+              <w:rPr>
+                <w:rFonts w:ascii="Arial" w:hAnsi="Arial"/>
+                <w:color w:val="000000"/>
+                <w:sz w:val="14"/>
+              </w:rPr>
+              <w:t xml:space="preserve"> y Matías</w:t>
+            </w:r>
+          </w:p>
+        </w:tc>
+        <w:tc>
+          <w:tcPr>
+            <w:tcW w:w="1699" w:type="dxa"/>
+            <w:shd w:val="clear" w:color="auto" w:fill="EDF3FA"/>
+            <w:tcMar>
+              <w:top w:w="70" w:type="dxa"/>
+              <w:left w:w="80" w:type="dxa"/>
+              <w:bottom w:w="70" w:type="dxa"/>
+              <w:right w:w="80" w:type="dxa"/>
+            </w:tcMar>
+          </w:tcPr>
+          <w:p>
+            <w:pPr>
+              <w:spacing w:after="0" w:line="240" w:lineRule="auto"/>
+            </w:pPr>
+            <w:r>
+              <w:rPr>
+                <w:rFonts w:ascii="Arial" w:hAnsi="Arial"/>
+                <w:color w:val="000000"/>
+                <w:sz w:val="14"/>
+              </w:rPr>
+              <w:t>Lectura segura completada en Sprint 3; escritura controlada se ejecutará en Sprint 4.</w:t>
+            </w:r>
+          </w:p>
+        </w:tc>
+        <w:tc>
+          <w:tcPr>
+            <w:tcW w:w="1037" w:type="dxa"/>
+            <w:shd w:val="clear" w:color="auto" w:fill="FFF2CC"/>
+            <w:tcMar>
+              <w:top w:w="70" w:type="dxa"/>
+              <w:left w:w="80" w:type="dxa"/>
+              <w:bottom w:w="70" w:type="dxa"/>
+              <w:right w:w="80" w:type="dxa"/>
+            </w:tcMar>
+          </w:tcPr>
+          <w:p>
+            <w:pPr>
+              <w:spacing w:after="0" w:line="240" w:lineRule="auto"/>
+            </w:pPr>
+            <w:r>
+              <w:rPr>
+                <w:rFonts w:ascii="Arial" w:hAnsi="Arial"/>
+                <w:b/>
+                <w:color w:val="000000"/>
+                <w:sz w:val="14"/>
+              </w:rPr>
+              <w:t>En curso</w:t>
+            </w:r>
+          </w:p>
+        </w:tc>
+        <w:tc>
+          <w:tcPr>
+            <w:tcW w:w="1238" w:type="dxa"/>
+            <w:shd w:val="clear" w:color="auto" w:fill="EDF3FA"/>
+            <w:tcMar>
+              <w:top w:w="70" w:type="dxa"/>
+              <w:left w:w="80" w:type="dxa"/>
+              <w:bottom w:w="70" w:type="dxa"/>
+              <w:right w:w="80" w:type="dxa"/>
+            </w:tcMar>
+          </w:tcPr>
+          <w:p>
+            <w:pPr>
+              <w:spacing w:after="0" w:line="240" w:lineRule="auto"/>
+            </w:pPr>
+            <w:r>
+              <w:rPr>
+                <w:rFonts w:ascii="Arial" w:hAnsi="Arial"/>
+                <w:color w:val="000000"/>
+                <w:sz w:val="14"/>
+              </w:rPr>
+              <w:t>Se usa simulador cuando SAP no está disponible.</w:t>
+            </w:r>
+          </w:p>
+        </w:tc>
+      </w:tr>
+      <w:tr>
+        <w:tc>
+          <w:tcPr>
+            <w:tcW w:w="1152" w:type="dxa"/>
+            <w:tcMar>
+              <w:top w:w="70" w:type="dxa"/>
+              <w:left w:w="80" w:type="dxa"/>
+              <w:bottom w:w="70" w:type="dxa"/>
+              <w:right w:w="80" w:type="dxa"/>
+            </w:tcMar>
+          </w:tcPr>
+          <w:p>
+            <w:pPr>
+              <w:spacing w:after="0" w:line="240" w:lineRule="auto"/>
+            </w:pPr>
+            <w:r>
+              <w:rPr>
+                <w:rFonts w:ascii="Arial" w:hAnsi="Arial"/>
+                <w:color w:val="000000"/>
+                <w:sz w:val="14"/>
+              </w:rPr>
+              <w:t>C1, C4 y C5</w:t>
+            </w:r>
+          </w:p>
+        </w:tc>
+        <w:tc>
+          <w:tcPr>
+            <w:tcW w:w="1613" w:type="dxa"/>
+            <w:tcMar>
+              <w:top w:w="70" w:type="dxa"/>
+              <w:left w:w="80" w:type="dxa"/>
+              <w:bottom w:w="70" w:type="dxa"/>
+              <w:right w:w="80" w:type="dxa"/>
+            </w:tcMar>
+          </w:tcPr>
+          <w:p>
+            <w:pPr>
+              <w:spacing w:after="0" w:line="240" w:lineRule="auto"/>
+            </w:pPr>
+            <w:r>
+              <w:rPr>
+                <w:rFonts w:ascii="Arial" w:hAnsi="Arial"/>
+                <w:color w:val="000000"/>
+                <w:sz w:val="14"/>
+              </w:rPr>
+              <w:t>Pruebas y control de calidad</w:t>
+            </w:r>
+          </w:p>
+        </w:tc>
+        <w:tc>
+          <w:tcPr>
+            <w:tcW w:w="1440" w:type="dxa"/>
+            <w:tcMar>
+              <w:top w:w="70" w:type="dxa"/>
+              <w:left w:w="80" w:type="dxa"/>
+              <w:bottom w:w="70" w:type="dxa"/>
+              <w:right w:w="80" w:type="dxa"/>
+            </w:tcMar>
+          </w:tcPr>
+          <w:p>
+            <w:pPr>
+              <w:spacing w:after="0" w:line="240" w:lineRule="auto"/>
+            </w:pPr>
+            <w:r>
+              <w:rPr>
+                <w:rFonts w:ascii="Arial" w:hAnsi="Arial"/>
+                <w:color w:val="000000"/>
+                <w:sz w:val="14"/>
+              </w:rPr>
+              <w:t>Casos, automatización y matriz de trazabilidad</w:t>
+            </w:r>
+          </w:p>
+        </w:tc>
+        <w:tc>
+          <w:tcPr>
+            <w:tcW w:w="835" w:type="dxa"/>
+            <w:tcMar>
+              <w:top w:w="70" w:type="dxa"/>
+              <w:left w:w="80" w:type="dxa"/>
+              <w:bottom w:w="70" w:type="dxa"/>
+              <w:right w:w="80" w:type="dxa"/>
+            </w:tcMar>
+          </w:tcPr>
+          <w:p>
+            <w:pPr>
+              <w:spacing w:after="0" w:line="240" w:lineRule="auto"/>
+            </w:pPr>
+            <w:r>
+              <w:rPr>
+                <w:rFonts w:ascii="Arial" w:hAnsi="Arial"/>
+                <w:color w:val="000000"/>
+                <w:sz w:val="14"/>
+              </w:rPr>
+              <w:t xml:space="preserve">Durante los </w:t>
+            </w:r>
+            <w:proofErr w:type="spellStart"/>
+            <w:r>
+              <w:rPr>
+                <w:rFonts w:ascii="Arial" w:hAnsi="Arial"/>
+                <w:color w:val="000000"/>
+                <w:sz w:val="14"/>
+              </w:rPr>
+              <w:t>sprints</w:t>
+            </w:r>
+            <w:proofErr w:type="spellEnd"/>
+          </w:p>
+        </w:tc>
+        <w:tc>
+          <w:tcPr>
+            <w:tcW w:w="1238" w:type="dxa"/>
+            <w:tcMar>
+              <w:top w:w="70" w:type="dxa"/>
+              <w:left w:w="80" w:type="dxa"/>
+              <w:bottom w:w="70" w:type="dxa"/>
+              <w:right w:w="80" w:type="dxa"/>
+            </w:tcMar>
+          </w:tcPr>
+          <w:p>
+            <w:pPr>
+              <w:spacing w:after="0" w:line="240" w:lineRule="auto"/>
+            </w:pPr>
+            <w:r>
+              <w:rPr>
+                <w:rFonts w:ascii="Arial" w:hAnsi="Arial"/>
+                <w:color w:val="000000"/>
+                <w:sz w:val="14"/>
+              </w:rPr>
+              <w:t>Todo el equipo</w:t>
+            </w:r>
+          </w:p>
+        </w:tc>
+        <w:tc>
+          <w:tcPr>
+            <w:tcW w:w="1699" w:type="dxa"/>
+            <w:tcMar>
+              <w:top w:w="70" w:type="dxa"/>
+              <w:left w:w="80" w:type="dxa"/>
+              <w:bottom w:w="70" w:type="dxa"/>
+              <w:right w:w="80" w:type="dxa"/>
+            </w:tcMar>
+          </w:tcPr>
+          <w:p>
+            <w:pPr>
+              <w:spacing w:after="0" w:line="240" w:lineRule="auto"/>
+            </w:pPr>
+            <w:r>
+              <w:rPr>
+                <w:rFonts w:ascii="Arial" w:hAnsi="Arial"/>
+                <w:color w:val="000000"/>
+                <w:sz w:val="14"/>
+              </w:rPr>
+              <w:t>Pruebas ejecutadas por incremento; validación global continúa hasta Sprint 6.</w:t>
+            </w:r>
+          </w:p>
+        </w:tc>
+        <w:tc>
+          <w:tcPr>
+            <w:tcW w:w="1037" w:type="dxa"/>
+            <w:shd w:val="clear" w:color="auto" w:fill="FFF2CC"/>
+            <w:tcMar>
+              <w:top w:w="70" w:type="dxa"/>
+              <w:left w:w="80" w:type="dxa"/>
+              <w:bottom w:w="70" w:type="dxa"/>
+              <w:right w:w="80" w:type="dxa"/>
+            </w:tcMar>
+          </w:tcPr>
+          <w:p>
+            <w:pPr>
+              <w:spacing w:after="0" w:line="240" w:lineRule="auto"/>
+            </w:pPr>
+            <w:r>
+              <w:rPr>
+                <w:rFonts w:ascii="Arial" w:hAnsi="Arial"/>
+                <w:b/>
+                <w:color w:val="000000"/>
+                <w:sz w:val="14"/>
+              </w:rPr>
+              <w:t>En curso</w:t>
+            </w:r>
+          </w:p>
+        </w:tc>
+        <w:tc>
+          <w:tcPr>
+            <w:tcW w:w="1238" w:type="dxa"/>
+            <w:tcMar>
+              <w:top w:w="70" w:type="dxa"/>
+              <w:left w:w="80" w:type="dxa"/>
+              <w:bottom w:w="70" w:type="dxa"/>
+              <w:right w:w="80" w:type="dxa"/>
+            </w:tcMar>
+          </w:tcPr>
+          <w:p>
+            <w:pPr>
+              <w:spacing w:after="0" w:line="240" w:lineRule="auto"/>
+            </w:pPr>
+            <w:r>
+              <w:rPr>
+                <w:rFonts w:ascii="Arial" w:hAnsi="Arial"/>
+                <w:color w:val="000000"/>
+                <w:sz w:val="14"/>
+              </w:rPr>
+              <w:t>Pruebas contra SAP se coordinan fuera de mantenciones.</w:t>
+            </w:r>
+          </w:p>
+        </w:tc>
+      </w:tr>
+      <w:tr>
+        <w:tc>
+          <w:tcPr>
+            <w:tcW w:w="1152" w:type="dxa"/>
+            <w:shd w:val="clear" w:color="auto" w:fill="EDF3FA"/>
+            <w:tcMar>
+              <w:top w:w="70" w:type="dxa"/>
+              <w:left w:w="80" w:type="dxa"/>
+              <w:bottom w:w="70" w:type="dxa"/>
+              <w:right w:w="80" w:type="dxa"/>
+            </w:tcMar>
+          </w:tcPr>
+          <w:p>
+            <w:pPr>
+              <w:spacing w:after="0" w:line="240" w:lineRule="auto"/>
+            </w:pPr>
+            <w:r>
+              <w:rPr>
+                <w:rFonts w:ascii="Arial" w:hAnsi="Arial"/>
+                <w:color w:val="000000"/>
+                <w:sz w:val="14"/>
+              </w:rPr>
+              <w:t>C1, C4 y C5</w:t>
+            </w:r>
+          </w:p>
+        </w:tc>
+        <w:tc>
+          <w:tcPr>
+            <w:tcW w:w="1613" w:type="dxa"/>
+            <w:shd w:val="clear" w:color="auto" w:fill="EDF3FA"/>
+            <w:tcMar>
+              <w:top w:w="70" w:type="dxa"/>
+              <w:left w:w="80" w:type="dxa"/>
+              <w:bottom w:w="70" w:type="dxa"/>
+              <w:right w:w="80" w:type="dxa"/>
+            </w:tcMar>
+          </w:tcPr>
+          <w:p>
+            <w:pPr>
+              <w:spacing w:after="0" w:line="240" w:lineRule="auto"/>
+            </w:pPr>
+            <w:r>
+              <w:rPr>
+                <w:rFonts w:ascii="Arial" w:hAnsi="Arial"/>
+                <w:color w:val="000000"/>
+                <w:sz w:val="14"/>
+              </w:rPr>
+              <w:t>Integración final y corrección</w:t>
+            </w:r>
+          </w:p>
+        </w:tc>
+        <w:tc>
+          <w:tcPr>
+            <w:tcW w:w="1440" w:type="dxa"/>
+            <w:shd w:val="clear" w:color="auto" w:fill="EDF3FA"/>
+            <w:tcMar>
+              <w:top w:w="70" w:type="dxa"/>
+              <w:left w:w="80" w:type="dxa"/>
+              <w:bottom w:w="70" w:type="dxa"/>
+              <w:right w:w="80" w:type="dxa"/>
+            </w:tcMar>
+          </w:tcPr>
+          <w:p>
+            <w:pPr>
+              <w:spacing w:after="0" w:line="240" w:lineRule="auto"/>
+            </w:pPr>
+            <w:r>
+              <w:rPr>
+                <w:rFonts w:ascii="Arial" w:hAnsi="Arial"/>
+                <w:color w:val="000000"/>
+                <w:sz w:val="14"/>
+              </w:rPr>
+              <w:t>Repositorio y registro de incidencias</w:t>
+            </w:r>
+          </w:p>
+        </w:tc>
+        <w:tc>
+          <w:tcPr>
+            <w:tcW w:w="835" w:type="dxa"/>
+            <w:shd w:val="clear" w:color="auto" w:fill="EDF3FA"/>
+            <w:tcMar>
+              <w:top w:w="70" w:type="dxa"/>
+              <w:left w:w="80" w:type="dxa"/>
+              <w:bottom w:w="70" w:type="dxa"/>
+              <w:right w:w="80" w:type="dxa"/>
+            </w:tcMar>
+          </w:tcPr>
+          <w:p>
+            <w:pPr>
+              <w:spacing w:after="0" w:line="240" w:lineRule="auto"/>
+            </w:pPr>
+            <w:r>
+              <w:rPr>
+                <w:rFonts w:ascii="Arial" w:hAnsi="Arial"/>
+                <w:color w:val="000000"/>
+                <w:sz w:val="14"/>
+              </w:rPr>
+              <w:t>1 semana</w:t>
+            </w:r>
+          </w:p>
+        </w:tc>
+        <w:tc>
+          <w:tcPr>
+            <w:tcW w:w="1238" w:type="dxa"/>
+            <w:shd w:val="clear" w:color="auto" w:fill="EDF3FA"/>
+            <w:tcMar>
+              <w:top w:w="70" w:type="dxa"/>
+              <w:left w:w="80" w:type="dxa"/>
+              <w:bottom w:w="70" w:type="dxa"/>
+              <w:right w:w="80" w:type="dxa"/>
+            </w:tcMar>
+          </w:tcPr>
+          <w:p>
+            <w:pPr>
+              <w:spacing w:after="0" w:line="240" w:lineRule="auto"/>
+            </w:pPr>
+            <w:r>
+              <w:rPr>
+                <w:rFonts w:ascii="Arial" w:hAnsi="Arial"/>
+                <w:color w:val="000000"/>
+                <w:sz w:val="14"/>
+              </w:rPr>
+              <w:t>Todo el equipo</w:t>
+            </w:r>
+          </w:p>
+        </w:tc>
+        <w:tc>
+          <w:tcPr>
+            <w:tcW w:w="1699" w:type="dxa"/>
+            <w:shd w:val="clear" w:color="auto" w:fill="EDF3FA"/>
+            <w:tcMar>
+              <w:top w:w="70" w:type="dxa"/>
+              <w:left w:w="80" w:type="dxa"/>
+              <w:bottom w:w="70" w:type="dxa"/>
+              <w:right w:w="80" w:type="dxa"/>
+            </w:tcMar>
+          </w:tcPr>
+          <w:p>
+            <w:pPr>
+              <w:spacing w:after="0" w:line="240" w:lineRule="auto"/>
+            </w:pPr>
+            <w:r>
+              <w:rPr>
+                <w:rFonts w:ascii="Arial" w:hAnsi="Arial"/>
+                <w:color w:val="000000"/>
+                <w:sz w:val="14"/>
+              </w:rPr>
+              <w:t>Programada para el Sprint 6 después de integrar los módulos.</w:t>
+            </w:r>
+          </w:p>
+        </w:tc>
+        <w:tc>
+          <w:tcPr>
+            <w:tcW w:w="1037" w:type="dxa"/>
+            <w:shd w:val="clear" w:color="auto" w:fill="E7E6E6"/>
+            <w:tcMar>
+              <w:top w:w="70" w:type="dxa"/>
+              <w:left w:w="80" w:type="dxa"/>
+              <w:bottom w:w="70" w:type="dxa"/>
+              <w:right w:w="80" w:type="dxa"/>
+            </w:tcMar>
+          </w:tcPr>
+          <w:p>
+            <w:pPr>
+              <w:spacing w:after="0" w:line="240" w:lineRule="auto"/>
+            </w:pPr>
+            <w:r>
+              <w:rPr>
+                <w:rFonts w:ascii="Arial" w:hAnsi="Arial"/>
+                <w:b/>
+                <w:color w:val="000000"/>
+                <w:sz w:val="14"/>
+              </w:rPr>
+              <w:t>No iniciado</w:t>
+            </w:r>
+          </w:p>
+        </w:tc>
+        <w:tc>
+          <w:tcPr>
+            <w:tcW w:w="1238" w:type="dxa"/>
+            <w:shd w:val="clear" w:color="auto" w:fill="EDF3FA"/>
+            <w:tcMar>
+              <w:top w:w="70" w:type="dxa"/>
+              <w:left w:w="80" w:type="dxa"/>
+              <w:bottom w:w="70" w:type="dxa"/>
+              <w:right w:w="80" w:type="dxa"/>
+            </w:tcMar>
+          </w:tcPr>
+          <w:p>
+            <w:pPr>
+              <w:spacing w:after="0" w:line="240" w:lineRule="auto"/>
+            </w:pPr>
+            <w:r>
+              <w:rPr>
+                <w:rFonts w:ascii="Arial" w:hAnsi="Arial"/>
+                <w:color w:val="000000"/>
+                <w:sz w:val="14"/>
+              </w:rPr>
+              <w:t>No corresponde a retraso.</w:t>
+            </w:r>
+          </w:p>
+        </w:tc>
+      </w:tr>
+      <w:tr>
+        <w:tc>
+          <w:tcPr>
+            <w:tcW w:w="1152" w:type="dxa"/>
+            <w:tcMar>
+              <w:top w:w="70" w:type="dxa"/>
+              <w:left w:w="80" w:type="dxa"/>
+              <w:bottom w:w="70" w:type="dxa"/>
+              <w:right w:w="80" w:type="dxa"/>
+            </w:tcMar>
+          </w:tcPr>
+          <w:p>
+            <w:pPr>
+              <w:spacing w:after="0" w:line="240" w:lineRule="auto"/>
+            </w:pPr>
+            <w:r>
+              <w:rPr>
+                <w:rFonts w:ascii="Arial" w:hAnsi="Arial"/>
+                <w:color w:val="000000"/>
+                <w:sz w:val="14"/>
+              </w:rPr>
+              <w:lastRenderedPageBreak/>
+              <w:t>C1, C4 y C5</w:t>
+            </w:r>
+          </w:p>
+        </w:tc>
+        <w:tc>
+          <w:tcPr>
+            <w:tcW w:w="1613" w:type="dxa"/>
+            <w:tcMar>
+              <w:top w:w="70" w:type="dxa"/>
+              <w:left w:w="80" w:type="dxa"/>
+              <w:bottom w:w="70" w:type="dxa"/>
+              <w:right w:w="80" w:type="dxa"/>
+            </w:tcMar>
+          </w:tcPr>
+          <w:p>
+            <w:pPr>
+              <w:spacing w:after="0" w:line="240" w:lineRule="auto"/>
+            </w:pPr>
+            <w:r>
+              <w:rPr>
+                <w:rFonts w:ascii="Arial" w:hAnsi="Arial"/>
+                <w:color w:val="000000"/>
+                <w:sz w:val="14"/>
+              </w:rPr>
+              <w:t>Evidencias sanitizadas</w:t>
+            </w:r>
+          </w:p>
+        </w:tc>
+        <w:tc>
+          <w:tcPr>
+            <w:tcW w:w="1440" w:type="dxa"/>
+            <w:tcMar>
+              <w:top w:w="70" w:type="dxa"/>
+              <w:left w:w="80" w:type="dxa"/>
+              <w:bottom w:w="70" w:type="dxa"/>
+              <w:right w:w="80" w:type="dxa"/>
+            </w:tcMar>
+          </w:tcPr>
+          <w:p>
+            <w:pPr>
+              <w:spacing w:after="0" w:line="240" w:lineRule="auto"/>
+            </w:pPr>
+            <w:r>
+              <w:rPr>
+                <w:rFonts w:ascii="Arial" w:hAnsi="Arial"/>
+                <w:color w:val="000000"/>
+                <w:sz w:val="14"/>
+              </w:rPr>
+              <w:t>Capturas, videos y documentos</w:t>
+            </w:r>
+          </w:p>
+        </w:tc>
+        <w:tc>
+          <w:tcPr>
+            <w:tcW w:w="835" w:type="dxa"/>
+            <w:tcMar>
+              <w:top w:w="70" w:type="dxa"/>
+              <w:left w:w="80" w:type="dxa"/>
+              <w:bottom w:w="70" w:type="dxa"/>
+              <w:right w:w="80" w:type="dxa"/>
+            </w:tcMar>
+          </w:tcPr>
+          <w:p>
+            <w:pPr>
+              <w:spacing w:after="0" w:line="240" w:lineRule="auto"/>
+            </w:pPr>
+            <w:r>
+              <w:rPr>
+                <w:rFonts w:ascii="Arial" w:hAnsi="Arial"/>
+                <w:color w:val="000000"/>
+                <w:sz w:val="14"/>
+              </w:rPr>
+              <w:t>Durante el proyecto</w:t>
+            </w:r>
+          </w:p>
+        </w:tc>
+        <w:tc>
+          <w:tcPr>
+            <w:tcW w:w="1238" w:type="dxa"/>
+            <w:tcMar>
+              <w:top w:w="70" w:type="dxa"/>
+              <w:left w:w="80" w:type="dxa"/>
+              <w:bottom w:w="70" w:type="dxa"/>
+              <w:right w:w="80" w:type="dxa"/>
+            </w:tcMar>
+          </w:tcPr>
+          <w:p>
+            <w:pPr>
+              <w:spacing w:after="0" w:line="240" w:lineRule="auto"/>
+            </w:pPr>
+            <w:r>
+              <w:rPr>
+                <w:rFonts w:ascii="Arial" w:hAnsi="Arial"/>
+                <w:color w:val="000000"/>
+                <w:sz w:val="14"/>
+              </w:rPr>
+              <w:t>Todo el equipo</w:t>
+            </w:r>
+          </w:p>
+        </w:tc>
+        <w:tc>
+          <w:tcPr>
+            <w:tcW w:w="1699" w:type="dxa"/>
+            <w:tcMar>
+              <w:top w:w="70" w:type="dxa"/>
+              <w:left w:w="80" w:type="dxa"/>
+              <w:bottom w:w="70" w:type="dxa"/>
+              <w:right w:w="80" w:type="dxa"/>
+            </w:tcMar>
+          </w:tcPr>
+          <w:p>
+            <w:pPr>
+              <w:spacing w:after="0" w:line="240" w:lineRule="auto"/>
+            </w:pPr>
+            <w:r>
+              <w:rPr>
+                <w:rFonts w:ascii="Arial" w:hAnsi="Arial"/>
+                <w:color w:val="000000"/>
+                <w:sz w:val="14"/>
+              </w:rPr>
+              <w:t>Se generan evidencias por sprint; la consolidación final queda para el cierre.</w:t>
+            </w:r>
+          </w:p>
+        </w:tc>
+        <w:tc>
+          <w:tcPr>
+            <w:tcW w:w="1037" w:type="dxa"/>
+            <w:shd w:val="clear" w:color="auto" w:fill="FFF2CC"/>
+            <w:tcMar>
+              <w:top w:w="70" w:type="dxa"/>
+              <w:left w:w="80" w:type="dxa"/>
+              <w:bottom w:w="70" w:type="dxa"/>
+              <w:right w:w="80" w:type="dxa"/>
+            </w:tcMar>
+          </w:tcPr>
+          <w:p>
+            <w:pPr>
+              <w:spacing w:after="0" w:line="240" w:lineRule="auto"/>
+            </w:pPr>
+            <w:r>
+              <w:rPr>
+                <w:rFonts w:ascii="Arial" w:hAnsi="Arial"/>
+                <w:b/>
+                <w:color w:val="000000"/>
+                <w:sz w:val="14"/>
+              </w:rPr>
+              <w:t>En curso</w:t>
+            </w:r>
+          </w:p>
+        </w:tc>
+        <w:tc>
+          <w:tcPr>
+            <w:tcW w:w="1238" w:type="dxa"/>
+            <w:tcMar>
+              <w:top w:w="70" w:type="dxa"/>
+              <w:left w:w="80" w:type="dxa"/>
+              <w:bottom w:w="70" w:type="dxa"/>
+              <w:right w:w="80" w:type="dxa"/>
+            </w:tcMar>
+          </w:tcPr>
+          <w:p>
+            <w:pPr>
+              <w:spacing w:after="0" w:line="240" w:lineRule="auto"/>
+            </w:pPr>
+            <w:r>
+              <w:rPr>
+                <w:rFonts w:ascii="Arial" w:hAnsi="Arial"/>
+                <w:color w:val="000000"/>
+                <w:sz w:val="14"/>
+              </w:rPr>
+              <w:t>Revisión continua para proteger información confidencial.</w:t>
+            </w:r>
+          </w:p>
+        </w:tc>
+      </w:tr>
+      <w:tr>
+        <w:tc>
+          <w:tcPr>
+            <w:tcW w:w="1152" w:type="dxa"/>
+            <w:shd w:val="clear" w:color="auto" w:fill="EDF3FA"/>
+            <w:tcMar>
+              <w:top w:w="70" w:type="dxa"/>
+              <w:left w:w="80" w:type="dxa"/>
+              <w:bottom w:w="70" w:type="dxa"/>
+              <w:right w:w="80" w:type="dxa"/>
+            </w:tcMar>
+          </w:tcPr>
+          <w:p>
+            <w:pPr>
+              <w:spacing w:after="0" w:line="240" w:lineRule="auto"/>
+            </w:pPr>
+            <w:r>
+              <w:rPr>
+                <w:rFonts w:ascii="Arial" w:hAnsi="Arial"/>
+                <w:color w:val="000000"/>
+                <w:sz w:val="14"/>
+              </w:rPr>
+              <w:t>C1 y C4</w:t>
+            </w:r>
+          </w:p>
+        </w:tc>
+        <w:tc>
+          <w:tcPr>
+            <w:tcW w:w="1613" w:type="dxa"/>
+            <w:shd w:val="clear" w:color="auto" w:fill="EDF3FA"/>
+            <w:tcMar>
+              <w:top w:w="70" w:type="dxa"/>
+              <w:left w:w="80" w:type="dxa"/>
+              <w:bottom w:w="70" w:type="dxa"/>
+              <w:right w:w="80" w:type="dxa"/>
+            </w:tcMar>
+          </w:tcPr>
+          <w:p>
+            <w:pPr>
+              <w:spacing w:after="0" w:line="240" w:lineRule="auto"/>
+            </w:pPr>
+            <w:r>
+              <w:rPr>
+                <w:rFonts w:ascii="Arial" w:hAnsi="Arial"/>
+                <w:color w:val="000000"/>
+                <w:sz w:val="14"/>
+              </w:rPr>
+              <w:t>Demostración y presentación final</w:t>
+            </w:r>
+          </w:p>
+        </w:tc>
+        <w:tc>
+          <w:tcPr>
+            <w:tcW w:w="1440" w:type="dxa"/>
+            <w:shd w:val="clear" w:color="auto" w:fill="EDF3FA"/>
+            <w:tcMar>
+              <w:top w:w="70" w:type="dxa"/>
+              <w:left w:w="80" w:type="dxa"/>
+              <w:bottom w:w="70" w:type="dxa"/>
+              <w:right w:w="80" w:type="dxa"/>
+            </w:tcMar>
+          </w:tcPr>
+          <w:p>
+            <w:pPr>
+              <w:spacing w:after="0" w:line="240" w:lineRule="auto"/>
+            </w:pPr>
+            <w:r>
+              <w:rPr>
+                <w:rFonts w:ascii="Arial" w:hAnsi="Arial"/>
+                <w:color w:val="000000"/>
+                <w:sz w:val="14"/>
+              </w:rPr>
+              <w:t>Presentación y ambiente controlado</w:t>
+            </w:r>
+          </w:p>
+        </w:tc>
+        <w:tc>
+          <w:tcPr>
+            <w:tcW w:w="835" w:type="dxa"/>
+            <w:shd w:val="clear" w:color="auto" w:fill="EDF3FA"/>
+            <w:tcMar>
+              <w:top w:w="70" w:type="dxa"/>
+              <w:left w:w="80" w:type="dxa"/>
+              <w:bottom w:w="70" w:type="dxa"/>
+              <w:right w:w="80" w:type="dxa"/>
+            </w:tcMar>
+          </w:tcPr>
+          <w:p>
+            <w:pPr>
+              <w:spacing w:after="0" w:line="240" w:lineRule="auto"/>
+            </w:pPr>
+            <w:r>
+              <w:rPr>
+                <w:rFonts w:ascii="Arial" w:hAnsi="Arial"/>
+                <w:color w:val="000000"/>
+                <w:sz w:val="14"/>
+              </w:rPr>
+              <w:t>Fase 3</w:t>
+            </w:r>
+          </w:p>
+        </w:tc>
+        <w:tc>
+          <w:tcPr>
+            <w:tcW w:w="1238" w:type="dxa"/>
+            <w:shd w:val="clear" w:color="auto" w:fill="EDF3FA"/>
+            <w:tcMar>
+              <w:top w:w="70" w:type="dxa"/>
+              <w:left w:w="80" w:type="dxa"/>
+              <w:bottom w:w="70" w:type="dxa"/>
+              <w:right w:w="80" w:type="dxa"/>
+            </w:tcMar>
+          </w:tcPr>
+          <w:p>
+            <w:pPr>
+              <w:spacing w:after="0" w:line="240" w:lineRule="auto"/>
+            </w:pPr>
+            <w:r>
+              <w:rPr>
+                <w:rFonts w:ascii="Arial" w:hAnsi="Arial"/>
+                <w:color w:val="000000"/>
+                <w:sz w:val="14"/>
+              </w:rPr>
+              <w:t>Todo el equipo</w:t>
+            </w:r>
+          </w:p>
+        </w:tc>
+        <w:tc>
+          <w:tcPr>
+            <w:tcW w:w="1699" w:type="dxa"/>
+            <w:shd w:val="clear" w:color="auto" w:fill="EDF3FA"/>
+            <w:tcMar>
+              <w:top w:w="70" w:type="dxa"/>
+              <w:left w:w="80" w:type="dxa"/>
+              <w:bottom w:w="70" w:type="dxa"/>
+              <w:right w:w="80" w:type="dxa"/>
+            </w:tcMar>
+          </w:tcPr>
+          <w:p>
+            <w:pPr>
+              <w:spacing w:after="0" w:line="240" w:lineRule="auto"/>
+            </w:pPr>
+            <w:r>
+              <w:rPr>
+                <w:rFonts w:ascii="Arial" w:hAnsi="Arial"/>
+                <w:color w:val="000000"/>
+                <w:sz w:val="14"/>
+              </w:rPr>
+              <w:t>Programada después de la validación e integración final.</w:t>
+            </w:r>
+          </w:p>
+        </w:tc>
+        <w:tc>
+          <w:tcPr>
+            <w:tcW w:w="1037" w:type="dxa"/>
+            <w:shd w:val="clear" w:color="auto" w:fill="E7E6E6"/>
+            <w:tcMar>
+              <w:top w:w="70" w:type="dxa"/>
+              <w:left w:w="80" w:type="dxa"/>
+              <w:bottom w:w="70" w:type="dxa"/>
+              <w:right w:w="80" w:type="dxa"/>
+            </w:tcMar>
+          </w:tcPr>
+          <w:p>
+            <w:pPr>
+              <w:spacing w:after="0" w:line="240" w:lineRule="auto"/>
+            </w:pPr>
+            <w:r>
+              <w:rPr>
+                <w:rFonts w:ascii="Arial" w:hAnsi="Arial"/>
+                <w:b/>
+                <w:color w:val="000000"/>
+                <w:sz w:val="14"/>
+              </w:rPr>
+              <w:t>No iniciado</w:t>
+            </w:r>
+          </w:p>
+        </w:tc>
+        <w:tc>
+          <w:tcPr>
+            <w:tcW w:w="1238" w:type="dxa"/>
+            <w:shd w:val="clear" w:color="auto" w:fill="EDF3FA"/>
+            <w:tcMar>
+              <w:top w:w="70" w:type="dxa"/>
+              <w:left w:w="80" w:type="dxa"/>
+              <w:bottom w:w="70" w:type="dxa"/>
+              <w:right w:w="80" w:type="dxa"/>
+            </w:tcMar>
+          </w:tcPr>
+          <w:p>
+            <w:pPr>
+              <w:spacing w:after="0" w:line="240" w:lineRule="auto"/>
+            </w:pPr>
+            <w:r>
+              <w:rPr>
+                <w:rFonts w:ascii="Arial" w:hAnsi="Arial"/>
+                <w:color w:val="000000"/>
+                <w:sz w:val="14"/>
+              </w:rPr>
+              <w:t>No corresponde a retraso.</w:t>
             </w:r>
           </w:p>
         </w:tc>
@@ -2474,230 +5418,88 @@
         </w:rPr>
       </w:pPr>
     </w:p>
-    <w:tbl>
-      <w:tblPr>
-        <w:tblStyle w:val="Tablaconcuadrcula"/>
-        <w:tblpPr w:leftFromText="180" w:rightFromText="180" w:vertAnchor="text" w:horzAnchor="margin" w:tblpX="-572" w:tblpY="1"/>
-        <w:tblW w:w="5590" w:type="pct"/>
-        <w:tblBorders>
-          <w:top w:val="single" w:sz="4" w:space="0" w:color="BFBFBF" w:themeColor="background1" w:themeShade="BF"/>
-          <w:left w:val="single" w:sz="4" w:space="0" w:color="BFBFBF" w:themeColor="background1" w:themeShade="BF"/>
-          <w:bottom w:val="single" w:sz="4" w:space="0" w:color="BFBFBF" w:themeColor="background1" w:themeShade="BF"/>
-          <w:right w:val="single" w:sz="4" w:space="0" w:color="BFBFBF" w:themeColor="background1" w:themeShade="BF"/>
-          <w:insideH w:val="single" w:sz="4" w:space="0" w:color="BFBFBF" w:themeColor="background1" w:themeShade="BF"/>
-          <w:insideV w:val="single" w:sz="4" w:space="0" w:color="BFBFBF" w:themeColor="background1" w:themeShade="BF"/>
-        </w:tblBorders>
-        <w:tblLook w:val="04A0" w:firstRow="1" w:lastRow="0" w:firstColumn="1" w:lastColumn="0" w:noHBand="0" w:noVBand="1"/>
-      </w:tblPr>
-      <w:tblGrid>
-        <w:gridCol w:w="9496"/>
-      </w:tblGrid>
-      <w:tr>
-        <w:trPr>
-          <w:trHeight w:val="1936"/>
-        </w:trPr>
-        <w:tc>
-          <w:tcPr>
-            <w:tcW w:w="5000" w:type="pct"/>
-            <w:vAlign w:val="center"/>
-          </w:tcPr>
-          <w:p>
-            <w:pPr>
-              <w:jc w:val="both"/>
-              <w:rPr>
-                <w:rFonts w:ascii="Calibri" w:hAnsi="Calibri" w:cs="Arial"/>
-                <w:i/>
-                <w:iCs/>
-                <w:color w:val="548DD4"/>
-                <w:sz w:val="20"/>
-                <w:szCs w:val="20"/>
-                <w:lang w:eastAsia="es-CL"/>
-              </w:rPr>
-            </w:pPr>
-            <w:r>
-              <w:rPr>
-                <w:rFonts w:ascii="Calibri" w:hAnsi="Calibri"/>
-                <w:color w:val="1F3864" w:themeColor="accent1" w:themeShade="80"/>
-              </w:rPr>
-              <w:t>Factores que han f</w:t>
-            </w:r>
-            <w:r>
-              <w:rPr>
-                <w:rFonts w:ascii="Calibri" w:hAnsi="Calibri"/>
-                <w:color w:val="1F3864" w:themeColor="accent1" w:themeShade="80"/>
-              </w:rPr>
-              <w:t>acilita</w:t>
-            </w:r>
-            <w:r>
-              <w:rPr>
-                <w:rFonts w:ascii="Calibri" w:hAnsi="Calibri"/>
-                <w:color w:val="1F3864" w:themeColor="accent1" w:themeShade="80"/>
-              </w:rPr>
-              <w:t>do y/o</w:t>
-            </w:r>
-            <w:r>
-              <w:rPr>
-                <w:rFonts w:ascii="Calibri" w:hAnsi="Calibri"/>
-                <w:color w:val="1F3864" w:themeColor="accent1" w:themeShade="80"/>
-              </w:rPr>
-              <w:t xml:space="preserve"> </w:t>
-            </w:r>
-            <w:r>
-              <w:rPr>
-                <w:rFonts w:ascii="Calibri" w:hAnsi="Calibri"/>
-                <w:color w:val="1F3864" w:themeColor="accent1" w:themeShade="80"/>
-              </w:rPr>
-              <w:t>dificultado el desarrollo de mi plan de trabajo</w:t>
-            </w:r>
-            <w:r>
-              <w:rPr>
-                <w:rFonts w:ascii="Calibri" w:hAnsi="Calibri" w:cs="Arial"/>
-                <w:color w:val="548DD4"/>
-                <w:sz w:val="20"/>
-                <w:szCs w:val="20"/>
-                <w:lang w:eastAsia="es-CL"/>
-              </w:rPr>
-              <w:t xml:space="preserve">: </w:t>
-            </w:r>
-            <w:r>
-              <w:rPr>
-                <w:rFonts w:ascii="Calibri" w:hAnsi="Calibri" w:cs="Arial"/>
-                <w:i/>
-                <w:iCs/>
-                <w:color w:val="548DD4"/>
-                <w:sz w:val="20"/>
-                <w:szCs w:val="20"/>
-                <w:lang w:eastAsia="es-CL"/>
-              </w:rPr>
-              <w:t>Describe los factores que han facilitado y</w:t>
-            </w:r>
-            <w:r>
-              <w:rPr>
-                <w:rFonts w:ascii="Calibri" w:hAnsi="Calibri" w:cs="Arial"/>
-                <w:i/>
-                <w:iCs/>
-                <w:color w:val="548DD4"/>
-                <w:sz w:val="20"/>
-                <w:szCs w:val="20"/>
-                <w:lang w:eastAsia="es-CL"/>
-              </w:rPr>
-              <w:t>/o</w:t>
-            </w:r>
-            <w:r>
-              <w:rPr>
-                <w:rFonts w:ascii="Calibri" w:hAnsi="Calibri" w:cs="Arial"/>
-                <w:i/>
-                <w:iCs/>
-                <w:color w:val="548DD4"/>
-                <w:sz w:val="20"/>
-                <w:szCs w:val="20"/>
-                <w:lang w:eastAsia="es-CL"/>
-              </w:rPr>
-              <w:t xml:space="preserve"> dificultado el desarrollo de tu Proyecto APT hasta ahora. En el caso de las dificultades</w:t>
-            </w:r>
-            <w:r>
-              <w:rPr>
-                <w:rFonts w:ascii="Calibri" w:hAnsi="Calibri" w:cs="Arial"/>
-                <w:i/>
-                <w:iCs/>
-                <w:color w:val="548DD4"/>
-                <w:sz w:val="20"/>
-                <w:szCs w:val="20"/>
-                <w:lang w:eastAsia="es-CL"/>
-              </w:rPr>
-              <w:t xml:space="preserve"> debes describir</w:t>
-            </w:r>
-            <w:r>
-              <w:rPr>
-                <w:rFonts w:ascii="Calibri" w:hAnsi="Calibri" w:cs="Arial"/>
-                <w:i/>
-                <w:iCs/>
-                <w:color w:val="548DD4"/>
-                <w:sz w:val="20"/>
-                <w:szCs w:val="20"/>
-                <w:lang w:eastAsia="es-CL"/>
-              </w:rPr>
-              <w:t xml:space="preserve"> qué acciones tomaste y/o tomarás para </w:t>
-            </w:r>
-            <w:r>
-              <w:rPr>
-                <w:rFonts w:ascii="Calibri" w:hAnsi="Calibri" w:cs="Arial"/>
-                <w:i/>
-                <w:iCs/>
-                <w:color w:val="548DD4"/>
-                <w:sz w:val="20"/>
-                <w:szCs w:val="20"/>
-                <w:lang w:eastAsia="es-CL"/>
-              </w:rPr>
-              <w:t xml:space="preserve">solucionarlas. </w:t>
-            </w:r>
-            <w:r>
-              <w:rPr>
-                <w:rFonts w:ascii="Calibri" w:hAnsi="Calibri"/>
-                <w:b/>
-                <w:color w:val="1F3864" w:themeColor="accent1" w:themeShade="80"/>
-              </w:rPr>
-              <w:t xml:space="preserve"> </w:t>
-            </w:r>
-          </w:p>
-          <w:p>
-            <w:pPr>
-              <w:rPr>
-                <w:rFonts w:ascii="Calibri" w:hAnsi="Calibri"/>
-                <w:color w:val="1F3864" w:themeColor="accent1" w:themeShade="80"/>
-              </w:rPr>
-            </w:pPr>
-          </w:p>
-          <w:p>
-            <w:pPr>
-              <w:rPr>
-                <w:rFonts w:ascii="Calibri" w:hAnsi="Calibri"/>
-                <w:color w:val="1F3864" w:themeColor="accent1" w:themeShade="80"/>
-              </w:rPr>
-            </w:pPr>
-          </w:p>
-          <w:p>
-            <w:pPr>
-              <w:jc w:val="both"/>
-              <w:rPr>
-                <w:rFonts w:ascii="Calibri" w:hAnsi="Calibri" w:cs="Arial"/>
-                <w:i/>
-                <w:color w:val="548DD4"/>
-                <w:sz w:val="20"/>
-                <w:szCs w:val="20"/>
-                <w:lang w:eastAsia="es-CL"/>
-              </w:rPr>
-            </w:pPr>
-          </w:p>
-          <w:p>
-            <w:pPr>
-              <w:jc w:val="both"/>
-              <w:rPr>
-                <w:rFonts w:ascii="Calibri" w:hAnsi="Calibri" w:cs="Arial"/>
-                <w:i/>
-                <w:color w:val="548DD4"/>
-                <w:sz w:val="20"/>
-                <w:szCs w:val="20"/>
-                <w:lang w:eastAsia="es-CL"/>
-              </w:rPr>
-            </w:pPr>
-          </w:p>
-          <w:p>
-            <w:pPr>
-              <w:jc w:val="both"/>
-              <w:rPr>
-                <w:rFonts w:ascii="Calibri" w:hAnsi="Calibri" w:cs="Arial"/>
-                <w:i/>
-                <w:color w:val="548DD4"/>
-                <w:sz w:val="20"/>
-                <w:szCs w:val="20"/>
-                <w:lang w:eastAsia="es-CL"/>
-              </w:rPr>
-            </w:pPr>
-          </w:p>
-        </w:tc>
-      </w:tr>
-    </w:tbl>
+    <w:p>
+      <w:pPr>
+        <w:rPr>
+          <w:rFonts w:cs="Calibri Light"/>
+          <w:color w:val="595959" w:themeColor="text1" w:themeTint="A6"/>
+          <w:sz w:val="24"/>
+          <w:szCs w:val="24"/>
+          <w:lang w:val="es-ES"/>
+        </w:rPr>
+      </w:pPr>
+      <w:r>
+        <w:rPr>
+          <w:rFonts w:ascii="Arial" w:hAnsi="Arial"/>
+          <w:b/>
+          <w:color w:val="1F3864"/>
+          <w:sz w:val="21"/>
+        </w:rPr>
+        <w:t xml:space="preserve">Factores que han facilitado y/o dificultado el desarrollo de mi plan de trabajo: </w:t>
+      </w:r>
+      <w:r>
+        <w:rPr>
+          <w:rFonts w:ascii="Arial" w:hAnsi="Arial"/>
+          <w:color w:val="000000"/>
+          <w:sz w:val="20"/>
+        </w:rPr>
+        <w:t xml:space="preserve">El avance fue facilitado por la definición temprana de los seis módulos, el </w:t>
+      </w:r>
+      <w:proofErr w:type="spellStart"/>
+      <w:r>
+        <w:rPr>
+          <w:rFonts w:ascii="Arial" w:hAnsi="Arial"/>
+          <w:color w:val="000000"/>
+          <w:sz w:val="20"/>
+        </w:rPr>
+        <w:t>Product</w:t>
+      </w:r>
+      <w:proofErr w:type="spellEnd"/>
+      <w:r>
+        <w:rPr>
+          <w:rFonts w:ascii="Arial" w:hAnsi="Arial"/>
+          <w:color w:val="000000"/>
+          <w:sz w:val="20"/>
+        </w:rPr>
+        <w:t xml:space="preserve"> Backlog con dependencias y criterios de aceptación, la distribución de tareas según las fortalezas del equipo, el uso de un repositorio privado y la documentación técnica elaborada antes de los </w:t>
+      </w:r>
+      <w:proofErr w:type="spellStart"/>
+      <w:r>
+        <w:rPr>
+          <w:rFonts w:ascii="Arial" w:hAnsi="Arial"/>
+          <w:color w:val="000000"/>
+          <w:sz w:val="20"/>
+        </w:rPr>
+        <w:t>sprints</w:t>
+      </w:r>
+      <w:proofErr w:type="spellEnd"/>
+      <w:r>
+        <w:rPr>
+          <w:rFonts w:ascii="Arial" w:hAnsi="Arial"/>
+          <w:color w:val="000000"/>
+          <w:sz w:val="20"/>
+        </w:rPr>
+        <w:t xml:space="preserve">. También ayudaron la reutilización de componentes transversales, los datos ficticios y el servicio simulado para continuar cuando SAP Business One no estuvo disponible. Las principales dificultades fueron la disponibilidad limitada del ambiente SAP, sus ventanas de mantención, la necesidad de respetar el licenciamiento y la coordinación del equipo. Estas situaciones se abordaron con simuladores equivalentes, variables de entorno, pruebas programadas fuera de las mantenciones, reserva de capacidad por sprint y seguimiento frecuente. Las medidas permitieron cumplir los tres primeros </w:t>
+      </w:r>
+      <w:proofErr w:type="spellStart"/>
+      <w:r>
+        <w:rPr>
+          <w:rFonts w:ascii="Arial" w:hAnsi="Arial"/>
+          <w:color w:val="000000"/>
+          <w:sz w:val="20"/>
+        </w:rPr>
+        <w:t>sprints</w:t>
+      </w:r>
+      <w:proofErr w:type="spellEnd"/>
+      <w:r>
+        <w:rPr>
+          <w:rFonts w:ascii="Arial" w:hAnsi="Arial"/>
+          <w:color w:val="000000"/>
+          <w:sz w:val="20"/>
+        </w:rPr>
+        <w:t xml:space="preserve"> en las fechas definidas.</w:t>
+      </w:r>
+    </w:p>
     <w:p>
       <w:pPr>
         <w:rPr>
@@ -2709,261 +5511,70 @@
         </w:rPr>
       </w:pPr>
     </w:p>
-    <w:tbl>
-      <w:tblPr>
-        <w:tblStyle w:val="Tablaconcuadrcula"/>
-        <w:tblpPr w:leftFromText="180" w:rightFromText="180" w:vertAnchor="text" w:horzAnchor="margin" w:tblpX="-572" w:tblpY="107"/>
-        <w:tblW w:w="5588" w:type="pct"/>
-        <w:tblBorders>
-          <w:top w:val="single" w:sz="4" w:space="0" w:color="BFBFBF" w:themeColor="background1" w:themeShade="BF"/>
-          <w:left w:val="single" w:sz="4" w:space="0" w:color="BFBFBF" w:themeColor="background1" w:themeShade="BF"/>
-          <w:bottom w:val="single" w:sz="4" w:space="0" w:color="BFBFBF" w:themeColor="background1" w:themeShade="BF"/>
-          <w:right w:val="single" w:sz="4" w:space="0" w:color="BFBFBF" w:themeColor="background1" w:themeShade="BF"/>
-          <w:insideH w:val="single" w:sz="4" w:space="0" w:color="BFBFBF" w:themeColor="background1" w:themeShade="BF"/>
-          <w:insideV w:val="single" w:sz="4" w:space="0" w:color="BFBFBF" w:themeColor="background1" w:themeShade="BF"/>
-        </w:tblBorders>
-        <w:tblLook w:val="04A0" w:firstRow="1" w:lastRow="0" w:firstColumn="1" w:lastColumn="0" w:noHBand="0" w:noVBand="1"/>
-      </w:tblPr>
-      <w:tblGrid>
-        <w:gridCol w:w="9493"/>
-      </w:tblGrid>
-      <w:tr>
-        <w:trPr>
-          <w:trHeight w:val="1936"/>
-        </w:trPr>
-        <w:tc>
-          <w:tcPr>
-            <w:tcW w:w="5000" w:type="pct"/>
-            <w:vAlign w:val="center"/>
-          </w:tcPr>
-          <w:p>
-            <w:pPr>
-              <w:jc w:val="both"/>
-              <w:rPr>
-                <w:rFonts w:ascii="Calibri" w:hAnsi="Calibri" w:cs="Arial"/>
-                <w:i/>
-                <w:color w:val="548DD4"/>
-                <w:sz w:val="20"/>
-                <w:szCs w:val="20"/>
-                <w:lang w:eastAsia="es-CL"/>
-              </w:rPr>
-            </w:pPr>
-            <w:r>
-              <w:rPr>
-                <w:rFonts w:ascii="Calibri" w:hAnsi="Calibri"/>
-                <w:color w:val="1F3864" w:themeColor="accent1" w:themeShade="80"/>
-              </w:rPr>
-              <w:lastRenderedPageBreak/>
-              <w:t xml:space="preserve">Actividades ajustadas o eliminadas: </w:t>
-            </w:r>
-            <w:r>
-              <w:rPr>
-                <w:rFonts w:ascii="Calibri" w:hAnsi="Calibri" w:cs="Arial"/>
-                <w:i/>
-                <w:color w:val="548DD4"/>
-                <w:sz w:val="20"/>
-                <w:szCs w:val="20"/>
-                <w:lang w:eastAsia="es-CL"/>
-              </w:rPr>
-              <w:t>Señalar los ajustes</w:t>
-            </w:r>
-            <w:r>
-              <w:rPr>
-                <w:rFonts w:ascii="Calibri" w:hAnsi="Calibri" w:cs="Arial"/>
-                <w:i/>
-                <w:color w:val="548DD4"/>
-                <w:sz w:val="20"/>
-                <w:szCs w:val="20"/>
-                <w:lang w:eastAsia="es-CL"/>
-              </w:rPr>
-              <w:t xml:space="preserve"> que realizaste a tu plan de trabajo o </w:t>
-            </w:r>
-            <w:r>
-              <w:rPr>
-                <w:rFonts w:ascii="Calibri" w:hAnsi="Calibri" w:cs="Arial"/>
-                <w:i/>
-                <w:color w:val="548DD4"/>
-                <w:sz w:val="20"/>
-                <w:szCs w:val="20"/>
-                <w:lang w:eastAsia="es-CL"/>
-              </w:rPr>
-              <w:t>actividades que</w:t>
-            </w:r>
-            <w:r>
-              <w:rPr>
-                <w:rFonts w:ascii="Calibri" w:hAnsi="Calibri" w:cs="Arial"/>
-                <w:i/>
-                <w:color w:val="548DD4"/>
-                <w:sz w:val="20"/>
-                <w:szCs w:val="20"/>
-                <w:lang w:eastAsia="es-CL"/>
-              </w:rPr>
-              <w:t xml:space="preserve"> eliminaste</w:t>
-            </w:r>
-            <w:r>
-              <w:rPr>
-                <w:rFonts w:ascii="Calibri" w:hAnsi="Calibri" w:cs="Arial"/>
-                <w:i/>
-                <w:color w:val="548DD4"/>
-                <w:sz w:val="20"/>
-                <w:szCs w:val="20"/>
-                <w:lang w:eastAsia="es-CL"/>
-              </w:rPr>
-              <w:t xml:space="preserve"> y</w:t>
-            </w:r>
-            <w:r>
-              <w:rPr>
-                <w:rFonts w:ascii="Calibri" w:hAnsi="Calibri" w:cs="Arial"/>
-                <w:i/>
-                <w:color w:val="548DD4"/>
-                <w:sz w:val="20"/>
-                <w:szCs w:val="20"/>
-                <w:lang w:eastAsia="es-CL"/>
-              </w:rPr>
-              <w:t>,</w:t>
-            </w:r>
-            <w:r>
-              <w:rPr>
-                <w:rFonts w:ascii="Calibri" w:hAnsi="Calibri" w:cs="Arial"/>
-                <w:i/>
-                <w:color w:val="548DD4"/>
-                <w:sz w:val="20"/>
-                <w:szCs w:val="20"/>
-                <w:lang w:eastAsia="es-CL"/>
-              </w:rPr>
-              <w:t xml:space="preserve"> justifica por</w:t>
-            </w:r>
-            <w:r>
-              <w:rPr>
-                <w:rFonts w:ascii="Calibri" w:hAnsi="Calibri" w:cs="Arial"/>
-                <w:i/>
-                <w:color w:val="548DD4"/>
-                <w:sz w:val="20"/>
-                <w:szCs w:val="20"/>
-                <w:lang w:eastAsia="es-CL"/>
-              </w:rPr>
-              <w:t xml:space="preserve"> </w:t>
-            </w:r>
-            <w:r>
-              <w:rPr>
-                <w:rFonts w:ascii="Calibri" w:hAnsi="Calibri" w:cs="Arial"/>
-                <w:i/>
-                <w:color w:val="548DD4"/>
-                <w:sz w:val="20"/>
-                <w:szCs w:val="20"/>
-                <w:lang w:eastAsia="es-CL"/>
-              </w:rPr>
-              <w:t xml:space="preserve">qué lo hiciste. </w:t>
-            </w:r>
-            <w:r>
-              <w:t xml:space="preserve"> </w:t>
-            </w:r>
-            <w:r>
-              <w:rPr>
-                <w:rFonts w:ascii="Calibri" w:hAnsi="Calibri" w:cs="Arial"/>
-                <w:i/>
-                <w:color w:val="548DD4"/>
-                <w:sz w:val="20"/>
-                <w:szCs w:val="20"/>
-                <w:lang w:eastAsia="es-CL"/>
-              </w:rPr>
-              <w:t>En el caso de que tu plan de trabajo no haya requerido ni requiera ajustes, justifica esta decisión a partir de los facilitadores que te han permitido desarrollarlo como fue planeado.</w:t>
-            </w:r>
-          </w:p>
-          <w:p>
-            <w:pPr>
-              <w:jc w:val="both"/>
-              <w:rPr>
-                <w:rFonts w:ascii="Calibri" w:hAnsi="Calibri" w:cs="Arial"/>
-                <w:i/>
-                <w:color w:val="548DD4"/>
-                <w:sz w:val="20"/>
-                <w:szCs w:val="20"/>
-                <w:lang w:eastAsia="es-CL"/>
-              </w:rPr>
-            </w:pPr>
-          </w:p>
-          <w:p>
-            <w:pPr>
-              <w:jc w:val="both"/>
-              <w:rPr>
-                <w:rFonts w:ascii="Calibri" w:hAnsi="Calibri" w:cs="Arial"/>
-                <w:i/>
-                <w:color w:val="C00000"/>
-                <w:sz w:val="20"/>
-                <w:szCs w:val="20"/>
-                <w:lang w:eastAsia="es-CL"/>
-              </w:rPr>
-            </w:pPr>
-          </w:p>
-          <w:p>
-            <w:pPr>
-              <w:jc w:val="both"/>
-              <w:rPr>
-                <w:rFonts w:ascii="Calibri" w:hAnsi="Calibri" w:cs="Arial"/>
-                <w:i/>
-                <w:color w:val="548DD4"/>
-                <w:sz w:val="20"/>
-                <w:szCs w:val="20"/>
-                <w:lang w:eastAsia="es-CL"/>
-              </w:rPr>
-            </w:pPr>
-          </w:p>
-          <w:p>
-            <w:pPr>
-              <w:jc w:val="both"/>
-              <w:rPr>
-                <w:rFonts w:ascii="Calibri" w:hAnsi="Calibri" w:cs="Arial"/>
-                <w:i/>
-                <w:color w:val="548DD4"/>
-                <w:sz w:val="20"/>
-                <w:szCs w:val="20"/>
-                <w:lang w:eastAsia="es-CL"/>
-              </w:rPr>
-            </w:pPr>
-          </w:p>
-          <w:p>
-            <w:pPr>
-              <w:jc w:val="both"/>
-              <w:rPr>
-                <w:rFonts w:ascii="Calibri" w:hAnsi="Calibri" w:cs="Arial"/>
-                <w:i/>
-                <w:color w:val="548DD4"/>
-                <w:sz w:val="20"/>
-                <w:szCs w:val="20"/>
-                <w:lang w:eastAsia="es-CL"/>
-              </w:rPr>
-            </w:pPr>
-          </w:p>
-          <w:p>
-            <w:pPr>
-              <w:jc w:val="both"/>
-              <w:rPr>
-                <w:rFonts w:ascii="Calibri" w:hAnsi="Calibri" w:cs="Arial"/>
-                <w:i/>
-                <w:color w:val="548DD4"/>
-                <w:sz w:val="20"/>
-                <w:szCs w:val="20"/>
-                <w:lang w:eastAsia="es-CL"/>
-              </w:rPr>
-            </w:pPr>
-          </w:p>
-          <w:p>
-            <w:pPr>
-              <w:jc w:val="both"/>
-              <w:rPr>
-                <w:rFonts w:ascii="Calibri" w:hAnsi="Calibri" w:cs="Arial"/>
-                <w:i/>
-                <w:color w:val="548DD4"/>
-                <w:sz w:val="20"/>
-                <w:szCs w:val="20"/>
-                <w:lang w:eastAsia="es-CL"/>
-              </w:rPr>
-            </w:pPr>
-          </w:p>
-        </w:tc>
-      </w:tr>
-    </w:tbl>
+    <w:p>
+      <w:pPr>
+        <w:rPr>
+          <w:rFonts w:cs="Calibri Light"/>
+          <w:color w:val="595959" w:themeColor="text1" w:themeTint="A6"/>
+          <w:sz w:val="24"/>
+          <w:szCs w:val="24"/>
+          <w:lang w:val="es-ES"/>
+        </w:rPr>
+      </w:pPr>
+      <w:r>
+        <w:rPr>
+          <w:rFonts w:ascii="Arial" w:hAnsi="Arial"/>
+          <w:b/>
+          <w:color w:val="1F3864"/>
+          <w:sz w:val="21"/>
+        </w:rPr>
+        <w:t xml:space="preserve">Actividades ajustadas o eliminadas: </w:t>
+      </w:r>
+      <w:r>
+        <w:rPr>
+          <w:rFonts w:ascii="Arial" w:hAnsi="Arial"/>
+          <w:color w:val="000000"/>
+          <w:sz w:val="20"/>
+        </w:rPr>
+        <w:t xml:space="preserve">No se eliminaron actividades ni se modificaron el objetivo, los seis módulos, las fechas de los </w:t>
+      </w:r>
+      <w:proofErr w:type="spellStart"/>
+      <w:r>
+        <w:rPr>
+          <w:rFonts w:ascii="Arial" w:hAnsi="Arial"/>
+          <w:color w:val="000000"/>
+          <w:sz w:val="20"/>
+        </w:rPr>
+        <w:t>sprints</w:t>
+      </w:r>
+      <w:proofErr w:type="spellEnd"/>
+      <w:r>
+        <w:rPr>
+          <w:rFonts w:ascii="Arial" w:hAnsi="Arial"/>
+          <w:color w:val="000000"/>
+          <w:sz w:val="20"/>
+        </w:rPr>
+        <w:t xml:space="preserve"> o la distribución general del trabajo. Solo se realizaron refinamientos menores propios de Scrum: incorporar la identidad visual de cada empresa en las interfaces, utilizar el servicio simulado cuando SAP no estuvo disponible y programar las validaciones contra el ERP fuera de sus ventanas de mantención. La gestión comercial y la integración con SAP se mantienen divididas entre los </w:t>
+      </w:r>
+      <w:proofErr w:type="spellStart"/>
+      <w:r>
+        <w:rPr>
+          <w:rFonts w:ascii="Arial" w:hAnsi="Arial"/>
+          <w:color w:val="000000"/>
+          <w:sz w:val="20"/>
+        </w:rPr>
+        <w:t>Sprints</w:t>
+      </w:r>
+      <w:proofErr w:type="spellEnd"/>
+      <w:r>
+        <w:rPr>
+          <w:rFonts w:ascii="Arial" w:hAnsi="Arial"/>
+          <w:color w:val="000000"/>
+          <w:sz w:val="20"/>
+        </w:rPr>
+        <w:t xml:space="preserve"> 3 y 4, tal como fue planificado por sus dependencias técnicas.</w:t>
+      </w:r>
+    </w:p>
     <w:p>
       <w:pPr>
         <w:spacing w:after="0" w:line="240" w:lineRule="auto"/>
@@ -2980,318 +5591,26 @@
     </w:p>
     <w:p>
       <w:pPr>
-        <w:spacing w:after="0" w:line="240" w:lineRule="auto"/>
-        <w:jc w:val="both"/>
+        <w:spacing w:after="120"/>
+      </w:pPr>
+      <w:r>
         <w:rPr>
-          <w:rFonts w:ascii="Calibri" w:hAnsi="Calibri" w:cs="Arial"/>
-          <w:i/>
-          <w:color w:val="548DD4"/>
+          <w:rFonts w:ascii="Arial" w:hAnsi="Arial"/>
+          <w:b/>
+          <w:color w:val="1F3864"/>
+          <w:sz w:val="21"/>
+        </w:rPr>
+        <w:t xml:space="preserve">Actividades que no has iniciado o están retrasadas: </w:t>
+      </w:r>
+      <w:r>
+        <w:rPr>
+          <w:rFonts w:ascii="Arial" w:hAnsi="Arial"/>
+          <w:color w:val="000000"/>
           <w:sz w:val="20"/>
-          <w:szCs w:val="20"/>
-          <w:lang w:eastAsia="es-CL"/>
         </w:rPr>
-      </w:pPr>
+        <w:t>No existen actividades retrasadas al cierre del Sprint 3. Las tareas todavía no iniciadas corresponden a trabajo futuro de la planificación: creación y envío de órdenes de venta mediante Service Layer en el Sprint 4; gestión de posventa y trazabilidad transversal en el Sprint 5; cierre de posventa, regresión e integración final en el Sprint 6; y preparación de la demostración final en la Fase 3. El incremento del Sprint 3 se completó conforme a lo planificado. Como tarea administrativa inmediata, sus resultados y evidencias deben mantenerse sincronizados entre el expediente, la Carta Gantt y la matriz de trazabilidad.</w:t>
+      </w:r>
     </w:p>
-    <w:tbl>
-      <w:tblPr>
-        <w:tblStyle w:val="Tablaconcuadrcula"/>
-        <w:tblW w:w="5591" w:type="pct"/>
-        <w:tblInd w:w="-572" w:type="dxa"/>
-        <w:tblBorders>
-          <w:top w:val="single" w:sz="4" w:space="0" w:color="BFBFBF" w:themeColor="background1" w:themeShade="BF"/>
-          <w:left w:val="single" w:sz="4" w:space="0" w:color="BFBFBF" w:themeColor="background1" w:themeShade="BF"/>
-          <w:bottom w:val="single" w:sz="4" w:space="0" w:color="BFBFBF" w:themeColor="background1" w:themeShade="BF"/>
-          <w:right w:val="single" w:sz="4" w:space="0" w:color="BFBFBF" w:themeColor="background1" w:themeShade="BF"/>
-          <w:insideH w:val="single" w:sz="4" w:space="0" w:color="BFBFBF" w:themeColor="background1" w:themeShade="BF"/>
-          <w:insideV w:val="single" w:sz="4" w:space="0" w:color="BFBFBF" w:themeColor="background1" w:themeShade="BF"/>
-        </w:tblBorders>
-        <w:tblLook w:val="04A0" w:firstRow="1" w:lastRow="0" w:firstColumn="1" w:lastColumn="0" w:noHBand="0" w:noVBand="1"/>
-      </w:tblPr>
-      <w:tblGrid>
-        <w:gridCol w:w="9498"/>
-      </w:tblGrid>
-      <w:tr>
-        <w:trPr>
-          <w:trHeight w:val="1966"/>
-        </w:trPr>
-        <w:tc>
-          <w:tcPr>
-            <w:tcW w:w="5000" w:type="pct"/>
-            <w:vAlign w:val="center"/>
-          </w:tcPr>
-          <w:p>
-            <w:pPr>
-              <w:jc w:val="both"/>
-              <w:rPr>
-                <w:rFonts w:ascii="Calibri" w:hAnsi="Calibri" w:cs="Arial"/>
-                <w:i/>
-                <w:color w:val="548DD4"/>
-                <w:sz w:val="20"/>
-                <w:szCs w:val="20"/>
-                <w:lang w:eastAsia="es-CL"/>
-              </w:rPr>
-            </w:pPr>
-            <w:r>
-              <w:rPr>
-                <w:rFonts w:ascii="Calibri" w:hAnsi="Calibri"/>
-                <w:color w:val="1F3864" w:themeColor="accent1" w:themeShade="80"/>
-              </w:rPr>
-              <w:t>Actividades que no has iniciado o están retrasadas:</w:t>
-            </w:r>
-            <w:r>
-              <w:rPr>
-                <w:rFonts w:ascii="Calibri" w:hAnsi="Calibri" w:cs="Arial"/>
-                <w:i/>
-                <w:color w:val="548DD4"/>
-                <w:sz w:val="20"/>
-                <w:szCs w:val="20"/>
-                <w:lang w:eastAsia="es-CL"/>
-              </w:rPr>
-              <w:t xml:space="preserve"> </w:t>
-            </w:r>
-            <w:r>
-              <w:rPr>
-                <w:rFonts w:ascii="Calibri" w:hAnsi="Calibri" w:cs="Arial"/>
-                <w:i/>
-                <w:color w:val="548DD4"/>
-                <w:sz w:val="20"/>
-                <w:szCs w:val="20"/>
-                <w:lang w:eastAsia="es-CL"/>
-              </w:rPr>
-              <w:t>En caso</w:t>
-            </w:r>
-            <w:r>
-              <w:rPr>
-                <w:rFonts w:ascii="Calibri" w:hAnsi="Calibri" w:cs="Arial"/>
-                <w:i/>
-                <w:color w:val="548DD4"/>
-                <w:sz w:val="20"/>
-                <w:szCs w:val="20"/>
-                <w:lang w:eastAsia="es-CL"/>
-              </w:rPr>
-              <w:t xml:space="preserve"> de</w:t>
-            </w:r>
-            <w:r>
-              <w:rPr>
-                <w:rFonts w:ascii="Calibri" w:hAnsi="Calibri" w:cs="Arial"/>
-                <w:i/>
-                <w:color w:val="548DD4"/>
-                <w:sz w:val="20"/>
-                <w:szCs w:val="20"/>
-                <w:lang w:eastAsia="es-CL"/>
-              </w:rPr>
-              <w:t xml:space="preserve"> que </w:t>
-            </w:r>
-            <w:r>
-              <w:rPr>
-                <w:rFonts w:ascii="Calibri" w:hAnsi="Calibri" w:cs="Arial"/>
-                <w:b/>
-                <w:i/>
-                <w:color w:val="548DD4"/>
-                <w:sz w:val="20"/>
-                <w:szCs w:val="20"/>
-                <w:lang w:eastAsia="es-CL"/>
-              </w:rPr>
-              <w:t>no ha</w:t>
-            </w:r>
-            <w:r>
-              <w:rPr>
-                <w:rFonts w:ascii="Calibri" w:hAnsi="Calibri" w:cs="Arial"/>
-                <w:b/>
-                <w:i/>
-                <w:color w:val="548DD4"/>
-                <w:sz w:val="20"/>
-                <w:szCs w:val="20"/>
-                <w:lang w:eastAsia="es-CL"/>
-              </w:rPr>
-              <w:t>yas</w:t>
-            </w:r>
-            <w:r>
-              <w:rPr>
-                <w:rFonts w:ascii="Calibri" w:hAnsi="Calibri" w:cs="Arial"/>
-                <w:b/>
-                <w:i/>
-                <w:color w:val="548DD4"/>
-                <w:sz w:val="20"/>
-                <w:szCs w:val="20"/>
-                <w:lang w:eastAsia="es-CL"/>
-              </w:rPr>
-              <w:t xml:space="preserve"> iniciado actividades o est</w:t>
-            </w:r>
-            <w:r>
-              <w:rPr>
-                <w:rFonts w:ascii="Calibri" w:hAnsi="Calibri" w:cs="Arial"/>
-                <w:b/>
-                <w:i/>
-                <w:color w:val="548DD4"/>
-                <w:sz w:val="20"/>
-                <w:szCs w:val="20"/>
-                <w:lang w:eastAsia="es-CL"/>
-              </w:rPr>
-              <w:t>é</w:t>
-            </w:r>
-            <w:r>
-              <w:rPr>
-                <w:rFonts w:ascii="Calibri" w:hAnsi="Calibri" w:cs="Arial"/>
-                <w:b/>
-                <w:i/>
-                <w:color w:val="548DD4"/>
-                <w:sz w:val="20"/>
-                <w:szCs w:val="20"/>
-                <w:lang w:eastAsia="es-CL"/>
-              </w:rPr>
-              <w:t>n retrasadas</w:t>
-            </w:r>
-            <w:r>
-              <w:rPr>
-                <w:rFonts w:ascii="Calibri" w:hAnsi="Calibri" w:cs="Arial"/>
-                <w:i/>
-                <w:color w:val="548DD4"/>
-                <w:sz w:val="20"/>
-                <w:szCs w:val="20"/>
-                <w:lang w:eastAsia="es-CL"/>
-              </w:rPr>
-              <w:t xml:space="preserve"> de acuerdo a tu planificación</w:t>
-            </w:r>
-            <w:r>
-              <w:rPr>
-                <w:rFonts w:ascii="Calibri" w:hAnsi="Calibri" w:cs="Arial"/>
-                <w:i/>
-                <w:color w:val="548DD4"/>
-                <w:sz w:val="20"/>
-                <w:szCs w:val="20"/>
-                <w:lang w:eastAsia="es-CL"/>
-              </w:rPr>
-              <w:t>,</w:t>
-            </w:r>
-            <w:r>
-              <w:rPr>
-                <w:rFonts w:ascii="Calibri" w:hAnsi="Calibri" w:cs="Arial"/>
-                <w:i/>
-                <w:color w:val="548DD4"/>
-                <w:sz w:val="20"/>
-                <w:szCs w:val="20"/>
-                <w:lang w:eastAsia="es-CL"/>
-              </w:rPr>
-              <w:t xml:space="preserve"> señala los motivos por lo</w:t>
-            </w:r>
-            <w:r>
-              <w:rPr>
-                <w:rFonts w:ascii="Calibri" w:hAnsi="Calibri" w:cs="Arial"/>
-                <w:i/>
-                <w:color w:val="548DD4"/>
-                <w:sz w:val="20"/>
-                <w:szCs w:val="20"/>
-                <w:lang w:eastAsia="es-CL"/>
-              </w:rPr>
-              <w:t>s</w:t>
-            </w:r>
-            <w:r>
-              <w:rPr>
-                <w:rFonts w:ascii="Calibri" w:hAnsi="Calibri" w:cs="Arial"/>
-                <w:i/>
-                <w:color w:val="548DD4"/>
-                <w:sz w:val="20"/>
-                <w:szCs w:val="20"/>
-                <w:lang w:eastAsia="es-CL"/>
-              </w:rPr>
-              <w:t xml:space="preserve"> que no has podido cumplir dichos plazos y qué estrategias utilizarás para avanzar en dichas actividades y no afectar tu proyecto APT. </w:t>
-            </w:r>
-          </w:p>
-          <w:p>
-            <w:pPr>
-              <w:jc w:val="both"/>
-              <w:rPr>
-                <w:rFonts w:ascii="Calibri" w:hAnsi="Calibri" w:cs="Arial"/>
-                <w:i/>
-                <w:color w:val="548DD4"/>
-                <w:sz w:val="20"/>
-                <w:szCs w:val="20"/>
-                <w:lang w:eastAsia="es-CL"/>
-              </w:rPr>
-            </w:pPr>
-          </w:p>
-          <w:p>
-            <w:pPr>
-              <w:jc w:val="both"/>
-              <w:rPr>
-                <w:rFonts w:ascii="Calibri" w:hAnsi="Calibri" w:cs="Arial"/>
-                <w:i/>
-                <w:color w:val="548DD4"/>
-                <w:sz w:val="20"/>
-                <w:szCs w:val="20"/>
-                <w:lang w:eastAsia="es-CL"/>
-              </w:rPr>
-            </w:pPr>
-          </w:p>
-          <w:p>
-            <w:pPr>
-              <w:jc w:val="both"/>
-              <w:rPr>
-                <w:rFonts w:ascii="Calibri" w:hAnsi="Calibri" w:cs="Arial"/>
-                <w:i/>
-                <w:color w:val="548DD4"/>
-                <w:sz w:val="20"/>
-                <w:szCs w:val="20"/>
-                <w:lang w:eastAsia="es-CL"/>
-              </w:rPr>
-            </w:pPr>
-          </w:p>
-          <w:p>
-            <w:pPr>
-              <w:jc w:val="both"/>
-              <w:rPr>
-                <w:rFonts w:ascii="Calibri" w:hAnsi="Calibri" w:cs="Arial"/>
-                <w:i/>
-                <w:color w:val="548DD4"/>
-                <w:sz w:val="20"/>
-                <w:szCs w:val="20"/>
-                <w:lang w:eastAsia="es-CL"/>
-              </w:rPr>
-            </w:pPr>
-          </w:p>
-          <w:p>
-            <w:pPr>
-              <w:jc w:val="both"/>
-              <w:rPr>
-                <w:rFonts w:ascii="Calibri" w:hAnsi="Calibri" w:cs="Arial"/>
-                <w:i/>
-                <w:color w:val="548DD4"/>
-                <w:sz w:val="20"/>
-                <w:szCs w:val="20"/>
-                <w:lang w:eastAsia="es-CL"/>
-              </w:rPr>
-            </w:pPr>
-          </w:p>
-          <w:p>
-            <w:pPr>
-              <w:jc w:val="both"/>
-              <w:rPr>
-                <w:rFonts w:ascii="Calibri" w:hAnsi="Calibri" w:cs="Arial"/>
-                <w:i/>
-                <w:color w:val="548DD4"/>
-                <w:sz w:val="20"/>
-                <w:szCs w:val="20"/>
-                <w:lang w:eastAsia="es-CL"/>
-              </w:rPr>
-            </w:pPr>
-          </w:p>
-          <w:p>
-            <w:pPr>
-              <w:jc w:val="both"/>
-              <w:rPr>
-                <w:rFonts w:ascii="Calibri" w:hAnsi="Calibri" w:cs="Arial"/>
-                <w:i/>
-                <w:color w:val="548DD4"/>
-                <w:sz w:val="20"/>
-                <w:szCs w:val="20"/>
-                <w:lang w:eastAsia="es-CL"/>
-              </w:rPr>
-            </w:pPr>
-          </w:p>
-        </w:tc>
-      </w:tr>
-    </w:tbl>
     <w:p>
       <w:pPr>
         <w:rPr>
@@ -3302,7 +5621,7 @@
     <w:sectPr>
       <w:headerReference w:type="default" r:id="rId10"/>
       <w:pgSz w:w="11906" w:h="16838"/>
-      <w:pgMar w:top="1417" w:right="1701" w:bottom="1417" w:left="1701" w:header="708" w:footer="708" w:gutter="0"/>
+      <w:pgMar w:top="936" w:right="792" w:bottom="936" w:left="792" w:header="708" w:footer="708" w:gutter="0"/>
       <w:cols w:space="708"/>
       <w:docGrid w:linePitch="360"/>
     </w:sectPr>
@@ -3311,7 +5630,7 @@
 </file>
 
 <file path=word/endnotes.xml><?xml version="1.0" encoding="utf-8"?>
-<w:endnotes xmlns:wpc="http://schemas.microsoft.com/office/word/2010/wordprocessingCanvas" xmlns:cx="http://schemas.microsoft.com/office/drawing/2014/chartex" xmlns:mc="http://schemas.openxmlformats.org/markup-compatibility/2006" xmlns:o="urn:schemas-microsoft-com:office:office" xmlns:r="http://schemas.openxmlformats.org/officeDocument/2006/relationships" xmlns:m="http://schemas.openxmlformats.org/officeDocument/2006/math" xmlns:v="urn:schemas-microsoft-com:vml" xmlns:wp14="http://schemas.microsoft.com/office/word/2010/wordprocessingDrawing" xmlns:wp="http://schemas.openxmlformats.org/drawingml/2006/wordprocessingDrawing" xmlns:w10="urn:schemas-microsoft-com:office:word" xmlns:w="http://schemas.openxmlformats.org/wordprocessingml/2006/main" xmlns:w14="http://schemas.microsoft.com/office/word/2010/wordml" xmlns:w15="http://schemas.microsoft.com/office/word/2012/wordml" xmlns:w16se="http://schemas.microsoft.com/office/word/2015/wordml/symex" xmlns:wpg="http://schemas.microsoft.com/office/word/2010/wordprocessingGroup" xmlns:wpi="http://schemas.microsoft.com/office/word/2010/wordprocessingInk" xmlns:wne="http://schemas.microsoft.com/office/word/2006/wordml" xmlns:wps="http://schemas.microsoft.com/office/word/2010/wordprocessingShape" mc:Ignorable="w14 w15 w16se wp14">
+<w:endnotes xmlns:wpc="http://schemas.microsoft.com/office/word/2010/wordprocessingCanvas" xmlns:cx="http://schemas.microsoft.com/office/drawing/2014/chartex" xmlns:cx1="http://schemas.microsoft.com/office/drawing/2015/9/8/chartex" xmlns:cx2="http://schemas.microsoft.com/office/drawing/2015/10/21/chartex" xmlns:cx3="http://schemas.microsoft.com/office/drawing/2016/5/9/chartex" xmlns:cx4="http://schemas.microsoft.com/office/drawing/2016/5/10/chartex" xmlns:cx5="http://schemas.microsoft.com/office/drawing/2016/5/11/chartex" xmlns:cx6="http://schemas.microsoft.com/office/drawing/2016/5/12/chartex" xmlns:cx7="http://schemas.microsoft.com/office/drawing/2016/5/13/chartex" xmlns:cx8="http://schemas.microsoft.com/office/drawing/2016/5/14/chartex" xmlns:mc="http://schemas.openxmlformats.org/markup-compatibility/2006" xmlns:aink="http://schemas.microsoft.com/office/drawing/2016/ink" xmlns:am3d="http://schemas.microsoft.com/office/drawing/2017/model3d" xmlns:o="urn:schemas-microsoft-com:office:office" xmlns:oel="http://schemas.microsoft.com/office/2019/extlst" xmlns:r="http://schemas.openxmlformats.org/officeDocument/2006/relationships" xmlns:m="http://schemas.openxmlformats.org/officeDocument/2006/math" xmlns:v="urn:schemas-microsoft-com:vml" xmlns:wp14="http://schemas.microsoft.com/office/word/2010/wordprocessingDrawing" xmlns:wp="http://schemas.openxmlformats.org/drawingml/2006/wordprocessingDrawing" xmlns:w10="urn:schemas-microsoft-com:office:word" xmlns:w="http://schemas.openxmlformats.org/wordprocessingml/2006/main" xmlns:w14="http://schemas.microsoft.com/office/word/2010/wordml" xmlns:w15="http://schemas.microsoft.com/office/word/2012/wordml" xmlns:w16cex="http://schemas.microsoft.com/office/word/2018/wordml/cex" xmlns:w16cid="http://schemas.microsoft.com/office/word/2016/wordml/cid" xmlns:w16="http://schemas.microsoft.com/office/word/2018/wordml" xmlns:w16du="http://schemas.microsoft.com/office/word/2023/wordml/word16du" xmlns:w16sdtdh="http://schemas.microsoft.com/office/word/2020/wordml/sdtdatahash" xmlns:w16sdtfl="http://schemas.microsoft.com/office/word/2024/wordml/sdtformatlock" xmlns:w16se="http://schemas.microsoft.com/office/word/2015/wordml/symex" xmlns:wpg="http://schemas.microsoft.com/office/word/2010/wordprocessingGroup" xmlns:wpi="http://schemas.microsoft.com/office/word/2010/wordprocessingInk" xmlns:wne="http://schemas.microsoft.com/office/word/2006/wordml" xmlns:wps="http://schemas.microsoft.com/office/word/2010/wordprocessingShape" mc:Ignorable="w14 w15 w16se w16cid w16 w16cex w16sdtdh w16sdtfl w16du wp14">
   <w:endnote w:type="separator" w:id="-1">
     <w:p>
       <w:pPr>
@@ -3336,7 +5655,7 @@
 </file>
 
 <file path=word/footnotes.xml><?xml version="1.0" encoding="utf-8"?>
-<w:footnotes xmlns:wpc="http://schemas.microsoft.com/office/word/2010/wordprocessingCanvas" xmlns:cx="http://schemas.microsoft.com/office/drawing/2014/chartex" xmlns:mc="http://schemas.openxmlformats.org/markup-compatibility/2006" xmlns:o="urn:schemas-microsoft-com:office:office" xmlns:r="http://schemas.openxmlformats.org/officeDocument/2006/relationships" xmlns:m="http://schemas.openxmlformats.org/officeDocument/2006/math" xmlns:v="urn:schemas-microsoft-com:vml" xmlns:wp14="http://schemas.microsoft.com/office/word/2010/wordprocessingDrawing" xmlns:wp="http://schemas.openxmlformats.org/drawingml/2006/wordprocessingDrawing" xmlns:w10="urn:schemas-microsoft-com:office:word" xmlns:w="http://schemas.openxmlformats.org/wordprocessingml/2006/main" xmlns:w14="http://schemas.microsoft.com/office/word/2010/wordml" xmlns:w15="http://schemas.microsoft.com/office/word/2012/wordml" xmlns:w16se="http://schemas.microsoft.com/office/word/2015/wordml/symex" xmlns:wpg="http://schemas.microsoft.com/office/word/2010/wordprocessingGroup" xmlns:wpi="http://schemas.microsoft.com/office/word/2010/wordprocessingInk" xmlns:wne="http://schemas.microsoft.com/office/word/2006/wordml" xmlns:wps="http://schemas.microsoft.com/office/word/2010/wordprocessingShape" mc:Ignorable="w14 w15 w16se wp14">
+<w:footnotes xmlns:wpc="http://schemas.microsoft.com/office/word/2010/wordprocessingCanvas" xmlns:cx="http://schemas.microsoft.com/office/drawing/2014/chartex" xmlns:cx1="http://schemas.microsoft.com/office/drawing/2015/9/8/chartex" xmlns:cx2="http://schemas.microsoft.com/office/drawing/2015/10/21/chartex" xmlns:cx3="http://schemas.microsoft.com/office/drawing/2016/5/9/chartex" xmlns:cx4="http://schemas.microsoft.com/office/drawing/2016/5/10/chartex" xmlns:cx5="http://schemas.microsoft.com/office/drawing/2016/5/11/chartex" xmlns:cx6="http://schemas.microsoft.com/office/drawing/2016/5/12/chartex" xmlns:cx7="http://schemas.microsoft.com/office/drawing/2016/5/13/chartex" xmlns:cx8="http://schemas.microsoft.com/office/drawing/2016/5/14/chartex" xmlns:mc="http://schemas.openxmlformats.org/markup-compatibility/2006" xmlns:aink="http://schemas.microsoft.com/office/drawing/2016/ink" xmlns:am3d="http://schemas.microsoft.com/office/drawing/2017/model3d" xmlns:o="urn:schemas-microsoft-com:office:office" xmlns:oel="http://schemas.microsoft.com/office/2019/extlst" xmlns:r="http://schemas.openxmlformats.org/officeDocument/2006/relationships" xmlns:m="http://schemas.openxmlformats.org/officeDocument/2006/math" xmlns:v="urn:schemas-microsoft-com:vml" xmlns:wp14="http://schemas.microsoft.com/office/word/2010/wordprocessingDrawing" xmlns:wp="http://schemas.openxmlformats.org/drawingml/2006/wordprocessingDrawing" xmlns:w10="urn:schemas-microsoft-com:office:word" xmlns:w="http://schemas.openxmlformats.org/wordprocessingml/2006/main" xmlns:w14="http://schemas.microsoft.com/office/word/2010/wordml" xmlns:w15="http://schemas.microsoft.com/office/word/2012/wordml" xmlns:w16cex="http://schemas.microsoft.com/office/word/2018/wordml/cex" xmlns:w16cid="http://schemas.microsoft.com/office/word/2016/wordml/cid" xmlns:w16="http://schemas.microsoft.com/office/word/2018/wordml" xmlns:w16du="http://schemas.microsoft.com/office/word/2023/wordml/word16du" xmlns:w16sdtdh="http://schemas.microsoft.com/office/word/2020/wordml/sdtdatahash" xmlns:w16sdtfl="http://schemas.microsoft.com/office/word/2024/wordml/sdtformatlock" xmlns:w16se="http://schemas.microsoft.com/office/word/2015/wordml/symex" xmlns:wpg="http://schemas.microsoft.com/office/word/2010/wordprocessingGroup" xmlns:wpi="http://schemas.microsoft.com/office/word/2010/wordprocessingInk" xmlns:wne="http://schemas.microsoft.com/office/word/2006/wordml" xmlns:wps="http://schemas.microsoft.com/office/word/2010/wordprocessingShape" mc:Ignorable="w14 w15 w16se w16cid w16 w16cex w16sdtdh w16sdtfl w16du wp14">
   <w:footnote w:type="separator" w:id="-1">
     <w:p>
       <w:pPr>
@@ -3357,69 +5676,11 @@
       </w:r>
     </w:p>
   </w:footnote>
-  <w:footnote w:id="1">
-    <w:p>
-      <w:pPr>
-        <w:pStyle w:val="Textonotapie"/>
-        <w:rPr>
-          <w:color w:val="595959" w:themeColor="text1" w:themeTint="A6"/>
-        </w:rPr>
-      </w:pPr>
-      <w:r>
-        <w:rPr>
-          <w:rStyle w:val="Refdenotaalpie"/>
-          <w:color w:val="595959" w:themeColor="text1" w:themeTint="A6"/>
-        </w:rPr>
-        <w:footnoteRef/>
-      </w:r>
-      <w:r>
-        <w:rPr>
-          <w:color w:val="595959" w:themeColor="text1" w:themeTint="A6"/>
-        </w:rPr>
-        <w:t xml:space="preserve"> </w:t>
-      </w:r>
-      <w:r>
-        <w:rPr>
-          <w:color w:val="595959" w:themeColor="text1" w:themeTint="A6"/>
-          <w:lang w:val="es-CL"/>
-        </w:rPr>
-        <w:t>En caso de que el Proyecto APT sea grupal,</w:t>
-      </w:r>
-      <w:r>
-        <w:rPr>
-          <w:color w:val="595959" w:themeColor="text1" w:themeTint="A6"/>
-          <w:lang w:val="es-CL"/>
-        </w:rPr>
-        <w:t xml:space="preserve"> en</w:t>
-      </w:r>
-      <w:r>
-        <w:rPr>
-          <w:color w:val="595959" w:themeColor="text1" w:themeTint="A6"/>
-          <w:lang w:val="es-CL"/>
-        </w:rPr>
-        <w:t xml:space="preserve"> esta columna </w:t>
-      </w:r>
-      <w:r>
-        <w:rPr>
-          <w:color w:val="595959" w:themeColor="text1" w:themeTint="A6"/>
-          <w:lang w:val="es-CL"/>
-        </w:rPr>
-        <w:t xml:space="preserve">deben </w:t>
-      </w:r>
-      <w:r>
-        <w:rPr>
-          <w:color w:val="595959" w:themeColor="text1" w:themeTint="A6"/>
-          <w:lang w:val="es-CL"/>
-        </w:rPr>
-        <w:t>indicar el nombre de los responsables de cada tarea o actividad. Esto posteriormente permitirá diferenciar la evaluación por cada integrante.</w:t>
-      </w:r>
-    </w:p>
-  </w:footnote>
 </w:footnotes>
 </file>
 
 <file path=word/header1.xml><?xml version="1.0" encoding="utf-8"?>
-<w:hdr xmlns:wpc="http://schemas.microsoft.com/office/word/2010/wordprocessingCanvas" xmlns:cx="http://schemas.microsoft.com/office/drawing/2014/chartex" xmlns:mc="http://schemas.openxmlformats.org/markup-compatibility/2006" xmlns:o="urn:schemas-microsoft-com:office:office" xmlns:r="http://schemas.openxmlformats.org/officeDocument/2006/relationships" xmlns:m="http://schemas.openxmlformats.org/officeDocument/2006/math" xmlns:v="urn:schemas-microsoft-com:vml" xmlns:wp14="http://schemas.microsoft.com/office/word/2010/wordprocessingDrawing" xmlns:wp="http://schemas.openxmlformats.org/drawingml/2006/wordprocessingDrawing" xmlns:w10="urn:schemas-microsoft-com:office:word" xmlns:w="http://schemas.openxmlformats.org/wordprocessingml/2006/main" xmlns:w14="http://schemas.microsoft.com/office/word/2010/wordml" xmlns:w15="http://schemas.microsoft.com/office/word/2012/wordml" xmlns:w16se="http://schemas.microsoft.com/office/word/2015/wordml/symex" xmlns:wpg="http://schemas.microsoft.com/office/word/2010/wordprocessingGroup" xmlns:wpi="http://schemas.microsoft.com/office/word/2010/wordprocessingInk" xmlns:wne="http://schemas.microsoft.com/office/word/2006/wordml" xmlns:wps="http://schemas.microsoft.com/office/word/2010/wordprocessingShape" mc:Ignorable="w14 w15 w16se wp14">
+<w:hdr xmlns:wpc="http://schemas.microsoft.com/office/word/2010/wordprocessingCanvas" xmlns:cx="http://schemas.microsoft.com/office/drawing/2014/chartex" xmlns:cx1="http://schemas.microsoft.com/office/drawing/2015/9/8/chartex" xmlns:cx2="http://schemas.microsoft.com/office/drawing/2015/10/21/chartex" xmlns:cx3="http://schemas.microsoft.com/office/drawing/2016/5/9/chartex" xmlns:cx4="http://schemas.microsoft.com/office/drawing/2016/5/10/chartex" xmlns:cx5="http://schemas.microsoft.com/office/drawing/2016/5/11/chartex" xmlns:cx6="http://schemas.microsoft.com/office/drawing/2016/5/12/chartex" xmlns:cx7="http://schemas.microsoft.com/office/drawing/2016/5/13/chartex" xmlns:cx8="http://schemas.microsoft.com/office/drawing/2016/5/14/chartex" xmlns:mc="http://schemas.openxmlformats.org/markup-compatibility/2006" xmlns:aink="http://schemas.microsoft.com/office/drawing/2016/ink" xmlns:am3d="http://schemas.microsoft.com/office/drawing/2017/model3d" xmlns:o="urn:schemas-microsoft-com:office:office" xmlns:oel="http://schemas.microsoft.com/office/2019/extlst" xmlns:r="http://schemas.openxmlformats.org/officeDocument/2006/relationships" xmlns:m="http://schemas.openxmlformats.org/officeDocument/2006/math" xmlns:v="urn:schemas-microsoft-com:vml" xmlns:wp14="http://schemas.microsoft.com/office/word/2010/wordprocessingDrawing" xmlns:wp="http://schemas.openxmlformats.org/drawingml/2006/wordprocessingDrawing" xmlns:w10="urn:schemas-microsoft-com:office:word" xmlns:w="http://schemas.openxmlformats.org/wordprocessingml/2006/main" xmlns:w14="http://schemas.microsoft.com/office/word/2010/wordml" xmlns:w15="http://schemas.microsoft.com/office/word/2012/wordml" xmlns:w16cex="http://schemas.microsoft.com/office/word/2018/wordml/cex" xmlns:w16cid="http://schemas.microsoft.com/office/word/2016/wordml/cid" xmlns:w16="http://schemas.microsoft.com/office/word/2018/wordml" xmlns:w16du="http://schemas.microsoft.com/office/word/2023/wordml/word16du" xmlns:w16sdtdh="http://schemas.microsoft.com/office/word/2020/wordml/sdtdatahash" xmlns:w16sdtfl="http://schemas.microsoft.com/office/word/2024/wordml/sdtformatlock" xmlns:w16se="http://schemas.microsoft.com/office/word/2015/wordml/symex" xmlns:wpg="http://schemas.microsoft.com/office/word/2010/wordprocessingGroup" xmlns:wpi="http://schemas.microsoft.com/office/word/2010/wordprocessingInk" xmlns:wne="http://schemas.microsoft.com/office/word/2006/wordml" xmlns:wps="http://schemas.microsoft.com/office/word/2010/wordprocessingShape" mc:Ignorable="w14 w15 w16se w16cid w16 w16cex w16sdtdh w16sdtfl w16du wp14">
   <w:tbl>
     <w:tblPr>
       <w:tblStyle w:val="Tablaconcuadrcula1"/>
@@ -3644,7 +5905,7 @@
 </file>
 
 <file path=word/numbering.xml><?xml version="1.0" encoding="utf-8"?>
-<w:numbering xmlns:wpc="http://schemas.microsoft.com/office/word/2010/wordprocessingCanvas" xmlns:cx="http://schemas.microsoft.com/office/drawing/2014/chartex" xmlns:mc="http://schemas.openxmlformats.org/markup-compatibility/2006" xmlns:o="urn:schemas-microsoft-com:office:office" xmlns:r="http://schemas.openxmlformats.org/officeDocument/2006/relationships" xmlns:m="http://schemas.openxmlformats.org/officeDocument/2006/math" xmlns:v="urn:schemas-microsoft-com:vml" xmlns:wp14="http://schemas.microsoft.com/office/word/2010/wordprocessingDrawing" xmlns:wp="http://schemas.openxmlformats.org/drawingml/2006/wordprocessingDrawing" xmlns:w10="urn:schemas-microsoft-com:office:word" xmlns:w="http://schemas.openxmlformats.org/wordprocessingml/2006/main" xmlns:w14="http://schemas.microsoft.com/office/word/2010/wordml" xmlns:w15="http://schemas.microsoft.com/office/word/2012/wordml" xmlns:w16se="http://schemas.microsoft.com/office/word/2015/wordml/symex" xmlns:wpg="http://schemas.microsoft.com/office/word/2010/wordprocessingGroup" xmlns:wpi="http://schemas.microsoft.com/office/word/2010/wordprocessingInk" xmlns:wne="http://schemas.microsoft.com/office/word/2006/wordml" xmlns:wps="http://schemas.microsoft.com/office/word/2010/wordprocessingShape" mc:Ignorable="w14 w15 w16se wp14">
+<w:numbering xmlns:wpc="http://schemas.microsoft.com/office/word/2010/wordprocessingCanvas" xmlns:cx="http://schemas.microsoft.com/office/drawing/2014/chartex" xmlns:cx1="http://schemas.microsoft.com/office/drawing/2015/9/8/chartex" xmlns:cx2="http://schemas.microsoft.com/office/drawing/2015/10/21/chartex" xmlns:cx3="http://schemas.microsoft.com/office/drawing/2016/5/9/chartex" xmlns:cx4="http://schemas.microsoft.com/office/drawing/2016/5/10/chartex" xmlns:cx5="http://schemas.microsoft.com/office/drawing/2016/5/11/chartex" xmlns:cx6="http://schemas.microsoft.com/office/drawing/2016/5/12/chartex" xmlns:cx7="http://schemas.microsoft.com/office/drawing/2016/5/13/chartex" xmlns:cx8="http://schemas.microsoft.com/office/drawing/2016/5/14/chartex" xmlns:mc="http://schemas.openxmlformats.org/markup-compatibility/2006" xmlns:aink="http://schemas.microsoft.com/office/drawing/2016/ink" xmlns:am3d="http://schemas.microsoft.com/office/drawing/2017/model3d" xmlns:o="urn:schemas-microsoft-com:office:office" xmlns:oel="http://schemas.microsoft.com/office/2019/extlst" xmlns:r="http://schemas.openxmlformats.org/officeDocument/2006/relationships" xmlns:m="http://schemas.openxmlformats.org/officeDocument/2006/math" xmlns:v="urn:schemas-microsoft-com:vml" xmlns:wp14="http://schemas.microsoft.com/office/word/2010/wordprocessingDrawing" xmlns:wp="http://schemas.openxmlformats.org/drawingml/2006/wordprocessingDrawing" xmlns:w10="urn:schemas-microsoft-com:office:word" xmlns:w="http://schemas.openxmlformats.org/wordprocessingml/2006/main" xmlns:w14="http://schemas.microsoft.com/office/word/2010/wordml" xmlns:w15="http://schemas.microsoft.com/office/word/2012/wordml" xmlns:w16cex="http://schemas.microsoft.com/office/word/2018/wordml/cex" xmlns:w16cid="http://schemas.microsoft.com/office/word/2016/wordml/cid" xmlns:w16="http://schemas.microsoft.com/office/word/2018/wordml" xmlns:w16du="http://schemas.microsoft.com/office/word/2023/wordml/word16du" xmlns:w16sdtdh="http://schemas.microsoft.com/office/word/2020/wordml/sdtdatahash" xmlns:w16sdtfl="http://schemas.microsoft.com/office/word/2024/wordml/sdtformatlock" xmlns:w16se="http://schemas.microsoft.com/office/word/2015/wordml/symex" xmlns:wpg="http://schemas.microsoft.com/office/word/2010/wordprocessingGroup" xmlns:wpi="http://schemas.microsoft.com/office/word/2010/wordprocessingInk" xmlns:wne="http://schemas.microsoft.com/office/word/2006/wordml" xmlns:wps="http://schemas.microsoft.com/office/word/2010/wordprocessingShape" mc:Ignorable="w14 w15 w16se w16cid w16 w16cex w16sdtdh w16sdtfl w16du wp14">
   <w:abstractNum w:abstractNumId="0" w15:restartNumberingAfterBreak="0">
     <w:nsid w:val="2FFD4C7F"/>
     <w:multiLevelType w:val="multilevel"/>
@@ -3766,14 +6027,14 @@
       </w:rPr>
     </w:lvl>
   </w:abstractNum>
-  <w:num w:numId="1">
+  <w:num w:numId="1" w16cid:durableId="126894774">
     <w:abstractNumId w:val="0"/>
   </w:num>
 </w:numbering>
 </file>
 
 <file path=word/styles.xml><?xml version="1.0" encoding="utf-8"?>
-<w:styles xmlns:mc="http://schemas.openxmlformats.org/markup-compatibility/2006" xmlns:r="http://schemas.openxmlformats.org/officeDocument/2006/relationships" xmlns:w="http://schemas.openxmlformats.org/wordprocessingml/2006/main" xmlns:w14="http://schemas.microsoft.com/office/word/2010/wordml" xmlns:w15="http://schemas.microsoft.com/office/word/2012/wordml" xmlns:w16se="http://schemas.microsoft.com/office/word/2015/wordml/symex" mc:Ignorable="w14 w15 w16se">
+<w:styles xmlns:mc="http://schemas.openxmlformats.org/markup-compatibility/2006" xmlns:r="http://schemas.openxmlformats.org/officeDocument/2006/relationships" xmlns:w="http://schemas.openxmlformats.org/wordprocessingml/2006/main" xmlns:w14="http://schemas.microsoft.com/office/word/2010/wordml" xmlns:w15="http://schemas.microsoft.com/office/word/2012/wordml" xmlns:w16cex="http://schemas.microsoft.com/office/word/2018/wordml/cex" xmlns:w16cid="http://schemas.microsoft.com/office/word/2016/wordml/cid" xmlns:w16="http://schemas.microsoft.com/office/word/2018/wordml" xmlns:w16du="http://schemas.microsoft.com/office/word/2023/wordml/word16du" xmlns:w16sdtdh="http://schemas.microsoft.com/office/word/2020/wordml/sdtdatahash" xmlns:w16sdtfl="http://schemas.microsoft.com/office/word/2024/wordml/sdtformatlock" xmlns:w16se="http://schemas.microsoft.com/office/word/2015/wordml/symex" mc:Ignorable="w14 w15 w16se w16cid w16 w16cex w16sdtdh w16sdtfl w16du">
   <w:docDefaults>
     <w:rPrDefault>
       <w:rPr>
@@ -3785,7 +6046,7 @@
     </w:rPrDefault>
     <w:pPrDefault/>
   </w:docDefaults>
-  <w:latentStyles w:defLockedState="0" w:defUIPriority="99" w:defSemiHidden="0" w:defUnhideWhenUsed="0" w:defQFormat="0" w:count="371">
+  <w:latentStyles w:defLockedState="0" w:defUIPriority="99" w:defSemiHidden="0" w:defUnhideWhenUsed="0" w:defQFormat="0" w:count="376">
     <w:lsdException w:name="Normal" w:uiPriority="0" w:qFormat="1"/>
     <w:lsdException w:name="heading 1" w:uiPriority="9" w:qFormat="1"/>
     <w:lsdException w:name="heading 2" w:semiHidden="1" w:uiPriority="9" w:unhideWhenUsed="1" w:qFormat="1"/>
@@ -4157,6 +6418,11 @@
     <w:lsdException w:name="List Table 5 Dark Accent 6" w:uiPriority="50"/>
     <w:lsdException w:name="List Table 6 Colorful Accent 6" w:uiPriority="51"/>
     <w:lsdException w:name="List Table 7 Colorful Accent 6" w:uiPriority="52"/>
+    <w:lsdException w:name="Mention" w:semiHidden="1" w:unhideWhenUsed="1"/>
+    <w:lsdException w:name="Smart Hyperlink" w:semiHidden="1" w:unhideWhenUsed="1"/>
+    <w:lsdException w:name="Hashtag" w:semiHidden="1" w:unhideWhenUsed="1"/>
+    <w:lsdException w:name="Unresolved Mention" w:semiHidden="1" w:unhideWhenUsed="1"/>
+    <w:lsdException w:name="Smart Link" w:semiHidden="1" w:unhideWhenUsed="1"/>
   </w:latentStyles>
   <w:style w:type="paragraph" w:default="1" w:styleId="Normal">
     <w:name w:val="Normal"/>
@@ -4759,12 +7025,6 @@
 </file>
 
 <file path=customXml/item1.xml><?xml version="1.0" encoding="utf-8"?>
-<p:properties xmlns:p="http://schemas.microsoft.com/office/2006/metadata/properties" xmlns:xsi="http://www.w3.org/2001/XMLSchema-instance" xmlns:pc="http://schemas.microsoft.com/office/infopath/2007/PartnerControls">
-  <documentManagement/>
-</p:properties>
-</file>
-
-<file path=customXml/item2.xml><?xml version="1.0" encoding="utf-8"?>
 <ct:contentTypeSchema xmlns:ct="http://schemas.microsoft.com/office/2006/metadata/contentType" xmlns:ma="http://schemas.microsoft.com/office/2006/metadata/properties/metaAttributes" ct:_="" ma:_="" ma:contentTypeName="Documento" ma:contentTypeID="0x010100E96778489EE7714D8BD12CC105EB918B" ma:contentTypeVersion="2" ma:contentTypeDescription="Crear nuevo documento." ma:contentTypeScope="" ma:versionID="416c5c7ae9b5d54d83875cd3c65194e3">
   <xsd:schema xmlns:xsd="http://www.w3.org/2001/XMLSchema" xmlns:xs="http://www.w3.org/2001/XMLSchema" xmlns:p="http://schemas.microsoft.com/office/2006/metadata/properties" xmlns:ns2="126e8a1c-9ea9-435a-ac89-d06c80d62e30" targetNamespace="http://schemas.microsoft.com/office/2006/metadata/properties" ma:root="true" ma:fieldsID="70a237c842677bd850644f8595079f5e" ns2:_="">
     <xsd:import namespace="126e8a1c-9ea9-435a-ac89-d06c80d62e30"/>
@@ -4896,6 +7156,12 @@
 </ct:contentTypeSchema>
 </file>
 
+<file path=customXml/item2.xml><?xml version="1.0" encoding="utf-8"?>
+<p:properties xmlns:p="http://schemas.microsoft.com/office/2006/metadata/properties" xmlns:xsi="http://www.w3.org/2001/XMLSchema-instance" xmlns:pc="http://schemas.microsoft.com/office/infopath/2007/PartnerControls">
+  <documentManagement/>
+</p:properties>
+</file>
+
 <file path=customXml/item3.xml><?xml version="1.0" encoding="utf-8"?>
 <?mso-contentType ?>
 <FormTemplates xmlns="http://schemas.microsoft.com/sharepoint/v3/contenttype/forms">
@@ -4906,22 +7172,6 @@
 </file>
 
 <file path=customXml/itemProps1.xml><?xml version="1.0" encoding="utf-8"?>
-<ds:datastoreItem xmlns:ds="http://schemas.openxmlformats.org/officeDocument/2006/customXml" ds:itemID="{46CA5683-AF87-4E40-B841-2E23A3B52406}">
-  <ds:schemaRefs>
-    <ds:schemaRef ds:uri="http://purl.org/dc/terms/"/>
-    <ds:schemaRef ds:uri="http://purl.org/dc/elements/1.1/"/>
-    <ds:schemaRef ds:uri="http://schemas.openxmlformats.org/package/2006/metadata/core-properties"/>
-    <ds:schemaRef ds:uri="http://www.w3.org/XML/1998/namespace"/>
-    <ds:schemaRef ds:uri="http://schemas.microsoft.com/office/2006/metadata/properties"/>
-    <ds:schemaRef ds:uri="http://schemas.microsoft.com/office/2006/documentManagement/types"/>
-    <ds:schemaRef ds:uri="http://purl.org/dc/dcmitype/"/>
-    <ds:schemaRef ds:uri="http://schemas.microsoft.com/office/infopath/2007/PartnerControls"/>
-    <ds:schemaRef ds:uri="126e8a1c-9ea9-435a-ac89-d06c80d62e30"/>
-  </ds:schemaRefs>
-</ds:datastoreItem>
-</file>
-
-<file path=customXml/itemProps2.xml><?xml version="1.0" encoding="utf-8"?>
 <ds:datastoreItem xmlns:ds="http://schemas.openxmlformats.org/officeDocument/2006/customXml" ds:itemID="{6F3661B0-5934-4FAB-ADC6-33A19B814E8D}">
   <ds:schemaRefs>
     <ds:schemaRef ds:uri="http://schemas.microsoft.com/office/2006/metadata/contentType"/>
@@ -4939,6 +7189,15 @@
 </ds:datastoreItem>
 </file>
 
+<file path=customXml/itemProps2.xml><?xml version="1.0" encoding="utf-8"?>
+<ds:datastoreItem xmlns:ds="http://schemas.openxmlformats.org/officeDocument/2006/customXml" ds:itemID="{46CA5683-AF87-4E40-B841-2E23A3B52406}">
+  <ds:schemaRefs>
+    <ds:schemaRef ds:uri="http://schemas.microsoft.com/office/2006/metadata/properties"/>
+    <ds:schemaRef ds:uri="http://schemas.microsoft.com/office/infopath/2007/PartnerControls"/>
+  </ds:schemaRefs>
+</ds:datastoreItem>
+</file>
+
 <file path=customXml/itemProps3.xml><?xml version="1.0" encoding="utf-8"?>
 <ds:datastoreItem xmlns:ds="http://schemas.openxmlformats.org/officeDocument/2006/customXml" ds:itemID="{D51C61E4-DB75-4684-AD25-71F546404E96}">
   <ds:schemaRefs>
